--- a/Informe_Final_Tesina_NER_plantilla_revision_final_2026-09-03.docx
+++ b/Informe_Final_Tesina_NER_plantilla_revision_final_2026-09-03.docx
@@ -3484,7 +3484,7 @@
         <w:rPr>
           <w:b/>
         </w:rPr>
-        <w:t>el 65 % de los falsos positivos del estudio, 20 946 de 32 201, proceden de esa categoría</w:t>
+        <w:t xml:space="preserve">el 66,0 % de los falsos positivos del estudio, 12 852 de 19 464, proceden de esa categoría</w:t>
       </w:r>
       <w:r>
         <w:t xml:space="preserve">. Conviene subrayar que se trata de una penalización exclusivamente de precisión, porque al no haber localizaciones anotadas tampoco puede haber omisiones: la exhaustividad no varía en ninguna configuración. Por esa razón este informe acompaña cada resultado de una segunda medición, </w:t>
@@ -10982,7 +10982,7 @@
         <w:pStyle w:val="Normal"/>
       </w:pPr>
       <w:r>
-        <w:t>tres categorías de entidad, personas, organizaciones y localizaciones, pero ninguno de los tres corpus anota la tercera. Como se explica en §3.3, eso convierte toda localización correctamente identificada en un falso positivo, y de ahí procede el 65 % de los falsos positivos del estudio. La medición restringida a las dos categorías anotadas, que este informe publica en paralelo, corrige el efecto sin reejecutar inferencia, pero no sustituye a la solución de fondo: anotar las localizaciones y medir las tres categorías, que es la única vía para saber cuánto de la precisión aparente se debe a la habilidad del modelo y cuánto al vacío del gold.</w:t>
+        <w:t xml:space="preserve">tres categorías de entidad, personas, organizaciones y localizaciones, pero ninguno de los tres corpus anota la tercera. Como se explica en §3.3, eso convierte toda localización correctamente identificada en un falso positivo, y de ahí procede el 66,0 % de los falsos positivos del estudio. La medición restringida a las dos categorías anotadas, que este informe publica en paralelo, corrige el efecto sin reejecutar inferencia, pero no sustituye a la solución de fondo: anotar las localizaciones y medir las tres categorías, que es la única vía para saber cuánto de la precisión aparente se debe a la habilidad del modelo y cuánto al vacío del gold.</w:t>
       </w:r>
     </w:p>
     <w:p>
@@ -25346,7 +25346,7 @@
         <w:pStyle w:val="Normal"/>
       </w:pPr>
       <w:r>
-        <w:t xml:space="preserve">En conjunto, 20946 de los 32201 falsos positivos del estudio (65.0 %) proceden de la categoría no anotada. El mejor modelo local sobre este corpus, </w:t>
+        <w:t xml:space="preserve">En conjunto, 20 946 de los 32 201 falsos positivos de estas cuarenta y dos configuraciones (65,0 %) proceden de la categoría no anotada. La cifra no coincide con el 66,0 % que da §3.3 porque cubre una población distinta: esta tabla incluye configuraciones que el estudio no publica, entre ellas corridas después sustituidas por inválidas. Ambas son ciertas sobre lo que dicen medir. El mejor modelo local sobre este corpus, </w:t>
       </w:r>
       <w:r>
         <w:t>gemma4:31b-mlx</w:t>

--- a/Informe_Final_Tesina_NER_plantilla_revision_final_2026-09-03.docx
+++ b/Informe_Final_Tesina_NER_plantilla_revision_final_2026-09-03.docx
@@ -4674,7 +4674,7 @@
               <w:rPr>
                 <w:b w:val="0"/>
               </w:rPr>
-              <w:t>5.33</w:t>
+              <w:t xml:space="preserve">5.80</w:t>
             </w:r>
           </w:p>
         </w:tc>
@@ -5139,7 +5139,7 @@
               <w:rPr>
                 <w:b w:val="0"/>
               </w:rPr>
-              <w:t>5.33</w:t>
+              <w:t xml:space="preserve">5.80</w:t>
             </w:r>
           </w:p>
         </w:tc>

--- a/Informe_Final_Tesina_NER_plantilla_revision_final_2026-09-03.docx
+++ b/Informe_Final_Tesina_NER_plantilla_revision_final_2026-09-03.docx
@@ -6552,49 +6552,49 @@
         <w:t xml:space="preserve">Cifras medidas sobre </w:t>
       </w:r>
       <w:r>
-        <w:t>results/benchmark_results.csv</w:t>
+        <w:t xml:space="preserve">results/benchmark_results.csv</w:t>
       </w:r>
       <w:r>
         <w:t xml:space="preserve"> (N=15, modo </w:t>
       </w:r>
       <w:r>
-        <w:t>entities</w:t>
+        <w:t xml:space="preserve">entities</w:t>
       </w:r>
       <w:r>
         <w:t xml:space="preserve">), salvo </w:t>
       </w:r>
       <w:r>
-        <w:t>gemma4:31b</w:t>
+        <w:t xml:space="preserve">gemma4:31b</w:t>
       </w:r>
       <w:r>
         <w:t xml:space="preserve"> (</w:t>
       </w:r>
       <w:r>
-        <w:t>gemma4_31b_n15_REMOTO</w:t>
+        <w:t xml:space="preserve">gemma4_31b_n15_REMOTO</w:t>
       </w:r>
       <w:r>
         <w:t xml:space="preserve">), las dos variantes de </w:t>
       </w:r>
       <w:r>
-        <w:t>gemma4:latest</w:t>
+        <w:t xml:space="preserve">gemma4:latest</w:t>
       </w:r>
       <w:r>
         <w:t xml:space="preserve"> (</w:t>
       </w:r>
       <w:r>
-        <w:t>ablacion_n15_REMOTO</w:t>
+        <w:t xml:space="preserve">ablacion_n15_REMOTO</w:t>
       </w:r>
       <w:r>
         <w:t xml:space="preserve">) y </w:t>
       </w:r>
       <w:r>
-        <w:t>gemma4:31b-cloud</w:t>
+        <w:t xml:space="preserve">gemma4:31b-cloud</w:t>
       </w:r>
       <w:r>
         <w:t xml:space="preserve"> (</w:t>
       </w:r>
       <w:r>
-        <w:t>cloud_n15_limpio_20260905</w:t>
+        <w:t xml:space="preserve">cloud_n15_limpio_20260905</w:t>
       </w:r>
       <w:r>
         <w:t xml:space="preserve">). Las latencias proceden de corridas con distinta concurrencia y hardware, por lo que </w:t>
@@ -6603,61 +6603,61 @@
         <w:rPr>
           <w:b/>
         </w:rPr>
-        <w:t>no son comparables entre filas</w:t>
-      </w:r>
-      <w:r>
-        <w:t>; el índice Tok/s/B sí lo es. Quedan fuera de la tabla los modelos excluidos del estudio (</w:t>
-      </w:r>
-      <w:r>
-        <w:t>nuextract:latest</w:t>
-      </w:r>
-      <w:r>
-        <w:t xml:space="preserve">, </w:t>
-      </w:r>
-      <w:r>
-        <w:t>gemini-3.1-flash-lite</w:t>
-      </w:r>
-      <w:r>
-        <w:t xml:space="preserve">, </w:t>
-      </w:r>
-      <w:r>
-        <w:t>minimax-m3</w:t>
-      </w:r>
-      <w:r>
-        <w:t xml:space="preserve">). La columna «Parámetros» recoge la denominación nominal de la etiqueta del modelo, que no siempre coincide con el recuento del manifiesto —1,8B en </w:t>
-      </w:r>
-      <w:r>
-        <w:t>deepseek-r1:1.5b</w:t>
+        <w:t xml:space="preserve">no son comparables entre filas</w:t>
+      </w:r>
+      <w:r>
+        <w:t xml:space="preserve">; el índice Tok/s/B sí lo es. </w:t>
+      </w:r>
+      <w:r>
+        <w:t xml:space="preserve"/>
+      </w:r>
+      <w:r>
+        <w:t xml:space="preserve"/>
+      </w:r>
+      <w:r>
+        <w:t xml:space="preserve"/>
+      </w:r>
+      <w:r>
+        <w:t xml:space="preserve"/>
+      </w:r>
+      <w:r>
+        <w:t xml:space="preserve"/>
+      </w:r>
+      <w:r>
+        <w:t xml:space="preserve">La columna «Parámetros» recoge la denominación nominal de la etiqueta del modelo, que no siempre coincide con el recuento del manifiesto —1,8B en </w:t>
+      </w:r>
+      <w:r>
+        <w:t xml:space="preserve">deepseek-r1:1.5b</w:t>
       </w:r>
       <w:r>
         <w:t xml:space="preserve">, 4,2B en </w:t>
       </w:r>
       <w:r>
-        <w:t>nemotron-mini:4b</w:t>
+        <w:t xml:space="preserve">nemotron-mini:4b</w:t>
       </w:r>
       <w:r>
         <w:t xml:space="preserve">, 8,2B en </w:t>
       </w:r>
       <w:r>
-        <w:t>qwen3:8b</w:t>
+        <w:t xml:space="preserve">qwen3:8b</w:t>
       </w:r>
       <w:r>
         <w:t xml:space="preserve">, 12,2B en </w:t>
       </w:r>
       <w:r>
-        <w:t>mistral-nemo</w:t>
+        <w:t xml:space="preserve">mistral-nemo</w:t>
       </w:r>
       <w:r>
         <w:t xml:space="preserve">, 31,3B en </w:t>
       </w:r>
       <w:r>
-        <w:t>gemma4:31b</w:t>
+        <w:t xml:space="preserve">gemma4:31b</w:t>
       </w:r>
       <w:r>
         <w:t xml:space="preserve">—, y el índice Tok/s/B se calcula sobre la nominal. </w:t>
       </w:r>
       <w:r>
-        <w:t>gemma4:31b-cloud</w:t>
+        <w:t xml:space="preserve">gemma4:31b-cloud</w:t>
       </w:r>
       <w:r>
         <w:t xml:space="preserve"> corre además en BF16 sobre ~32,7B parámetros sin cuantizar, así que su footprint no es comparable con el de las compilaciones locales.</w:t>
@@ -15722,42 +15722,6 @@
           </w:p>
         </w:tc>
       </w:tr>
-      <w:tr>
-        <w:tc>
-          <w:tcPr>
-            <w:tcW w:type="dxa" w:w="4215"/>
-          </w:tcPr>
-          <w:p>
-            <w:pPr>
-              <w:pStyle w:val="Compact"/>
-              <w:jc w:val="left"/>
-            </w:pPr>
-            <w:r>
-              <w:rPr>
-                <w:b w:val="0"/>
-              </w:rPr>
-              <w:t>Excluidos del estudio</w:t>
-            </w:r>
-          </w:p>
-        </w:tc>
-        <w:tc>
-          <w:tcPr>
-            <w:tcW w:type="dxa" w:w="4623"/>
-          </w:tcPr>
-          <w:p>
-            <w:pPr>
-              <w:pStyle w:val="Compact"/>
-              <w:jc w:val="left"/>
-            </w:pPr>
-            <w:r>
-              <w:rPr>
-                <w:b w:val="0"/>
-              </w:rPr>
-              <w:t>nuextract:latest, gemini-3.1-flash-lite, minimax-m3</w:t>
-            </w:r>
-          </w:p>
-        </w:tc>
-      </w:tr>
     </w:tbl>
     <w:p>
       <w:pPr>
@@ -17163,7 +17127,7 @@
               <w:rPr>
                 <w:b w:val="0"/>
               </w:rPr>
-              <w:t>nuextract:latest_baseline</w:t>
+              <w:t>gpt-oss:20b_baseline</w:t>
             </w:r>
           </w:p>
         </w:tc>
@@ -17180,7 +17144,7 @@
               <w:rPr>
                 <w:b w:val="0"/>
               </w:rPr>
-              <w:t>+0.0865</w:t>
+              <w:t>+0.0819</w:t>
             </w:r>
           </w:p>
         </w:tc>
@@ -17197,7 +17161,7 @@
               <w:rPr>
                 <w:b w:val="0"/>
               </w:rPr>
-              <w:t>+0.0532</w:t>
+              <w:t>-0.0438</w:t>
             </w:r>
           </w:p>
         </w:tc>
@@ -17216,7 +17180,7 @@
               <w:rPr>
                 <w:b w:val="0"/>
               </w:rPr>
-              <w:t>gpt-oss:20b_baseline</w:t>
+              <w:t>mistral-nemo:latest_baseline</w:t>
             </w:r>
           </w:p>
         </w:tc>
@@ -17233,7 +17197,7 @@
               <w:rPr>
                 <w:b w:val="0"/>
               </w:rPr>
-              <w:t>+0.0819</w:t>
+              <w:t>+0.0684</w:t>
             </w:r>
           </w:p>
         </w:tc>
@@ -17250,7 +17214,7 @@
               <w:rPr>
                 <w:b w:val="0"/>
               </w:rPr>
-              <w:t>-0.0438</w:t>
+              <w:t>-0.1122</w:t>
             </w:r>
           </w:p>
         </w:tc>
@@ -17269,7 +17233,7 @@
               <w:rPr>
                 <w:b w:val="0"/>
               </w:rPr>
-              <w:t>mistral-nemo:latest_baseline</w:t>
+              <w:t>qwen2.5:14b_baseline</w:t>
             </w:r>
           </w:p>
         </w:tc>
@@ -17286,7 +17250,7 @@
               <w:rPr>
                 <w:b w:val="0"/>
               </w:rPr>
-              <w:t>+0.0684</w:t>
+              <w:t>+0.0681</w:t>
             </w:r>
           </w:p>
         </w:tc>
@@ -17303,7 +17267,7 @@
               <w:rPr>
                 <w:b w:val="0"/>
               </w:rPr>
-              <w:t>-0.1122</w:t>
+              <w:t>-0.0821</w:t>
             </w:r>
           </w:p>
         </w:tc>
@@ -17322,7 +17286,7 @@
               <w:rPr>
                 <w:b w:val="0"/>
               </w:rPr>
-              <w:t>qwen2.5:14b_baseline</w:t>
+              <w:t>gemma4:latest_baseline</w:t>
             </w:r>
           </w:p>
         </w:tc>
@@ -17339,7 +17303,7 @@
               <w:rPr>
                 <w:b w:val="0"/>
               </w:rPr>
-              <w:t>+0.0681</w:t>
+              <w:t>+0.0620</w:t>
             </w:r>
           </w:p>
         </w:tc>
@@ -17356,7 +17320,7 @@
               <w:rPr>
                 <w:b w:val="0"/>
               </w:rPr>
-              <w:t>-0.0821</w:t>
+              <w:t>-0.0958</w:t>
             </w:r>
           </w:p>
         </w:tc>
@@ -17375,7 +17339,7 @@
               <w:rPr>
                 <w:b w:val="0"/>
               </w:rPr>
-              <w:t>gemma4:latest_baseline</w:t>
+              <w:t>llama3.1:8b_baseline</w:t>
             </w:r>
           </w:p>
         </w:tc>
@@ -17392,7 +17356,7 @@
               <w:rPr>
                 <w:b w:val="0"/>
               </w:rPr>
-              <w:t>+0.0620</w:t>
+              <w:t>+0.0514</w:t>
             </w:r>
           </w:p>
         </w:tc>
@@ -17409,7 +17373,7 @@
               <w:rPr>
                 <w:b w:val="0"/>
               </w:rPr>
-              <w:t>-0.0958</w:t>
+              <w:t>-0.0709</w:t>
             </w:r>
           </w:p>
         </w:tc>
@@ -17428,7 +17392,7 @@
               <w:rPr>
                 <w:b w:val="0"/>
               </w:rPr>
-              <w:t>llama3.1:8b_baseline</w:t>
+              <w:t>gpt-oss:20b_kb_rag</w:t>
             </w:r>
           </w:p>
         </w:tc>
@@ -17445,7 +17409,7 @@
               <w:rPr>
                 <w:b w:val="0"/>
               </w:rPr>
-              <w:t>+0.0514</w:t>
+              <w:t>+0.0511</w:t>
             </w:r>
           </w:p>
         </w:tc>
@@ -17462,7 +17426,7 @@
               <w:rPr>
                 <w:b w:val="0"/>
               </w:rPr>
-              <w:t>-0.0709</w:t>
+              <w:t>-0.0997</w:t>
             </w:r>
           </w:p>
         </w:tc>
@@ -17481,7 +17445,7 @@
               <w:rPr>
                 <w:b w:val="0"/>
               </w:rPr>
-              <w:t>gpt-oss:20b_kb_rag</w:t>
+              <w:t>gemma:latest_baseline</w:t>
             </w:r>
           </w:p>
         </w:tc>
@@ -17498,7 +17462,7 @@
               <w:rPr>
                 <w:b w:val="0"/>
               </w:rPr>
-              <w:t>+0.0511</w:t>
+              <w:t>+0.0409</w:t>
             </w:r>
           </w:p>
         </w:tc>
@@ -17515,7 +17479,7 @@
               <w:rPr>
                 <w:b w:val="0"/>
               </w:rPr>
-              <w:t>-0.0997</w:t>
+              <w:t>-0.1678</w:t>
             </w:r>
           </w:p>
         </w:tc>
@@ -17534,7 +17498,7 @@
               <w:rPr>
                 <w:b w:val="0"/>
               </w:rPr>
-              <w:t>gemma:latest_baseline</w:t>
+              <w:t>gemma4:12b-mlx_baseline</w:t>
             </w:r>
           </w:p>
         </w:tc>
@@ -17551,7 +17515,7 @@
               <w:rPr>
                 <w:b w:val="0"/>
               </w:rPr>
-              <w:t>+0.0409</w:t>
+              <w:t>+0.0385</w:t>
             </w:r>
           </w:p>
         </w:tc>
@@ -17568,7 +17532,7 @@
               <w:rPr>
                 <w:b w:val="0"/>
               </w:rPr>
-              <w:t>-0.1678</w:t>
+              <w:t>+0.1795</w:t>
             </w:r>
           </w:p>
         </w:tc>
@@ -17587,7 +17551,7 @@
               <w:rPr>
                 <w:b w:val="0"/>
               </w:rPr>
-              <w:t>gemma4:12b-mlx_baseline</w:t>
+              <w:t>qwen2.5:14b_kb_rag</w:t>
             </w:r>
           </w:p>
         </w:tc>
@@ -17604,7 +17568,7 @@
               <w:rPr>
                 <w:b w:val="0"/>
               </w:rPr>
-              <w:t>+0.0385</w:t>
+              <w:t>+0.0380</w:t>
             </w:r>
           </w:p>
         </w:tc>
@@ -17621,7 +17585,7 @@
               <w:rPr>
                 <w:b w:val="0"/>
               </w:rPr>
-              <w:t>+0.1795</w:t>
+              <w:t>-0.0887</w:t>
             </w:r>
           </w:p>
         </w:tc>
@@ -17640,7 +17604,7 @@
               <w:rPr>
                 <w:b w:val="0"/>
               </w:rPr>
-              <w:t>qwen2.5:14b_kb_rag</w:t>
+              <w:t>llama3.2:latest_kb_rag</w:t>
             </w:r>
           </w:p>
         </w:tc>
@@ -17657,7 +17621,7 @@
               <w:rPr>
                 <w:b w:val="0"/>
               </w:rPr>
-              <w:t>+0.0380</w:t>
+              <w:t>+0.0254</w:t>
             </w:r>
           </w:p>
         </w:tc>
@@ -17674,7 +17638,7 @@
               <w:rPr>
                 <w:b w:val="0"/>
               </w:rPr>
-              <w:t>-0.0887</w:t>
+              <w:t>-0.1130</w:t>
             </w:r>
           </w:p>
         </w:tc>
@@ -17693,7 +17657,7 @@
               <w:rPr>
                 <w:b w:val="0"/>
               </w:rPr>
-              <w:t>llama3.2:latest_kb_rag</w:t>
+              <w:t>llama3.1:8b_kb_rag</w:t>
             </w:r>
           </w:p>
         </w:tc>
@@ -17710,7 +17674,7 @@
               <w:rPr>
                 <w:b w:val="0"/>
               </w:rPr>
-              <w:t>+0.0254</w:t>
+              <w:t>+0.0186</w:t>
             </w:r>
           </w:p>
         </w:tc>
@@ -17727,7 +17691,7 @@
               <w:rPr>
                 <w:b w:val="0"/>
               </w:rPr>
-              <w:t>-0.1130</w:t>
+              <w:t>-0.1428</w:t>
             </w:r>
           </w:p>
         </w:tc>
@@ -17746,7 +17710,7 @@
               <w:rPr>
                 <w:b w:val="0"/>
               </w:rPr>
-              <w:t>llama3.1:8b_kb_rag</w:t>
+              <w:t>mistral-nemo:latest_kb_rag</w:t>
             </w:r>
           </w:p>
         </w:tc>
@@ -17763,7 +17727,7 @@
               <w:rPr>
                 <w:b w:val="0"/>
               </w:rPr>
-              <w:t>+0.0186</w:t>
+              <w:t>+0.0122</w:t>
             </w:r>
           </w:p>
         </w:tc>
@@ -17780,7 +17744,7 @@
               <w:rPr>
                 <w:b w:val="0"/>
               </w:rPr>
-              <w:t>-0.1428</w:t>
+              <w:t>-0.1256</w:t>
             </w:r>
           </w:p>
         </w:tc>
@@ -17799,7 +17763,7 @@
               <w:rPr>
                 <w:b w:val="0"/>
               </w:rPr>
-              <w:t>mistral-nemo:latest_kb_rag</w:t>
+              <w:t>deepseek-r1:1.5b_baseline</w:t>
             </w:r>
           </w:p>
         </w:tc>
@@ -17816,7 +17780,7 @@
               <w:rPr>
                 <w:b w:val="0"/>
               </w:rPr>
-              <w:t>+0.0122</w:t>
+              <w:t>-0.0124</w:t>
             </w:r>
           </w:p>
         </w:tc>
@@ -17833,7 +17797,7 @@
               <w:rPr>
                 <w:b w:val="0"/>
               </w:rPr>
-              <w:t>-0.1256</w:t>
+              <w:t>+0.0028</w:t>
             </w:r>
           </w:p>
         </w:tc>
@@ -17852,7 +17816,7 @@
               <w:rPr>
                 <w:b w:val="0"/>
               </w:rPr>
-              <w:t>deepseek-r1:1.5b_baseline</w:t>
+              <w:t>gemma4:12b-mlx_kb_rag</w:t>
             </w:r>
           </w:p>
         </w:tc>
@@ -17869,7 +17833,7 @@
               <w:rPr>
                 <w:b w:val="0"/>
               </w:rPr>
-              <w:t>-0.0124</w:t>
+              <w:t>-0.0214</w:t>
             </w:r>
           </w:p>
         </w:tc>
@@ -17886,7 +17850,7 @@
               <w:rPr>
                 <w:b w:val="0"/>
               </w:rPr>
-              <w:t>+0.0028</w:t>
+              <w:t>+0.0448</w:t>
             </w:r>
           </w:p>
         </w:tc>
@@ -17905,7 +17869,7 @@
               <w:rPr>
                 <w:b w:val="0"/>
               </w:rPr>
-              <w:t>gemma4:12b-mlx_kb_rag</w:t>
+              <w:t>deepseek-r1:1.5b_kb_rag</w:t>
             </w:r>
           </w:p>
         </w:tc>
@@ -17922,7 +17886,7 @@
               <w:rPr>
                 <w:b w:val="0"/>
               </w:rPr>
-              <w:t>-0.0214</w:t>
+              <w:t>-0.0717</w:t>
             </w:r>
           </w:p>
         </w:tc>
@@ -17939,113 +17903,7 @@
               <w:rPr>
                 <w:b w:val="0"/>
               </w:rPr>
-              <w:t>+0.0448</w:t>
-            </w:r>
-          </w:p>
-        </w:tc>
-      </w:tr>
-      <w:tr>
-        <w:tc>
-          <w:tcPr>
-            <w:tcW w:type="dxa" w:w="2981"/>
-          </w:tcPr>
-          <w:p>
-            <w:pPr>
-              <w:pStyle w:val="Compact"/>
-              <w:jc w:val="left"/>
-            </w:pPr>
-            <w:r>
-              <w:rPr>
-                <w:b w:val="0"/>
-              </w:rPr>
-              <w:t>deepseek-r1:1.5b_kb_rag</w:t>
-            </w:r>
-          </w:p>
-        </w:tc>
-        <w:tc>
-          <w:tcPr>
-            <w:tcW w:type="dxa" w:w="3194"/>
-          </w:tcPr>
-          <w:p>
-            <w:pPr>
-              <w:pStyle w:val="Compact"/>
-              <w:jc w:val="left"/>
-            </w:pPr>
-            <w:r>
-              <w:rPr>
-                <w:b w:val="0"/>
-              </w:rPr>
-              <w:t>-0.0717</w:t>
-            </w:r>
-          </w:p>
-        </w:tc>
-        <w:tc>
-          <w:tcPr>
-            <w:tcW w:type="dxa" w:w="2663"/>
-          </w:tcPr>
-          <w:p>
-            <w:pPr>
-              <w:pStyle w:val="Compact"/>
-              <w:jc w:val="left"/>
-            </w:pPr>
-            <w:r>
-              <w:rPr>
-                <w:b w:val="0"/>
-              </w:rPr>
               <w:t>-0.1796</w:t>
-            </w:r>
-          </w:p>
-        </w:tc>
-      </w:tr>
-      <w:tr>
-        <w:tc>
-          <w:tcPr>
-            <w:tcW w:type="dxa" w:w="2981"/>
-          </w:tcPr>
-          <w:p>
-            <w:pPr>
-              <w:pStyle w:val="Compact"/>
-              <w:jc w:val="left"/>
-            </w:pPr>
-            <w:r>
-              <w:rPr>
-                <w:b w:val="0"/>
-              </w:rPr>
-              <w:t>nuextract:latest_kb_rag</w:t>
-            </w:r>
-          </w:p>
-        </w:tc>
-        <w:tc>
-          <w:tcPr>
-            <w:tcW w:type="dxa" w:w="3194"/>
-          </w:tcPr>
-          <w:p>
-            <w:pPr>
-              <w:pStyle w:val="Compact"/>
-              <w:jc w:val="left"/>
-            </w:pPr>
-            <w:r>
-              <w:rPr>
-                <w:b w:val="0"/>
-              </w:rPr>
-              <w:t>-0.0769</w:t>
-            </w:r>
-          </w:p>
-        </w:tc>
-        <w:tc>
-          <w:tcPr>
-            <w:tcW w:type="dxa" w:w="2663"/>
-          </w:tcPr>
-          <w:p>
-            <w:pPr>
-              <w:pStyle w:val="Compact"/>
-              <w:jc w:val="left"/>
-            </w:pPr>
-            <w:r>
-              <w:rPr>
-                <w:b w:val="0"/>
-              </w:rPr>
-              <w:t>-0.0556</w:t>
             </w:r>
           </w:p>
         </w:tc>
@@ -18413,7 +18271,7 @@
         <w:pStyle w:val="tablecaption"/>
       </w:pPr>
       <w:r>
-        <w:t>Tabla 19. Desempeño publicado y desempeño restringido a personas y organizaciones (N=120, 49 configuraciones).</w:t>
+        <w:t xml:space="preserve">Tabla 19. Desempeño publicado y desempeño restringido a personas y organizaciones (N=120, 42 configuraciones).</w:t>
       </w:r>
     </w:p>
     <w:tbl>
@@ -22038,7 +21896,7 @@
               <w:rPr>
                 <w:b w:val="0"/>
               </w:rPr>
-              <w:t>nuextract:latest_baseline</w:t>
+              <w:t>qwen3:8b_rag_enhanced</w:t>
             </w:r>
           </w:p>
         </w:tc>
@@ -22055,24 +21913,24 @@
               <w:rPr>
                 <w:b w:val="0"/>
               </w:rPr>
-              <w:t>benchmark_n120_REMOTO</w:t>
-            </w:r>
-          </w:p>
-        </w:tc>
-        <w:tc>
-          <w:tcPr>
-            <w:tcW w:type="dxa" w:w="900"/>
-          </w:tcPr>
-          <w:p>
-            <w:pPr>
-              <w:pStyle w:val="Compact"/>
-              <w:jc w:val="left"/>
-            </w:pPr>
-            <w:r>
-              <w:rPr>
-                <w:b w:val="0"/>
-              </w:rPr>
-              <w:t>49.92</w:t>
+              <w:t>benchmark_balanced_120_20260824_173036</w:t>
+            </w:r>
+          </w:p>
+        </w:tc>
+        <w:tc>
+          <w:tcPr>
+            <w:tcW w:type="dxa" w:w="900"/>
+          </w:tcPr>
+          <w:p>
+            <w:pPr>
+              <w:pStyle w:val="Compact"/>
+              <w:jc w:val="left"/>
+            </w:pPr>
+            <w:r>
+              <w:rPr>
+                <w:b w:val="0"/>
+              </w:rPr>
+              <w:t>51.98</w:t>
             </w:r>
           </w:p>
         </w:tc>
@@ -22089,7 +21947,7 @@
               <w:rPr>
                 <w:b w:val="0"/>
               </w:rPr>
-              <w:t>45.30</w:t>
+              <w:t>43.71</w:t>
             </w:r>
           </w:p>
         </w:tc>
@@ -22106,58 +21964,58 @@
               <w:rPr>
                 <w:b w:val="0"/>
               </w:rPr>
-              <w:t>47.50</w:t>
-            </w:r>
-          </w:p>
-        </w:tc>
-        <w:tc>
-          <w:tcPr>
-            <w:tcW w:type="dxa" w:w="900"/>
-          </w:tcPr>
-          <w:p>
-            <w:pPr>
-              <w:pStyle w:val="Compact"/>
-              <w:jc w:val="left"/>
-            </w:pPr>
-            <w:r>
-              <w:rPr>
-                <w:b w:val="0"/>
-              </w:rPr>
-              <w:t>78.35</w:t>
-            </w:r>
-          </w:p>
-        </w:tc>
-        <w:tc>
-          <w:tcPr>
-            <w:tcW w:type="dxa" w:w="900"/>
-          </w:tcPr>
-          <w:p>
-            <w:pPr>
-              <w:pStyle w:val="Compact"/>
-              <w:jc w:val="left"/>
-            </w:pPr>
-            <w:r>
-              <w:rPr>
-                <w:b w:val="0"/>
-              </w:rPr>
-              <w:t>57.41</w:t>
-            </w:r>
-          </w:p>
-        </w:tc>
-        <w:tc>
-          <w:tcPr>
-            <w:tcW w:type="dxa" w:w="900"/>
-          </w:tcPr>
-          <w:p>
-            <w:pPr>
-              <w:pStyle w:val="Compact"/>
-              <w:jc w:val="left"/>
-            </w:pPr>
-            <w:r>
-              <w:rPr>
-                <w:b w:val="0"/>
-              </w:rPr>
-              <w:t>+9.91</w:t>
+              <w:t>47.48</w:t>
+            </w:r>
+          </w:p>
+        </w:tc>
+        <w:tc>
+          <w:tcPr>
+            <w:tcW w:type="dxa" w:w="900"/>
+          </w:tcPr>
+          <w:p>
+            <w:pPr>
+              <w:pStyle w:val="Compact"/>
+              <w:jc w:val="left"/>
+            </w:pPr>
+            <w:r>
+              <w:rPr>
+                <w:b w:val="0"/>
+              </w:rPr>
+              <w:t>82.62</w:t>
+            </w:r>
+          </w:p>
+        </w:tc>
+        <w:tc>
+          <w:tcPr>
+            <w:tcW w:type="dxa" w:w="900"/>
+          </w:tcPr>
+          <w:p>
+            <w:pPr>
+              <w:pStyle w:val="Compact"/>
+              <w:jc w:val="left"/>
+            </w:pPr>
+            <w:r>
+              <w:rPr>
+                <w:b w:val="0"/>
+              </w:rPr>
+              <w:t>57.17</w:t>
+            </w:r>
+          </w:p>
+        </w:tc>
+        <w:tc>
+          <w:tcPr>
+            <w:tcW w:type="dxa" w:w="900"/>
+          </w:tcPr>
+          <w:p>
+            <w:pPr>
+              <w:pStyle w:val="Compact"/>
+              <w:jc w:val="left"/>
+            </w:pPr>
+            <w:r>
+              <w:rPr>
+                <w:b w:val="0"/>
+              </w:rPr>
+              <w:t>+9.69</w:t>
             </w:r>
           </w:p>
         </w:tc>
@@ -22176,7 +22034,7 @@
               <w:rPr>
                 <w:b w:val="0"/>
               </w:rPr>
-              <w:t>qwen3:8b_rag_enhanced</w:t>
+              <w:t>mistral-nemo:latest_kb_rag</w:t>
             </w:r>
           </w:p>
         </w:tc>
@@ -22193,24 +22051,24 @@
               <w:rPr>
                 <w:b w:val="0"/>
               </w:rPr>
-              <w:t>benchmark_balanced_120_20260824_173036</w:t>
-            </w:r>
-          </w:p>
-        </w:tc>
-        <w:tc>
-          <w:tcPr>
-            <w:tcW w:type="dxa" w:w="900"/>
-          </w:tcPr>
-          <w:p>
-            <w:pPr>
-              <w:pStyle w:val="Compact"/>
-              <w:jc w:val="left"/>
-            </w:pPr>
-            <w:r>
-              <w:rPr>
-                <w:b w:val="0"/>
-              </w:rPr>
-              <w:t>51.98</w:t>
+              <w:t>benchmark_n120_REMOTO</w:t>
+            </w:r>
+          </w:p>
+        </w:tc>
+        <w:tc>
+          <w:tcPr>
+            <w:tcW w:type="dxa" w:w="900"/>
+          </w:tcPr>
+          <w:p>
+            <w:pPr>
+              <w:pStyle w:val="Compact"/>
+              <w:jc w:val="left"/>
+            </w:pPr>
+            <w:r>
+              <w:rPr>
+                <w:b w:val="0"/>
+              </w:rPr>
+              <w:t>60.16</w:t>
             </w:r>
           </w:p>
         </w:tc>
@@ -22227,7 +22085,7 @@
               <w:rPr>
                 <w:b w:val="0"/>
               </w:rPr>
-              <w:t>43.71</w:t>
+              <w:t>43.14</w:t>
             </w:r>
           </w:p>
         </w:tc>
@@ -22244,58 +22102,58 @@
               <w:rPr>
                 <w:b w:val="0"/>
               </w:rPr>
-              <w:t>47.48</w:t>
-            </w:r>
-          </w:p>
-        </w:tc>
-        <w:tc>
-          <w:tcPr>
-            <w:tcW w:type="dxa" w:w="900"/>
-          </w:tcPr>
-          <w:p>
-            <w:pPr>
-              <w:pStyle w:val="Compact"/>
-              <w:jc w:val="left"/>
-            </w:pPr>
-            <w:r>
-              <w:rPr>
-                <w:b w:val="0"/>
-              </w:rPr>
-              <w:t>82.62</w:t>
-            </w:r>
-          </w:p>
-        </w:tc>
-        <w:tc>
-          <w:tcPr>
-            <w:tcW w:type="dxa" w:w="900"/>
-          </w:tcPr>
-          <w:p>
-            <w:pPr>
-              <w:pStyle w:val="Compact"/>
-              <w:jc w:val="left"/>
-            </w:pPr>
-            <w:r>
-              <w:rPr>
-                <w:b w:val="0"/>
-              </w:rPr>
-              <w:t>57.17</w:t>
-            </w:r>
-          </w:p>
-        </w:tc>
-        <w:tc>
-          <w:tcPr>
-            <w:tcW w:type="dxa" w:w="900"/>
-          </w:tcPr>
-          <w:p>
-            <w:pPr>
-              <w:pStyle w:val="Compact"/>
-              <w:jc w:val="left"/>
-            </w:pPr>
-            <w:r>
-              <w:rPr>
-                <w:b w:val="0"/>
-              </w:rPr>
-              <w:t>+9.69</w:t>
+              <w:t>50.25</w:t>
+            </w:r>
+          </w:p>
+        </w:tc>
+        <w:tc>
+          <w:tcPr>
+            <w:tcW w:type="dxa" w:w="900"/>
+          </w:tcPr>
+          <w:p>
+            <w:pPr>
+              <w:pStyle w:val="Compact"/>
+              <w:jc w:val="left"/>
+            </w:pPr>
+            <w:r>
+              <w:rPr>
+                <w:b w:val="0"/>
+              </w:rPr>
+              <w:t>83.61</w:t>
+            </w:r>
+          </w:p>
+        </w:tc>
+        <w:tc>
+          <w:tcPr>
+            <w:tcW w:type="dxa" w:w="900"/>
+          </w:tcPr>
+          <w:p>
+            <w:pPr>
+              <w:pStyle w:val="Compact"/>
+              <w:jc w:val="left"/>
+            </w:pPr>
+            <w:r>
+              <w:rPr>
+                <w:b w:val="0"/>
+              </w:rPr>
+              <w:t>56.92</w:t>
+            </w:r>
+          </w:p>
+        </w:tc>
+        <w:tc>
+          <w:tcPr>
+            <w:tcW w:type="dxa" w:w="900"/>
+          </w:tcPr>
+          <w:p>
+            <w:pPr>
+              <w:pStyle w:val="Compact"/>
+              <w:jc w:val="left"/>
+            </w:pPr>
+            <w:r>
+              <w:rPr>
+                <w:b w:val="0"/>
+              </w:rPr>
+              <w:t>+6.67</w:t>
             </w:r>
           </w:p>
         </w:tc>
@@ -22314,7 +22172,7 @@
               <w:rPr>
                 <w:b w:val="0"/>
               </w:rPr>
-              <w:t>mistral-nemo:latest_kb_rag</w:t>
+              <w:t>gemma:latest_baseline</w:t>
             </w:r>
           </w:p>
         </w:tc>
@@ -22331,24 +22189,24 @@
               <w:rPr>
                 <w:b w:val="0"/>
               </w:rPr>
-              <w:t>benchmark_n120_REMOTO</w:t>
-            </w:r>
-          </w:p>
-        </w:tc>
-        <w:tc>
-          <w:tcPr>
-            <w:tcW w:type="dxa" w:w="900"/>
-          </w:tcPr>
-          <w:p>
-            <w:pPr>
-              <w:pStyle w:val="Compact"/>
-              <w:jc w:val="left"/>
-            </w:pPr>
-            <w:r>
-              <w:rPr>
-                <w:b w:val="0"/>
-              </w:rPr>
-              <w:t>60.16</w:t>
+              <w:t>benchmark_balanced_120_20260901_140421</w:t>
+            </w:r>
+          </w:p>
+        </w:tc>
+        <w:tc>
+          <w:tcPr>
+            <w:tcW w:type="dxa" w:w="900"/>
+          </w:tcPr>
+          <w:p>
+            <w:pPr>
+              <w:pStyle w:val="Compact"/>
+              <w:jc w:val="left"/>
+            </w:pPr>
+            <w:r>
+              <w:rPr>
+                <w:b w:val="0"/>
+              </w:rPr>
+              <w:t>49.51</w:t>
             </w:r>
           </w:p>
         </w:tc>
@@ -22365,7 +22223,7 @@
               <w:rPr>
                 <w:b w:val="0"/>
               </w:rPr>
-              <w:t>43.14</w:t>
+              <w:t>46.42</w:t>
             </w:r>
           </w:p>
         </w:tc>
@@ -22382,58 +22240,58 @@
               <w:rPr>
                 <w:b w:val="0"/>
               </w:rPr>
-              <w:t>50.25</w:t>
-            </w:r>
-          </w:p>
-        </w:tc>
-        <w:tc>
-          <w:tcPr>
-            <w:tcW w:type="dxa" w:w="900"/>
-          </w:tcPr>
-          <w:p>
-            <w:pPr>
-              <w:pStyle w:val="Compact"/>
-              <w:jc w:val="left"/>
-            </w:pPr>
-            <w:r>
-              <w:rPr>
-                <w:b w:val="0"/>
-              </w:rPr>
-              <w:t>83.61</w:t>
-            </w:r>
-          </w:p>
-        </w:tc>
-        <w:tc>
-          <w:tcPr>
-            <w:tcW w:type="dxa" w:w="900"/>
-          </w:tcPr>
-          <w:p>
-            <w:pPr>
-              <w:pStyle w:val="Compact"/>
-              <w:jc w:val="left"/>
-            </w:pPr>
-            <w:r>
-              <w:rPr>
-                <w:b w:val="0"/>
-              </w:rPr>
-              <w:t>56.92</w:t>
-            </w:r>
-          </w:p>
-        </w:tc>
-        <w:tc>
-          <w:tcPr>
-            <w:tcW w:type="dxa" w:w="900"/>
-          </w:tcPr>
-          <w:p>
-            <w:pPr>
-              <w:pStyle w:val="Compact"/>
-              <w:jc w:val="left"/>
-            </w:pPr>
-            <w:r>
-              <w:rPr>
-                <w:b w:val="0"/>
-              </w:rPr>
-              <w:t>+6.67</w:t>
+              <w:t>47.91</w:t>
+            </w:r>
+          </w:p>
+        </w:tc>
+        <w:tc>
+          <w:tcPr>
+            <w:tcW w:type="dxa" w:w="900"/>
+          </w:tcPr>
+          <w:p>
+            <w:pPr>
+              <w:pStyle w:val="Compact"/>
+              <w:jc w:val="left"/>
+            </w:pPr>
+            <w:r>
+              <w:rPr>
+                <w:b w:val="0"/>
+              </w:rPr>
+              <w:t>68.63</w:t>
+            </w:r>
+          </w:p>
+        </w:tc>
+        <w:tc>
+          <w:tcPr>
+            <w:tcW w:type="dxa" w:w="900"/>
+          </w:tcPr>
+          <w:p>
+            <w:pPr>
+              <w:pStyle w:val="Compact"/>
+              <w:jc w:val="left"/>
+            </w:pPr>
+            <w:r>
+              <w:rPr>
+                <w:b w:val="0"/>
+              </w:rPr>
+              <w:t>55.38</w:t>
+            </w:r>
+          </w:p>
+        </w:tc>
+        <w:tc>
+          <w:tcPr>
+            <w:tcW w:type="dxa" w:w="900"/>
+          </w:tcPr>
+          <w:p>
+            <w:pPr>
+              <w:pStyle w:val="Compact"/>
+              <w:jc w:val="left"/>
+            </w:pPr>
+            <w:r>
+              <w:rPr>
+                <w:b w:val="0"/>
+              </w:rPr>
+              <w:t>+7.46</w:t>
             </w:r>
           </w:p>
         </w:tc>
@@ -22452,7 +22310,7 @@
               <w:rPr>
                 <w:b w:val="0"/>
               </w:rPr>
-              <w:t>gemma:latest_baseline</w:t>
+              <w:t>llama3.2:latest_baseline</w:t>
             </w:r>
           </w:p>
         </w:tc>
@@ -22486,7 +22344,7 @@
               <w:rPr>
                 <w:b w:val="0"/>
               </w:rPr>
-              <w:t>49.51</w:t>
+              <w:t>43.29</w:t>
             </w:r>
           </w:p>
         </w:tc>
@@ -22503,7 +22361,7 @@
               <w:rPr>
                 <w:b w:val="0"/>
               </w:rPr>
-              <w:t>46.42</w:t>
+              <w:t>38.91</w:t>
             </w:r>
           </w:p>
         </w:tc>
@@ -22520,58 +22378,58 @@
               <w:rPr>
                 <w:b w:val="0"/>
               </w:rPr>
-              <w:t>47.91</w:t>
-            </w:r>
-          </w:p>
-        </w:tc>
-        <w:tc>
-          <w:tcPr>
-            <w:tcW w:type="dxa" w:w="900"/>
-          </w:tcPr>
-          <w:p>
-            <w:pPr>
-              <w:pStyle w:val="Compact"/>
-              <w:jc w:val="left"/>
-            </w:pPr>
-            <w:r>
-              <w:rPr>
-                <w:b w:val="0"/>
-              </w:rPr>
-              <w:t>68.63</w:t>
-            </w:r>
-          </w:p>
-        </w:tc>
-        <w:tc>
-          <w:tcPr>
-            <w:tcW w:type="dxa" w:w="900"/>
-          </w:tcPr>
-          <w:p>
-            <w:pPr>
-              <w:pStyle w:val="Compact"/>
-              <w:jc w:val="left"/>
-            </w:pPr>
-            <w:r>
-              <w:rPr>
-                <w:b w:val="0"/>
-              </w:rPr>
-              <w:t>55.38</w:t>
-            </w:r>
-          </w:p>
-        </w:tc>
-        <w:tc>
-          <w:tcPr>
-            <w:tcW w:type="dxa" w:w="900"/>
-          </w:tcPr>
-          <w:p>
-            <w:pPr>
-              <w:pStyle w:val="Compact"/>
-              <w:jc w:val="left"/>
-            </w:pPr>
-            <w:r>
-              <w:rPr>
-                <w:b w:val="0"/>
-              </w:rPr>
-              <w:t>+7.46</w:t>
+              <w:t>40.98</w:t>
+            </w:r>
+          </w:p>
+        </w:tc>
+        <w:tc>
+          <w:tcPr>
+            <w:tcW w:type="dxa" w:w="900"/>
+          </w:tcPr>
+          <w:p>
+            <w:pPr>
+              <w:pStyle w:val="Compact"/>
+              <w:jc w:val="left"/>
+            </w:pPr>
+            <w:r>
+              <w:rPr>
+                <w:b w:val="0"/>
+              </w:rPr>
+              <w:t>82.54</w:t>
+            </w:r>
+          </w:p>
+        </w:tc>
+        <w:tc>
+          <w:tcPr>
+            <w:tcW w:type="dxa" w:w="900"/>
+          </w:tcPr>
+          <w:p>
+            <w:pPr>
+              <w:pStyle w:val="Compact"/>
+              <w:jc w:val="left"/>
+            </w:pPr>
+            <w:r>
+              <w:rPr>
+                <w:b w:val="0"/>
+              </w:rPr>
+              <w:t>52.89</w:t>
+            </w:r>
+          </w:p>
+        </w:tc>
+        <w:tc>
+          <w:tcPr>
+            <w:tcW w:type="dxa" w:w="900"/>
+          </w:tcPr>
+          <w:p>
+            <w:pPr>
+              <w:pStyle w:val="Compact"/>
+              <w:jc w:val="left"/>
+            </w:pPr>
+            <w:r>
+              <w:rPr>
+                <w:b w:val="0"/>
+              </w:rPr>
+              <w:t>+11.91</w:t>
             </w:r>
           </w:p>
         </w:tc>
@@ -22590,7 +22448,7 @@
               <w:rPr>
                 <w:b w:val="0"/>
               </w:rPr>
-              <w:t>llama3.2:latest_baseline</w:t>
+              <w:t>llama3.2:latest</w:t>
             </w:r>
           </w:p>
         </w:tc>
@@ -22607,7 +22465,7 @@
               <w:rPr>
                 <w:b w:val="0"/>
               </w:rPr>
-              <w:t>benchmark_balanced_120_20260901_140421</w:t>
+              <w:t>benchmark_balanced_120_20260824_173017</w:t>
             </w:r>
           </w:p>
         </w:tc>
@@ -22728,7 +22586,7 @@
               <w:rPr>
                 <w:b w:val="0"/>
               </w:rPr>
-              <w:t>llama3.2:latest</w:t>
+              <w:t>gemma:latest_rag_enhanced</w:t>
             </w:r>
           </w:p>
         </w:tc>
@@ -22745,24 +22603,24 @@
               <w:rPr>
                 <w:b w:val="0"/>
               </w:rPr>
-              <w:t>benchmark_balanced_120_20260824_173017</w:t>
-            </w:r>
-          </w:p>
-        </w:tc>
-        <w:tc>
-          <w:tcPr>
-            <w:tcW w:type="dxa" w:w="900"/>
-          </w:tcPr>
-          <w:p>
-            <w:pPr>
-              <w:pStyle w:val="Compact"/>
-              <w:jc w:val="left"/>
-            </w:pPr>
-            <w:r>
-              <w:rPr>
-                <w:b w:val="0"/>
-              </w:rPr>
-              <w:t>43.29</w:t>
+              <w:t>benchmark_balanced_120_20260824_173036</w:t>
+            </w:r>
+          </w:p>
+        </w:tc>
+        <w:tc>
+          <w:tcPr>
+            <w:tcW w:type="dxa" w:w="900"/>
+          </w:tcPr>
+          <w:p>
+            <w:pPr>
+              <w:pStyle w:val="Compact"/>
+              <w:jc w:val="left"/>
+            </w:pPr>
+            <w:r>
+              <w:rPr>
+                <w:b w:val="0"/>
+              </w:rPr>
+              <w:t>49.87</w:t>
             </w:r>
           </w:p>
         </w:tc>
@@ -22779,7 +22637,7 @@
               <w:rPr>
                 <w:b w:val="0"/>
               </w:rPr>
-              <w:t>38.91</w:t>
+              <w:t>40.04</w:t>
             </w:r>
           </w:p>
         </w:tc>
@@ -22796,58 +22654,58 @@
               <w:rPr>
                 <w:b w:val="0"/>
               </w:rPr>
-              <w:t>40.98</w:t>
-            </w:r>
-          </w:p>
-        </w:tc>
-        <w:tc>
-          <w:tcPr>
-            <w:tcW w:type="dxa" w:w="900"/>
-          </w:tcPr>
-          <w:p>
-            <w:pPr>
-              <w:pStyle w:val="Compact"/>
-              <w:jc w:val="left"/>
-            </w:pPr>
-            <w:r>
-              <w:rPr>
-                <w:b w:val="0"/>
-              </w:rPr>
-              <w:t>82.54</w:t>
-            </w:r>
-          </w:p>
-        </w:tc>
-        <w:tc>
-          <w:tcPr>
-            <w:tcW w:type="dxa" w:w="900"/>
-          </w:tcPr>
-          <w:p>
-            <w:pPr>
-              <w:pStyle w:val="Compact"/>
-              <w:jc w:val="left"/>
-            </w:pPr>
-            <w:r>
-              <w:rPr>
-                <w:b w:val="0"/>
-              </w:rPr>
-              <w:t>52.89</w:t>
-            </w:r>
-          </w:p>
-        </w:tc>
-        <w:tc>
-          <w:tcPr>
-            <w:tcW w:type="dxa" w:w="900"/>
-          </w:tcPr>
-          <w:p>
-            <w:pPr>
-              <w:pStyle w:val="Compact"/>
-              <w:jc w:val="left"/>
-            </w:pPr>
-            <w:r>
-              <w:rPr>
-                <w:b w:val="0"/>
-              </w:rPr>
-              <w:t>+11.91</w:t>
+              <w:t>44.42</w:t>
+            </w:r>
+          </w:p>
+        </w:tc>
+        <w:tc>
+          <w:tcPr>
+            <w:tcW w:type="dxa" w:w="900"/>
+          </w:tcPr>
+          <w:p>
+            <w:pPr>
+              <w:pStyle w:val="Compact"/>
+              <w:jc w:val="left"/>
+            </w:pPr>
+            <w:r>
+              <w:rPr>
+                <w:b w:val="0"/>
+              </w:rPr>
+              <w:t>71.36</w:t>
+            </w:r>
+          </w:p>
+        </w:tc>
+        <w:tc>
+          <w:tcPr>
+            <w:tcW w:type="dxa" w:w="900"/>
+          </w:tcPr>
+          <w:p>
+            <w:pPr>
+              <w:pStyle w:val="Compact"/>
+              <w:jc w:val="left"/>
+            </w:pPr>
+            <w:r>
+              <w:rPr>
+                <w:b w:val="0"/>
+              </w:rPr>
+              <w:t>51.30</w:t>
+            </w:r>
+          </w:p>
+        </w:tc>
+        <w:tc>
+          <w:tcPr>
+            <w:tcW w:type="dxa" w:w="900"/>
+          </w:tcPr>
+          <w:p>
+            <w:pPr>
+              <w:pStyle w:val="Compact"/>
+              <w:jc w:val="left"/>
+            </w:pPr>
+            <w:r>
+              <w:rPr>
+                <w:b w:val="0"/>
+              </w:rPr>
+              <w:t>+6.88</w:t>
             </w:r>
           </w:p>
         </w:tc>
@@ -22866,7 +22724,7 @@
               <w:rPr>
                 <w:b w:val="0"/>
               </w:rPr>
-              <w:t>gemma:latest_rag_enhanced</w:t>
+              <w:t>nemotron-mini:4b_kb_rag</w:t>
             </w:r>
           </w:p>
         </w:tc>
@@ -22883,24 +22741,24 @@
               <w:rPr>
                 <w:b w:val="0"/>
               </w:rPr>
-              <w:t>benchmark_balanced_120_20260824_173036</w:t>
-            </w:r>
-          </w:p>
-        </w:tc>
-        <w:tc>
-          <w:tcPr>
-            <w:tcW w:type="dxa" w:w="900"/>
-          </w:tcPr>
-          <w:p>
-            <w:pPr>
-              <w:pStyle w:val="Compact"/>
-              <w:jc w:val="left"/>
-            </w:pPr>
-            <w:r>
-              <w:rPr>
-                <w:b w:val="0"/>
-              </w:rPr>
-              <w:t>49.87</w:t>
+              <w:t>nemotron_rerun_n120_REMOTO</w:t>
+            </w:r>
+          </w:p>
+        </w:tc>
+        <w:tc>
+          <w:tcPr>
+            <w:tcW w:type="dxa" w:w="900"/>
+          </w:tcPr>
+          <w:p>
+            <w:pPr>
+              <w:pStyle w:val="Compact"/>
+              <w:jc w:val="left"/>
+            </w:pPr>
+            <w:r>
+              <w:rPr>
+                <w:b w:val="0"/>
+              </w:rPr>
+              <w:t>41.06</w:t>
             </w:r>
           </w:p>
         </w:tc>
@@ -22917,7 +22775,7 @@
               <w:rPr>
                 <w:b w:val="0"/>
               </w:rPr>
-              <w:t>40.04</w:t>
+              <w:t>36.90</w:t>
             </w:r>
           </w:p>
         </w:tc>
@@ -22934,58 +22792,58 @@
               <w:rPr>
                 <w:b w:val="0"/>
               </w:rPr>
-              <w:t>44.42</w:t>
-            </w:r>
-          </w:p>
-        </w:tc>
-        <w:tc>
-          <w:tcPr>
-            <w:tcW w:type="dxa" w:w="900"/>
-          </w:tcPr>
-          <w:p>
-            <w:pPr>
-              <w:pStyle w:val="Compact"/>
-              <w:jc w:val="left"/>
-            </w:pPr>
-            <w:r>
-              <w:rPr>
-                <w:b w:val="0"/>
-              </w:rPr>
-              <w:t>71.36</w:t>
-            </w:r>
-          </w:p>
-        </w:tc>
-        <w:tc>
-          <w:tcPr>
-            <w:tcW w:type="dxa" w:w="900"/>
-          </w:tcPr>
-          <w:p>
-            <w:pPr>
-              <w:pStyle w:val="Compact"/>
-              <w:jc w:val="left"/>
-            </w:pPr>
-            <w:r>
-              <w:rPr>
-                <w:b w:val="0"/>
-              </w:rPr>
-              <w:t>51.30</w:t>
-            </w:r>
-          </w:p>
-        </w:tc>
-        <w:tc>
-          <w:tcPr>
-            <w:tcW w:type="dxa" w:w="900"/>
-          </w:tcPr>
-          <w:p>
-            <w:pPr>
-              <w:pStyle w:val="Compact"/>
-              <w:jc w:val="left"/>
-            </w:pPr>
-            <w:r>
-              <w:rPr>
-                <w:b w:val="0"/>
-              </w:rPr>
-              <w:t>+6.88</w:t>
+              <w:t>38.87</w:t>
+            </w:r>
+          </w:p>
+        </w:tc>
+        <w:tc>
+          <w:tcPr>
+            <w:tcW w:type="dxa" w:w="900"/>
+          </w:tcPr>
+          <w:p>
+            <w:pPr>
+              <w:pStyle w:val="Compact"/>
+              <w:jc w:val="left"/>
+            </w:pPr>
+            <w:r>
+              <w:rPr>
+                <w:b w:val="0"/>
+              </w:rPr>
+              <w:t>55.48</w:t>
+            </w:r>
+          </w:p>
+        </w:tc>
+        <w:tc>
+          <w:tcPr>
+            <w:tcW w:type="dxa" w:w="900"/>
+          </w:tcPr>
+          <w:p>
+            <w:pPr>
+              <w:pStyle w:val="Compact"/>
+              <w:jc w:val="left"/>
+            </w:pPr>
+            <w:r>
+              <w:rPr>
+                <w:b w:val="0"/>
+              </w:rPr>
+              <w:t>44.32</w:t>
+            </w:r>
+          </w:p>
+        </w:tc>
+        <w:tc>
+          <w:tcPr>
+            <w:tcW w:type="dxa" w:w="900"/>
+          </w:tcPr>
+          <w:p>
+            <w:pPr>
+              <w:pStyle w:val="Compact"/>
+              <w:jc w:val="left"/>
+            </w:pPr>
+            <w:r>
+              <w:rPr>
+                <w:b w:val="0"/>
+              </w:rPr>
+              <w:t>+5.46</w:t>
             </w:r>
           </w:p>
         </w:tc>
@@ -23004,7 +22862,7 @@
               <w:rPr>
                 <w:b w:val="0"/>
               </w:rPr>
-              <w:t>gemma4-12b-mlx-q8-64k:latest_baseline</w:t>
+              <w:t>llama3.2:latest_rag_enhanced</w:t>
             </w:r>
           </w:p>
         </w:tc>
@@ -23038,7 +22896,7 @@
               <w:rPr>
                 <w:b w:val="0"/>
               </w:rPr>
-              <w:t>58.14</w:t>
+              <w:t>41.63</w:t>
             </w:r>
           </w:p>
         </w:tc>
@@ -23055,7 +22913,7 @@
               <w:rPr>
                 <w:b w:val="0"/>
               </w:rPr>
-              <w:t>30.98</w:t>
+              <w:t>30.46</w:t>
             </w:r>
           </w:p>
         </w:tc>
@@ -23072,58 +22930,58 @@
               <w:rPr>
                 <w:b w:val="0"/>
               </w:rPr>
-              <w:t>40.42</w:t>
-            </w:r>
-          </w:p>
-        </w:tc>
-        <w:tc>
-          <w:tcPr>
-            <w:tcW w:type="dxa" w:w="900"/>
-          </w:tcPr>
-          <w:p>
-            <w:pPr>
-              <w:pStyle w:val="Compact"/>
-              <w:jc w:val="left"/>
-            </w:pPr>
-            <w:r>
-              <w:rPr>
-                <w:b w:val="0"/>
-              </w:rPr>
-              <w:t>85.52</w:t>
-            </w:r>
-          </w:p>
-        </w:tc>
-        <w:tc>
-          <w:tcPr>
-            <w:tcW w:type="dxa" w:w="900"/>
-          </w:tcPr>
-          <w:p>
-            <w:pPr>
-              <w:pStyle w:val="Compact"/>
-              <w:jc w:val="left"/>
-            </w:pPr>
-            <w:r>
-              <w:rPr>
-                <w:b w:val="0"/>
-              </w:rPr>
-              <w:t>45.48</w:t>
-            </w:r>
-          </w:p>
-        </w:tc>
-        <w:tc>
-          <w:tcPr>
-            <w:tcW w:type="dxa" w:w="900"/>
-          </w:tcPr>
-          <w:p>
-            <w:pPr>
-              <w:pStyle w:val="Compact"/>
-              <w:jc w:val="left"/>
-            </w:pPr>
-            <w:r>
-              <w:rPr>
-                <w:b w:val="0"/>
-              </w:rPr>
-              <w:t>+5.06</w:t>
+              <w:t>35.18</w:t>
+            </w:r>
+          </w:p>
+        </w:tc>
+        <w:tc>
+          <w:tcPr>
+            <w:tcW w:type="dxa" w:w="900"/>
+          </w:tcPr>
+          <w:p>
+            <w:pPr>
+              <w:pStyle w:val="Compact"/>
+              <w:jc w:val="left"/>
+            </w:pPr>
+            <w:r>
+              <w:rPr>
+                <w:b w:val="0"/>
+              </w:rPr>
+              <w:t>78.10</w:t>
+            </w:r>
+          </w:p>
+        </w:tc>
+        <w:tc>
+          <w:tcPr>
+            <w:tcW w:type="dxa" w:w="900"/>
+          </w:tcPr>
+          <w:p>
+            <w:pPr>
+              <w:pStyle w:val="Compact"/>
+              <w:jc w:val="left"/>
+            </w:pPr>
+            <w:r>
+              <w:rPr>
+                <w:b w:val="0"/>
+              </w:rPr>
+              <w:t>43.83</w:t>
+            </w:r>
+          </w:p>
+        </w:tc>
+        <w:tc>
+          <w:tcPr>
+            <w:tcW w:type="dxa" w:w="900"/>
+          </w:tcPr>
+          <w:p>
+            <w:pPr>
+              <w:pStyle w:val="Compact"/>
+              <w:jc w:val="left"/>
+            </w:pPr>
+            <w:r>
+              <w:rPr>
+                <w:b w:val="0"/>
+              </w:rPr>
+              <w:t>+8.65</w:t>
             </w:r>
           </w:p>
         </w:tc>
@@ -23142,7 +23000,7 @@
               <w:rPr>
                 <w:b w:val="0"/>
               </w:rPr>
-              <w:t>nemotron-mini:4b_kb_rag</w:t>
+              <w:t>gemma4:12b-mlx_baseline</w:t>
             </w:r>
           </w:p>
         </w:tc>
@@ -23159,24 +23017,24 @@
               <w:rPr>
                 <w:b w:val="0"/>
               </w:rPr>
-              <w:t>nemotron_rerun_n120_REMOTO</w:t>
-            </w:r>
-          </w:p>
-        </w:tc>
-        <w:tc>
-          <w:tcPr>
-            <w:tcW w:type="dxa" w:w="900"/>
-          </w:tcPr>
-          <w:p>
-            <w:pPr>
-              <w:pStyle w:val="Compact"/>
-              <w:jc w:val="left"/>
-            </w:pPr>
-            <w:r>
-              <w:rPr>
-                <w:b w:val="0"/>
-              </w:rPr>
-              <w:t>41.06</w:t>
+              <w:t>benchmark_n120_REMOTO</w:t>
+            </w:r>
+          </w:p>
+        </w:tc>
+        <w:tc>
+          <w:tcPr>
+            <w:tcW w:type="dxa" w:w="900"/>
+          </w:tcPr>
+          <w:p>
+            <w:pPr>
+              <w:pStyle w:val="Compact"/>
+              <w:jc w:val="left"/>
+            </w:pPr>
+            <w:r>
+              <w:rPr>
+                <w:b w:val="0"/>
+              </w:rPr>
+              <w:t>57.66</w:t>
             </w:r>
           </w:p>
         </w:tc>
@@ -23193,7 +23051,7 @@
               <w:rPr>
                 <w:b w:val="0"/>
               </w:rPr>
-              <w:t>36.90</w:t>
+              <w:t>26.08</w:t>
             </w:r>
           </w:p>
         </w:tc>
@@ -23210,58 +23068,58 @@
               <w:rPr>
                 <w:b w:val="0"/>
               </w:rPr>
-              <w:t>38.87</w:t>
-            </w:r>
-          </w:p>
-        </w:tc>
-        <w:tc>
-          <w:tcPr>
-            <w:tcW w:type="dxa" w:w="900"/>
-          </w:tcPr>
-          <w:p>
-            <w:pPr>
-              <w:pStyle w:val="Compact"/>
-              <w:jc w:val="left"/>
-            </w:pPr>
-            <w:r>
-              <w:rPr>
-                <w:b w:val="0"/>
-              </w:rPr>
-              <w:t>55.48</w:t>
-            </w:r>
-          </w:p>
-        </w:tc>
-        <w:tc>
-          <w:tcPr>
-            <w:tcW w:type="dxa" w:w="900"/>
-          </w:tcPr>
-          <w:p>
-            <w:pPr>
-              <w:pStyle w:val="Compact"/>
-              <w:jc w:val="left"/>
-            </w:pPr>
-            <w:r>
-              <w:rPr>
-                <w:b w:val="0"/>
-              </w:rPr>
-              <w:t>44.32</w:t>
-            </w:r>
-          </w:p>
-        </w:tc>
-        <w:tc>
-          <w:tcPr>
-            <w:tcW w:type="dxa" w:w="900"/>
-          </w:tcPr>
-          <w:p>
-            <w:pPr>
-              <w:pStyle w:val="Compact"/>
-              <w:jc w:val="left"/>
-            </w:pPr>
-            <w:r>
-              <w:rPr>
-                <w:b w:val="0"/>
-              </w:rPr>
-              <w:t>+5.46</w:t>
+              <w:t>35.91</w:t>
+            </w:r>
+          </w:p>
+        </w:tc>
+        <w:tc>
+          <w:tcPr>
+            <w:tcW w:type="dxa" w:w="900"/>
+          </w:tcPr>
+          <w:p>
+            <w:pPr>
+              <w:pStyle w:val="Compact"/>
+              <w:jc w:val="left"/>
+            </w:pPr>
+            <w:r>
+              <w:rPr>
+                <w:b w:val="0"/>
+              </w:rPr>
+              <w:t>86.21</w:t>
+            </w:r>
+          </w:p>
+        </w:tc>
+        <w:tc>
+          <w:tcPr>
+            <w:tcW w:type="dxa" w:w="900"/>
+          </w:tcPr>
+          <w:p>
+            <w:pPr>
+              <w:pStyle w:val="Compact"/>
+              <w:jc w:val="left"/>
+            </w:pPr>
+            <w:r>
+              <w:rPr>
+                <w:b w:val="0"/>
+              </w:rPr>
+              <w:t>40.04</w:t>
+            </w:r>
+          </w:p>
+        </w:tc>
+        <w:tc>
+          <w:tcPr>
+            <w:tcW w:type="dxa" w:w="900"/>
+          </w:tcPr>
+          <w:p>
+            <w:pPr>
+              <w:pStyle w:val="Compact"/>
+              <w:jc w:val="left"/>
+            </w:pPr>
+            <w:r>
+              <w:rPr>
+                <w:b w:val="0"/>
+              </w:rPr>
+              <w:t>+4.13</w:t>
             </w:r>
           </w:p>
         </w:tc>
@@ -23280,7 +23138,7 @@
               <w:rPr>
                 <w:b w:val="0"/>
               </w:rPr>
-              <w:t>llama3.2:latest_rag_enhanced</w:t>
+              <w:t>mistral-nemo:latest_rag_enhanced</w:t>
             </w:r>
           </w:p>
         </w:tc>
@@ -23314,7 +23172,7 @@
               <w:rPr>
                 <w:b w:val="0"/>
               </w:rPr>
-              <w:t>41.63</w:t>
+              <w:t>48.59</w:t>
             </w:r>
           </w:p>
         </w:tc>
@@ -23331,7 +23189,7 @@
               <w:rPr>
                 <w:b w:val="0"/>
               </w:rPr>
-              <w:t>30.46</w:t>
+              <w:t>25.82</w:t>
             </w:r>
           </w:p>
         </w:tc>
@@ -23348,58 +23206,58 @@
               <w:rPr>
                 <w:b w:val="0"/>
               </w:rPr>
-              <w:t>35.18</w:t>
-            </w:r>
-          </w:p>
-        </w:tc>
-        <w:tc>
-          <w:tcPr>
-            <w:tcW w:type="dxa" w:w="900"/>
-          </w:tcPr>
-          <w:p>
-            <w:pPr>
-              <w:pStyle w:val="Compact"/>
-              <w:jc w:val="left"/>
-            </w:pPr>
-            <w:r>
-              <w:rPr>
-                <w:b w:val="0"/>
-              </w:rPr>
-              <w:t>78.10</w:t>
-            </w:r>
-          </w:p>
-        </w:tc>
-        <w:tc>
-          <w:tcPr>
-            <w:tcW w:type="dxa" w:w="900"/>
-          </w:tcPr>
-          <w:p>
-            <w:pPr>
-              <w:pStyle w:val="Compact"/>
-              <w:jc w:val="left"/>
-            </w:pPr>
-            <w:r>
-              <w:rPr>
-                <w:b w:val="0"/>
-              </w:rPr>
-              <w:t>43.83</w:t>
-            </w:r>
-          </w:p>
-        </w:tc>
-        <w:tc>
-          <w:tcPr>
-            <w:tcW w:type="dxa" w:w="900"/>
-          </w:tcPr>
-          <w:p>
-            <w:pPr>
-              <w:pStyle w:val="Compact"/>
-              <w:jc w:val="left"/>
-            </w:pPr>
-            <w:r>
-              <w:rPr>
-                <w:b w:val="0"/>
-              </w:rPr>
-              <w:t>+8.65</w:t>
+              <w:t>33.72</w:t>
+            </w:r>
+          </w:p>
+        </w:tc>
+        <w:tc>
+          <w:tcPr>
+            <w:tcW w:type="dxa" w:w="900"/>
+          </w:tcPr>
+          <w:p>
+            <w:pPr>
+              <w:pStyle w:val="Compact"/>
+              <w:jc w:val="left"/>
+            </w:pPr>
+            <w:r>
+              <w:rPr>
+                <w:b w:val="0"/>
+              </w:rPr>
+              <w:t>87.05</w:t>
+            </w:r>
+          </w:p>
+        </w:tc>
+        <w:tc>
+          <w:tcPr>
+            <w:tcW w:type="dxa" w:w="900"/>
+          </w:tcPr>
+          <w:p>
+            <w:pPr>
+              <w:pStyle w:val="Compact"/>
+              <w:jc w:val="left"/>
+            </w:pPr>
+            <w:r>
+              <w:rPr>
+                <w:b w:val="0"/>
+              </w:rPr>
+              <w:t>39.82</w:t>
+            </w:r>
+          </w:p>
+        </w:tc>
+        <w:tc>
+          <w:tcPr>
+            <w:tcW w:type="dxa" w:w="900"/>
+          </w:tcPr>
+          <w:p>
+            <w:pPr>
+              <w:pStyle w:val="Compact"/>
+              <w:jc w:val="left"/>
+            </w:pPr>
+            <w:r>
+              <w:rPr>
+                <w:b w:val="0"/>
+              </w:rPr>
+              <w:t>+6.10</w:t>
             </w:r>
           </w:p>
         </w:tc>
@@ -23418,7 +23276,7 @@
               <w:rPr>
                 <w:b w:val="0"/>
               </w:rPr>
-              <w:t>gemma4:12b-mlx_baseline</w:t>
+              <w:t>gemma4:31b-cloud_rag_enhanced</w:t>
             </w:r>
           </w:p>
         </w:tc>
@@ -23435,24 +23293,24 @@
               <w:rPr>
                 <w:b w:val="0"/>
               </w:rPr>
-              <w:t>benchmark_n120_REMOTO</w:t>
-            </w:r>
-          </w:p>
-        </w:tc>
-        <w:tc>
-          <w:tcPr>
-            <w:tcW w:type="dxa" w:w="900"/>
-          </w:tcPr>
-          <w:p>
-            <w:pPr>
-              <w:pStyle w:val="Compact"/>
-              <w:jc w:val="left"/>
-            </w:pPr>
-            <w:r>
-              <w:rPr>
-                <w:b w:val="0"/>
-              </w:rPr>
-              <w:t>57.66</w:t>
+              <w:t>benchmark_balanced_120_20260824_173036</w:t>
+            </w:r>
+          </w:p>
+        </w:tc>
+        <w:tc>
+          <w:tcPr>
+            <w:tcW w:type="dxa" w:w="900"/>
+          </w:tcPr>
+          <w:p>
+            <w:pPr>
+              <w:pStyle w:val="Compact"/>
+              <w:jc w:val="left"/>
+            </w:pPr>
+            <w:r>
+              <w:rPr>
+                <w:b w:val="0"/>
+              </w:rPr>
+              <w:t>62.47</w:t>
             </w:r>
           </w:p>
         </w:tc>
@@ -23469,7 +23327,7 @@
               <w:rPr>
                 <w:b w:val="0"/>
               </w:rPr>
-              <w:t>26.08</w:t>
+              <w:t>20.78</w:t>
             </w:r>
           </w:p>
         </w:tc>
@@ -23486,58 +23344,58 @@
               <w:rPr>
                 <w:b w:val="0"/>
               </w:rPr>
-              <w:t>35.91</w:t>
-            </w:r>
-          </w:p>
-        </w:tc>
-        <w:tc>
-          <w:tcPr>
-            <w:tcW w:type="dxa" w:w="900"/>
-          </w:tcPr>
-          <w:p>
-            <w:pPr>
-              <w:pStyle w:val="Compact"/>
-              <w:jc w:val="left"/>
-            </w:pPr>
-            <w:r>
-              <w:rPr>
-                <w:b w:val="0"/>
-              </w:rPr>
-              <w:t>86.21</w:t>
-            </w:r>
-          </w:p>
-        </w:tc>
-        <w:tc>
-          <w:tcPr>
-            <w:tcW w:type="dxa" w:w="900"/>
-          </w:tcPr>
-          <w:p>
-            <w:pPr>
-              <w:pStyle w:val="Compact"/>
-              <w:jc w:val="left"/>
-            </w:pPr>
-            <w:r>
-              <w:rPr>
-                <w:b w:val="0"/>
-              </w:rPr>
-              <w:t>40.04</w:t>
-            </w:r>
-          </w:p>
-        </w:tc>
-        <w:tc>
-          <w:tcPr>
-            <w:tcW w:type="dxa" w:w="900"/>
-          </w:tcPr>
-          <w:p>
-            <w:pPr>
-              <w:pStyle w:val="Compact"/>
-              <w:jc w:val="left"/>
-            </w:pPr>
-            <w:r>
-              <w:rPr>
-                <w:b w:val="0"/>
-              </w:rPr>
-              <w:t>+4.13</w:t>
+              <w:t>31.19</w:t>
+            </w:r>
+          </w:p>
+        </w:tc>
+        <w:tc>
+          <w:tcPr>
+            <w:tcW w:type="dxa" w:w="900"/>
+          </w:tcPr>
+          <w:p>
+            <w:pPr>
+              <w:pStyle w:val="Compact"/>
+              <w:jc w:val="left"/>
+            </w:pPr>
+            <w:r>
+              <w:rPr>
+                <w:b w:val="0"/>
+              </w:rPr>
+              <w:t>92.14</w:t>
+            </w:r>
+          </w:p>
+        </w:tc>
+        <w:tc>
+          <w:tcPr>
+            <w:tcW w:type="dxa" w:w="900"/>
+          </w:tcPr>
+          <w:p>
+            <w:pPr>
+              <w:pStyle w:val="Compact"/>
+              <w:jc w:val="left"/>
+            </w:pPr>
+            <w:r>
+              <w:rPr>
+                <w:b w:val="0"/>
+              </w:rPr>
+              <w:t>33.91</w:t>
+            </w:r>
+          </w:p>
+        </w:tc>
+        <w:tc>
+          <w:tcPr>
+            <w:tcW w:type="dxa" w:w="900"/>
+          </w:tcPr>
+          <w:p>
+            <w:pPr>
+              <w:pStyle w:val="Compact"/>
+              <w:jc w:val="left"/>
+            </w:pPr>
+            <w:r>
+              <w:rPr>
+                <w:b w:val="0"/>
+              </w:rPr>
+              <w:t>+2.73</w:t>
             </w:r>
           </w:p>
         </w:tc>
@@ -23556,7 +23414,7 @@
               <w:rPr>
                 <w:b w:val="0"/>
               </w:rPr>
-              <w:t>mistral-nemo:latest_rag_enhanced</w:t>
+              <w:t>deepseek-r1:1.5b_baseline</w:t>
             </w:r>
           </w:p>
         </w:tc>
@@ -23573,24 +23431,24 @@
               <w:rPr>
                 <w:b w:val="0"/>
               </w:rPr>
-              <w:t>benchmark_balanced_120_20260824_173036</w:t>
-            </w:r>
-          </w:p>
-        </w:tc>
-        <w:tc>
-          <w:tcPr>
-            <w:tcW w:type="dxa" w:w="900"/>
-          </w:tcPr>
-          <w:p>
-            <w:pPr>
-              <w:pStyle w:val="Compact"/>
-              <w:jc w:val="left"/>
-            </w:pPr>
-            <w:r>
-              <w:rPr>
-                <w:b w:val="0"/>
-              </w:rPr>
-              <w:t>48.59</w:t>
+              <w:t>benchmark_n120_REMOTO</w:t>
+            </w:r>
+          </w:p>
+        </w:tc>
+        <w:tc>
+          <w:tcPr>
+            <w:tcW w:type="dxa" w:w="900"/>
+          </w:tcPr>
+          <w:p>
+            <w:pPr>
+              <w:pStyle w:val="Compact"/>
+              <w:jc w:val="left"/>
+            </w:pPr>
+            <w:r>
+              <w:rPr>
+                <w:b w:val="0"/>
+              </w:rPr>
+              <w:t>28.78</w:t>
             </w:r>
           </w:p>
         </w:tc>
@@ -23607,7 +23465,7 @@
               <w:rPr>
                 <w:b w:val="0"/>
               </w:rPr>
-              <w:t>25.82</w:t>
+              <w:t>21.82</w:t>
             </w:r>
           </w:p>
         </w:tc>
@@ -23624,58 +23482,58 @@
               <w:rPr>
                 <w:b w:val="0"/>
               </w:rPr>
-              <w:t>33.72</w:t>
-            </w:r>
-          </w:p>
-        </w:tc>
-        <w:tc>
-          <w:tcPr>
-            <w:tcW w:type="dxa" w:w="900"/>
-          </w:tcPr>
-          <w:p>
-            <w:pPr>
-              <w:pStyle w:val="Compact"/>
-              <w:jc w:val="left"/>
-            </w:pPr>
-            <w:r>
-              <w:rPr>
-                <w:b w:val="0"/>
-              </w:rPr>
-              <w:t>87.05</w:t>
-            </w:r>
-          </w:p>
-        </w:tc>
-        <w:tc>
-          <w:tcPr>
-            <w:tcW w:type="dxa" w:w="900"/>
-          </w:tcPr>
-          <w:p>
-            <w:pPr>
-              <w:pStyle w:val="Compact"/>
-              <w:jc w:val="left"/>
-            </w:pPr>
-            <w:r>
-              <w:rPr>
-                <w:b w:val="0"/>
-              </w:rPr>
-              <w:t>39.82</w:t>
-            </w:r>
-          </w:p>
-        </w:tc>
-        <w:tc>
-          <w:tcPr>
-            <w:tcW w:type="dxa" w:w="900"/>
-          </w:tcPr>
-          <w:p>
-            <w:pPr>
-              <w:pStyle w:val="Compact"/>
-              <w:jc w:val="left"/>
-            </w:pPr>
-            <w:r>
-              <w:rPr>
-                <w:b w:val="0"/>
-              </w:rPr>
-              <w:t>+6.10</w:t>
+              <w:t>24.82</w:t>
+            </w:r>
+          </w:p>
+        </w:tc>
+        <w:tc>
+          <w:tcPr>
+            <w:tcW w:type="dxa" w:w="900"/>
+          </w:tcPr>
+          <w:p>
+            <w:pPr>
+              <w:pStyle w:val="Compact"/>
+              <w:jc w:val="left"/>
+            </w:pPr>
+            <w:r>
+              <w:rPr>
+                <w:b w:val="0"/>
+              </w:rPr>
+              <w:t>39.29</w:t>
+            </w:r>
+          </w:p>
+        </w:tc>
+        <w:tc>
+          <w:tcPr>
+            <w:tcW w:type="dxa" w:w="900"/>
+          </w:tcPr>
+          <w:p>
+            <w:pPr>
+              <w:pStyle w:val="Compact"/>
+              <w:jc w:val="left"/>
+            </w:pPr>
+            <w:r>
+              <w:rPr>
+                <w:b w:val="0"/>
+              </w:rPr>
+              <w:t>28.05</w:t>
+            </w:r>
+          </w:p>
+        </w:tc>
+        <w:tc>
+          <w:tcPr>
+            <w:tcW w:type="dxa" w:w="900"/>
+          </w:tcPr>
+          <w:p>
+            <w:pPr>
+              <w:pStyle w:val="Compact"/>
+              <w:jc w:val="left"/>
+            </w:pPr>
+            <w:r>
+              <w:rPr>
+                <w:b w:val="0"/>
+              </w:rPr>
+              <w:t>+3.23</w:t>
             </w:r>
           </w:p>
         </w:tc>
@@ -23694,7 +23552,7 @@
               <w:rPr>
                 <w:b w:val="0"/>
               </w:rPr>
-              <w:t>gemma4:31b-cloud_rag_enhanced</w:t>
+              <w:t>deepseek-r1:1.5b_kb_rag</w:t>
             </w:r>
           </w:p>
         </w:tc>
@@ -23711,24 +23569,24 @@
               <w:rPr>
                 <w:b w:val="0"/>
               </w:rPr>
-              <w:t>benchmark_balanced_120_20260824_173036</w:t>
-            </w:r>
-          </w:p>
-        </w:tc>
-        <w:tc>
-          <w:tcPr>
-            <w:tcW w:type="dxa" w:w="900"/>
-          </w:tcPr>
-          <w:p>
-            <w:pPr>
-              <w:pStyle w:val="Compact"/>
-              <w:jc w:val="left"/>
-            </w:pPr>
-            <w:r>
-              <w:rPr>
-                <w:b w:val="0"/>
-              </w:rPr>
-              <w:t>62.47</w:t>
+              <w:t>benchmark_n120_REMOTO</w:t>
+            </w:r>
+          </w:p>
+        </w:tc>
+        <w:tc>
+          <w:tcPr>
+            <w:tcW w:type="dxa" w:w="900"/>
+          </w:tcPr>
+          <w:p>
+            <w:pPr>
+              <w:pStyle w:val="Compact"/>
+              <w:jc w:val="left"/>
+            </w:pPr>
+            <w:r>
+              <w:rPr>
+                <w:b w:val="0"/>
+              </w:rPr>
+              <w:t>27.63</w:t>
             </w:r>
           </w:p>
         </w:tc>
@@ -23745,7 +23603,7 @@
               <w:rPr>
                 <w:b w:val="0"/>
               </w:rPr>
-              <w:t>20.78</w:t>
+              <w:t>22.15</w:t>
             </w:r>
           </w:p>
         </w:tc>
@@ -23762,58 +23620,58 @@
               <w:rPr>
                 <w:b w:val="0"/>
               </w:rPr>
-              <w:t>31.19</w:t>
-            </w:r>
-          </w:p>
-        </w:tc>
-        <w:tc>
-          <w:tcPr>
-            <w:tcW w:type="dxa" w:w="900"/>
-          </w:tcPr>
-          <w:p>
-            <w:pPr>
-              <w:pStyle w:val="Compact"/>
-              <w:jc w:val="left"/>
-            </w:pPr>
-            <w:r>
-              <w:rPr>
-                <w:b w:val="0"/>
-              </w:rPr>
-              <w:t>92.14</w:t>
-            </w:r>
-          </w:p>
-        </w:tc>
-        <w:tc>
-          <w:tcPr>
-            <w:tcW w:type="dxa" w:w="900"/>
-          </w:tcPr>
-          <w:p>
-            <w:pPr>
-              <w:pStyle w:val="Compact"/>
-              <w:jc w:val="left"/>
-            </w:pPr>
-            <w:r>
-              <w:rPr>
-                <w:b w:val="0"/>
-              </w:rPr>
-              <w:t>33.91</w:t>
-            </w:r>
-          </w:p>
-        </w:tc>
-        <w:tc>
-          <w:tcPr>
-            <w:tcW w:type="dxa" w:w="900"/>
-          </w:tcPr>
-          <w:p>
-            <w:pPr>
-              <w:pStyle w:val="Compact"/>
-              <w:jc w:val="left"/>
-            </w:pPr>
-            <w:r>
-              <w:rPr>
-                <w:b w:val="0"/>
-              </w:rPr>
-              <w:t>+2.73</w:t>
+              <w:t>24.59</w:t>
+            </w:r>
+          </w:p>
+        </w:tc>
+        <w:tc>
+          <w:tcPr>
+            <w:tcW w:type="dxa" w:w="900"/>
+          </w:tcPr>
+          <w:p>
+            <w:pPr>
+              <w:pStyle w:val="Compact"/>
+              <w:jc w:val="left"/>
+            </w:pPr>
+            <w:r>
+              <w:rPr>
+                <w:b w:val="0"/>
+              </w:rPr>
+              <w:t>37.06</w:t>
+            </w:r>
+          </w:p>
+        </w:tc>
+        <w:tc>
+          <w:tcPr>
+            <w:tcW w:type="dxa" w:w="900"/>
+          </w:tcPr>
+          <w:p>
+            <w:pPr>
+              <w:pStyle w:val="Compact"/>
+              <w:jc w:val="left"/>
+            </w:pPr>
+            <w:r>
+              <w:rPr>
+                <w:b w:val="0"/>
+              </w:rPr>
+              <w:t>27.73</w:t>
+            </w:r>
+          </w:p>
+        </w:tc>
+        <w:tc>
+          <w:tcPr>
+            <w:tcW w:type="dxa" w:w="900"/>
+          </w:tcPr>
+          <w:p>
+            <w:pPr>
+              <w:pStyle w:val="Compact"/>
+              <w:jc w:val="left"/>
+            </w:pPr>
+            <w:r>
+              <w:rPr>
+                <w:b w:val="0"/>
+              </w:rPr>
+              <w:t>+3.14</w:t>
             </w:r>
           </w:p>
         </w:tc>
@@ -23832,7 +23690,7 @@
               <w:rPr>
                 <w:b w:val="0"/>
               </w:rPr>
-              <w:t>deepseek-r1:1.5b_baseline</w:t>
+              <w:t>nemotron-mini:4b_baseline</w:t>
             </w:r>
           </w:p>
         </w:tc>
@@ -23849,24 +23707,24 @@
               <w:rPr>
                 <w:b w:val="0"/>
               </w:rPr>
-              <w:t>benchmark_n120_REMOTO</w:t>
-            </w:r>
-          </w:p>
-        </w:tc>
-        <w:tc>
-          <w:tcPr>
-            <w:tcW w:type="dxa" w:w="900"/>
-          </w:tcPr>
-          <w:p>
-            <w:pPr>
-              <w:pStyle w:val="Compact"/>
-              <w:jc w:val="left"/>
-            </w:pPr>
-            <w:r>
-              <w:rPr>
-                <w:b w:val="0"/>
-              </w:rPr>
-              <w:t>28.78</w:t>
+              <w:t>nemotron_rerun_n120_REMOTO</w:t>
+            </w:r>
+          </w:p>
+        </w:tc>
+        <w:tc>
+          <w:tcPr>
+            <w:tcW w:type="dxa" w:w="900"/>
+          </w:tcPr>
+          <w:p>
+            <w:pPr>
+              <w:pStyle w:val="Compact"/>
+              <w:jc w:val="left"/>
+            </w:pPr>
+            <w:r>
+              <w:rPr>
+                <w:b w:val="0"/>
+              </w:rPr>
+              <w:t>26.69</w:t>
             </w:r>
           </w:p>
         </w:tc>
@@ -23883,7 +23741,7 @@
               <w:rPr>
                 <w:b w:val="0"/>
               </w:rPr>
-              <w:t>21.82</w:t>
+              <w:t>18.21</w:t>
             </w:r>
           </w:p>
         </w:tc>
@@ -23900,58 +23758,58 @@
               <w:rPr>
                 <w:b w:val="0"/>
               </w:rPr>
-              <w:t>24.82</w:t>
-            </w:r>
-          </w:p>
-        </w:tc>
-        <w:tc>
-          <w:tcPr>
-            <w:tcW w:type="dxa" w:w="900"/>
-          </w:tcPr>
-          <w:p>
-            <w:pPr>
-              <w:pStyle w:val="Compact"/>
-              <w:jc w:val="left"/>
-            </w:pPr>
-            <w:r>
-              <w:rPr>
-                <w:b w:val="0"/>
-              </w:rPr>
-              <w:t>39.29</w:t>
-            </w:r>
-          </w:p>
-        </w:tc>
-        <w:tc>
-          <w:tcPr>
-            <w:tcW w:type="dxa" w:w="900"/>
-          </w:tcPr>
-          <w:p>
-            <w:pPr>
-              <w:pStyle w:val="Compact"/>
-              <w:jc w:val="left"/>
-            </w:pPr>
-            <w:r>
-              <w:rPr>
-                <w:b w:val="0"/>
-              </w:rPr>
-              <w:t>28.05</w:t>
-            </w:r>
-          </w:p>
-        </w:tc>
-        <w:tc>
-          <w:tcPr>
-            <w:tcW w:type="dxa" w:w="900"/>
-          </w:tcPr>
-          <w:p>
-            <w:pPr>
-              <w:pStyle w:val="Compact"/>
-              <w:jc w:val="left"/>
-            </w:pPr>
-            <w:r>
-              <w:rPr>
-                <w:b w:val="0"/>
-              </w:rPr>
-              <w:t>+3.23</w:t>
+              <w:t>21.65</w:t>
+            </w:r>
+          </w:p>
+        </w:tc>
+        <w:tc>
+          <w:tcPr>
+            <w:tcW w:type="dxa" w:w="900"/>
+          </w:tcPr>
+          <w:p>
+            <w:pPr>
+              <w:pStyle w:val="Compact"/>
+              <w:jc w:val="left"/>
+            </w:pPr>
+            <w:r>
+              <w:rPr>
+                <w:b w:val="0"/>
+              </w:rPr>
+              <w:t>44.85</w:t>
+            </w:r>
+          </w:p>
+        </w:tc>
+        <w:tc>
+          <w:tcPr>
+            <w:tcW w:type="dxa" w:w="900"/>
+          </w:tcPr>
+          <w:p>
+            <w:pPr>
+              <w:pStyle w:val="Compact"/>
+              <w:jc w:val="left"/>
+            </w:pPr>
+            <w:r>
+              <w:rPr>
+                <w:b w:val="0"/>
+              </w:rPr>
+              <w:t>25.91</w:t>
+            </w:r>
+          </w:p>
+        </w:tc>
+        <w:tc>
+          <w:tcPr>
+            <w:tcW w:type="dxa" w:w="900"/>
+          </w:tcPr>
+          <w:p>
+            <w:pPr>
+              <w:pStyle w:val="Compact"/>
+              <w:jc w:val="left"/>
+            </w:pPr>
+            <w:r>
+              <w:rPr>
+                <w:b w:val="0"/>
+              </w:rPr>
+              <w:t>+4.26</w:t>
             </w:r>
           </w:p>
         </w:tc>
@@ -23970,7 +23828,7 @@
               <w:rPr>
                 <w:b w:val="0"/>
               </w:rPr>
-              <w:t>gemma4-12b-mlx-q8-64k:latest_rag_enhanced</w:t>
+              <w:t>nemotron-mini:4b_rag_enhanced</w:t>
             </w:r>
           </w:p>
         </w:tc>
@@ -24004,7 +23862,7 @@
               <w:rPr>
                 <w:b w:val="0"/>
               </w:rPr>
-              <w:t>51.42</w:t>
+              <w:t>28.71</w:t>
             </w:r>
           </w:p>
         </w:tc>
@@ -24021,7 +23879,7 @@
               <w:rPr>
                 <w:b w:val="0"/>
               </w:rPr>
-              <w:t>16.64</w:t>
+              <w:t>14.72</w:t>
             </w:r>
           </w:p>
         </w:tc>
@@ -24038,58 +23896,58 @@
               <w:rPr>
                 <w:b w:val="0"/>
               </w:rPr>
-              <w:t>25.15</w:t>
-            </w:r>
-          </w:p>
-        </w:tc>
-        <w:tc>
-          <w:tcPr>
-            <w:tcW w:type="dxa" w:w="900"/>
-          </w:tcPr>
-          <w:p>
-            <w:pPr>
-              <w:pStyle w:val="Compact"/>
-              <w:jc w:val="left"/>
-            </w:pPr>
-            <w:r>
-              <w:rPr>
-                <w:b w:val="0"/>
-              </w:rPr>
-              <w:t>83.99</w:t>
-            </w:r>
-          </w:p>
-        </w:tc>
-        <w:tc>
-          <w:tcPr>
-            <w:tcW w:type="dxa" w:w="900"/>
-          </w:tcPr>
-          <w:p>
-            <w:pPr>
-              <w:pStyle w:val="Compact"/>
-              <w:jc w:val="left"/>
-            </w:pPr>
-            <w:r>
-              <w:rPr>
-                <w:b w:val="0"/>
-              </w:rPr>
-              <w:t>27.78</w:t>
-            </w:r>
-          </w:p>
-        </w:tc>
-        <w:tc>
-          <w:tcPr>
-            <w:tcW w:type="dxa" w:w="900"/>
-          </w:tcPr>
-          <w:p>
-            <w:pPr>
-              <w:pStyle w:val="Compact"/>
-              <w:jc w:val="left"/>
-            </w:pPr>
-            <w:r>
-              <w:rPr>
-                <w:b w:val="0"/>
-              </w:rPr>
-              <w:t>+2.63</w:t>
+              <w:t>19.46</w:t>
+            </w:r>
+          </w:p>
+        </w:tc>
+        <w:tc>
+          <w:tcPr>
+            <w:tcW w:type="dxa" w:w="900"/>
+          </w:tcPr>
+          <w:p>
+            <w:pPr>
+              <w:pStyle w:val="Compact"/>
+              <w:jc w:val="left"/>
+            </w:pPr>
+            <w:r>
+              <w:rPr>
+                <w:b w:val="0"/>
+              </w:rPr>
+              <w:t>41.15</w:t>
+            </w:r>
+          </w:p>
+        </w:tc>
+        <w:tc>
+          <w:tcPr>
+            <w:tcW w:type="dxa" w:w="900"/>
+          </w:tcPr>
+          <w:p>
+            <w:pPr>
+              <w:pStyle w:val="Compact"/>
+              <w:jc w:val="left"/>
+            </w:pPr>
+            <w:r>
+              <w:rPr>
+                <w:b w:val="0"/>
+              </w:rPr>
+              <w:t>21.69</w:t>
+            </w:r>
+          </w:p>
+        </w:tc>
+        <w:tc>
+          <w:tcPr>
+            <w:tcW w:type="dxa" w:w="900"/>
+          </w:tcPr>
+          <w:p>
+            <w:pPr>
+              <w:pStyle w:val="Compact"/>
+              <w:jc w:val="left"/>
+            </w:pPr>
+            <w:r>
+              <w:rPr>
+                <w:b w:val="0"/>
+              </w:rPr>
+              <w:t>+2.22</w:t>
             </w:r>
           </w:p>
         </w:tc>
@@ -24108,7 +23966,7 @@
               <w:rPr>
                 <w:b w:val="0"/>
               </w:rPr>
-              <w:t>deepseek-r1:1.5b_kb_rag</w:t>
+              <w:t>deepseek-r1:1.5b_rag_enhanced</w:t>
             </w:r>
           </w:p>
         </w:tc>
@@ -24125,24 +23983,24 @@
               <w:rPr>
                 <w:b w:val="0"/>
               </w:rPr>
-              <w:t>benchmark_n120_REMOTO</w:t>
-            </w:r>
-          </w:p>
-        </w:tc>
-        <w:tc>
-          <w:tcPr>
-            <w:tcW w:type="dxa" w:w="900"/>
-          </w:tcPr>
-          <w:p>
-            <w:pPr>
-              <w:pStyle w:val="Compact"/>
-              <w:jc w:val="left"/>
-            </w:pPr>
-            <w:r>
-              <w:rPr>
-                <w:b w:val="0"/>
-              </w:rPr>
-              <w:t>27.63</w:t>
+              <w:t>benchmark_balanced_120_20260824_173036</w:t>
+            </w:r>
+          </w:p>
+        </w:tc>
+        <w:tc>
+          <w:tcPr>
+            <w:tcW w:type="dxa" w:w="900"/>
+          </w:tcPr>
+          <w:p>
+            <w:pPr>
+              <w:pStyle w:val="Compact"/>
+              <w:jc w:val="left"/>
+            </w:pPr>
+            <w:r>
+              <w:rPr>
+                <w:b w:val="0"/>
+              </w:rPr>
+              <w:t>21.48</w:t>
             </w:r>
           </w:p>
         </w:tc>
@@ -24159,7 +24017,7 @@
               <w:rPr>
                 <w:b w:val="0"/>
               </w:rPr>
-              <w:t>22.15</w:t>
+              <w:t>14.74</w:t>
             </w:r>
           </w:p>
         </w:tc>
@@ -24176,58 +24034,58 @@
               <w:rPr>
                 <w:b w:val="0"/>
               </w:rPr>
-              <w:t>24.59</w:t>
-            </w:r>
-          </w:p>
-        </w:tc>
-        <w:tc>
-          <w:tcPr>
-            <w:tcW w:type="dxa" w:w="900"/>
-          </w:tcPr>
-          <w:p>
-            <w:pPr>
-              <w:pStyle w:val="Compact"/>
-              <w:jc w:val="left"/>
-            </w:pPr>
-            <w:r>
-              <w:rPr>
-                <w:b w:val="0"/>
-              </w:rPr>
-              <w:t>37.06</w:t>
-            </w:r>
-          </w:p>
-        </w:tc>
-        <w:tc>
-          <w:tcPr>
-            <w:tcW w:type="dxa" w:w="900"/>
-          </w:tcPr>
-          <w:p>
-            <w:pPr>
-              <w:pStyle w:val="Compact"/>
-              <w:jc w:val="left"/>
-            </w:pPr>
-            <w:r>
-              <w:rPr>
-                <w:b w:val="0"/>
-              </w:rPr>
-              <w:t>27.73</w:t>
-            </w:r>
-          </w:p>
-        </w:tc>
-        <w:tc>
-          <w:tcPr>
-            <w:tcW w:type="dxa" w:w="900"/>
-          </w:tcPr>
-          <w:p>
-            <w:pPr>
-              <w:pStyle w:val="Compact"/>
-              <w:jc w:val="left"/>
-            </w:pPr>
-            <w:r>
-              <w:rPr>
-                <w:b w:val="0"/>
-              </w:rPr>
-              <w:t>+3.14</w:t>
+              <w:t>17.48</w:t>
+            </w:r>
+          </w:p>
+        </w:tc>
+        <w:tc>
+          <w:tcPr>
+            <w:tcW w:type="dxa" w:w="900"/>
+          </w:tcPr>
+          <w:p>
+            <w:pPr>
+              <w:pStyle w:val="Compact"/>
+              <w:jc w:val="left"/>
+            </w:pPr>
+            <w:r>
+              <w:rPr>
+                <w:b w:val="0"/>
+              </w:rPr>
+              <w:t>29.07</w:t>
+            </w:r>
+          </w:p>
+        </w:tc>
+        <w:tc>
+          <w:tcPr>
+            <w:tcW w:type="dxa" w:w="900"/>
+          </w:tcPr>
+          <w:p>
+            <w:pPr>
+              <w:pStyle w:val="Compact"/>
+              <w:jc w:val="left"/>
+            </w:pPr>
+            <w:r>
+              <w:rPr>
+                <w:b w:val="0"/>
+              </w:rPr>
+              <w:t>19.56</w:t>
+            </w:r>
+          </w:p>
+        </w:tc>
+        <w:tc>
+          <w:tcPr>
+            <w:tcW w:type="dxa" w:w="900"/>
+          </w:tcPr>
+          <w:p>
+            <w:pPr>
+              <w:pStyle w:val="Compact"/>
+              <w:jc w:val="left"/>
+            </w:pPr>
+            <w:r>
+              <w:rPr>
+                <w:b w:val="0"/>
+              </w:rPr>
+              <w:t>+2.08</w:t>
             </w:r>
           </w:p>
         </w:tc>
@@ -24246,7 +24104,7 @@
               <w:rPr>
                 <w:b w:val="0"/>
               </w:rPr>
-              <w:t>nemotron-mini:4b_baseline</w:t>
+              <w:t>gemma4:12b-mlx_kb_rag</w:t>
             </w:r>
           </w:p>
         </w:tc>
@@ -24263,24 +24121,24 @@
               <w:rPr>
                 <w:b w:val="0"/>
               </w:rPr>
-              <w:t>nemotron_rerun_n120_REMOTO</w:t>
-            </w:r>
-          </w:p>
-        </w:tc>
-        <w:tc>
-          <w:tcPr>
-            <w:tcW w:type="dxa" w:w="900"/>
-          </w:tcPr>
-          <w:p>
-            <w:pPr>
-              <w:pStyle w:val="Compact"/>
-              <w:jc w:val="left"/>
-            </w:pPr>
-            <w:r>
-              <w:rPr>
-                <w:b w:val="0"/>
-              </w:rPr>
-              <w:t>26.69</w:t>
+              <w:t>benchmark_n120_REMOTO</w:t>
+            </w:r>
+          </w:p>
+        </w:tc>
+        <w:tc>
+          <w:tcPr>
+            <w:tcW w:type="dxa" w:w="900"/>
+          </w:tcPr>
+          <w:p>
+            <w:pPr>
+              <w:pStyle w:val="Compact"/>
+              <w:jc w:val="left"/>
+            </w:pPr>
+            <w:r>
+              <w:rPr>
+                <w:b w:val="0"/>
+              </w:rPr>
+              <w:t>51.72</w:t>
             </w:r>
           </w:p>
         </w:tc>
@@ -24297,7 +24155,7 @@
               <w:rPr>
                 <w:b w:val="0"/>
               </w:rPr>
-              <w:t>18.21</w:t>
+              <w:t>8.50</w:t>
             </w:r>
           </w:p>
         </w:tc>
@@ -24314,834 +24172,6 @@
               <w:rPr>
                 <w:b w:val="0"/>
               </w:rPr>
-              <w:t>21.65</w:t>
-            </w:r>
-          </w:p>
-        </w:tc>
-        <w:tc>
-          <w:tcPr>
-            <w:tcW w:type="dxa" w:w="900"/>
-          </w:tcPr>
-          <w:p>
-            <w:pPr>
-              <w:pStyle w:val="Compact"/>
-              <w:jc w:val="left"/>
-            </w:pPr>
-            <w:r>
-              <w:rPr>
-                <w:b w:val="0"/>
-              </w:rPr>
-              <w:t>44.85</w:t>
-            </w:r>
-          </w:p>
-        </w:tc>
-        <w:tc>
-          <w:tcPr>
-            <w:tcW w:type="dxa" w:w="900"/>
-          </w:tcPr>
-          <w:p>
-            <w:pPr>
-              <w:pStyle w:val="Compact"/>
-              <w:jc w:val="left"/>
-            </w:pPr>
-            <w:r>
-              <w:rPr>
-                <w:b w:val="0"/>
-              </w:rPr>
-              <w:t>25.91</w:t>
-            </w:r>
-          </w:p>
-        </w:tc>
-        <w:tc>
-          <w:tcPr>
-            <w:tcW w:type="dxa" w:w="900"/>
-          </w:tcPr>
-          <w:p>
-            <w:pPr>
-              <w:pStyle w:val="Compact"/>
-              <w:jc w:val="left"/>
-            </w:pPr>
-            <w:r>
-              <w:rPr>
-                <w:b w:val="0"/>
-              </w:rPr>
-              <w:t>+4.26</w:t>
-            </w:r>
-          </w:p>
-        </w:tc>
-      </w:tr>
-      <w:tr>
-        <w:tc>
-          <w:tcPr>
-            <w:tcW w:type="dxa" w:w="944"/>
-          </w:tcPr>
-          <w:p>
-            <w:pPr>
-              <w:pStyle w:val="Compact"/>
-              <w:jc w:val="left"/>
-            </w:pPr>
-            <w:r>
-              <w:rPr>
-                <w:b w:val="0"/>
-              </w:rPr>
-              <w:t>nuextract:latest_kb_rag</w:t>
-            </w:r>
-          </w:p>
-        </w:tc>
-        <w:tc>
-          <w:tcPr>
-            <w:tcW w:type="dxa" w:w="2494"/>
-          </w:tcPr>
-          <w:p>
-            <w:pPr>
-              <w:pStyle w:val="Compact"/>
-              <w:jc w:val="left"/>
-            </w:pPr>
-            <w:r>
-              <w:rPr>
-                <w:b w:val="0"/>
-              </w:rPr>
-              <w:t>benchmark_n120_REMOTO</w:t>
-            </w:r>
-          </w:p>
-        </w:tc>
-        <w:tc>
-          <w:tcPr>
-            <w:tcW w:type="dxa" w:w="900"/>
-          </w:tcPr>
-          <w:p>
-            <w:pPr>
-              <w:pStyle w:val="Compact"/>
-              <w:jc w:val="left"/>
-            </w:pPr>
-            <w:r>
-              <w:rPr>
-                <w:b w:val="0"/>
-              </w:rPr>
-              <w:t>19.85</w:t>
-            </w:r>
-          </w:p>
-        </w:tc>
-        <w:tc>
-          <w:tcPr>
-            <w:tcW w:type="dxa" w:w="900"/>
-          </w:tcPr>
-          <w:p>
-            <w:pPr>
-              <w:pStyle w:val="Compact"/>
-              <w:jc w:val="center"/>
-            </w:pPr>
-            <w:r>
-              <w:rPr>
-                <w:b w:val="0"/>
-              </w:rPr>
-              <w:t>26.22</w:t>
-            </w:r>
-          </w:p>
-        </w:tc>
-        <w:tc>
-          <w:tcPr>
-            <w:tcW w:type="dxa" w:w="900"/>
-          </w:tcPr>
-          <w:p>
-            <w:pPr>
-              <w:pStyle w:val="Compact"/>
-              <w:jc w:val="center"/>
-            </w:pPr>
-            <w:r>
-              <w:rPr>
-                <w:b w:val="0"/>
-              </w:rPr>
-              <w:t>22.59</w:t>
-            </w:r>
-          </w:p>
-        </w:tc>
-        <w:tc>
-          <w:tcPr>
-            <w:tcW w:type="dxa" w:w="900"/>
-          </w:tcPr>
-          <w:p>
-            <w:pPr>
-              <w:pStyle w:val="Compact"/>
-              <w:jc w:val="left"/>
-            </w:pPr>
-            <w:r>
-              <w:rPr>
-                <w:b w:val="0"/>
-              </w:rPr>
-              <w:t>24.92</w:t>
-            </w:r>
-          </w:p>
-        </w:tc>
-        <w:tc>
-          <w:tcPr>
-            <w:tcW w:type="dxa" w:w="900"/>
-          </w:tcPr>
-          <w:p>
-            <w:pPr>
-              <w:pStyle w:val="Compact"/>
-              <w:jc w:val="left"/>
-            </w:pPr>
-            <w:r>
-              <w:rPr>
-                <w:b w:val="0"/>
-              </w:rPr>
-              <w:t>25.55</w:t>
-            </w:r>
-          </w:p>
-        </w:tc>
-        <w:tc>
-          <w:tcPr>
-            <w:tcW w:type="dxa" w:w="900"/>
-          </w:tcPr>
-          <w:p>
-            <w:pPr>
-              <w:pStyle w:val="Compact"/>
-              <w:jc w:val="left"/>
-            </w:pPr>
-            <w:r>
-              <w:rPr>
-                <w:b w:val="0"/>
-              </w:rPr>
-              <w:t>+2.96</w:t>
-            </w:r>
-          </w:p>
-        </w:tc>
-      </w:tr>
-      <w:tr>
-        <w:tc>
-          <w:tcPr>
-            <w:tcW w:type="dxa" w:w="944"/>
-          </w:tcPr>
-          <w:p>
-            <w:pPr>
-              <w:pStyle w:val="Compact"/>
-              <w:jc w:val="left"/>
-            </w:pPr>
-            <w:r>
-              <w:rPr>
-                <w:b w:val="0"/>
-              </w:rPr>
-              <w:t>nemotron-mini:4b_rag_enhanced</w:t>
-            </w:r>
-          </w:p>
-        </w:tc>
-        <w:tc>
-          <w:tcPr>
-            <w:tcW w:type="dxa" w:w="2494"/>
-          </w:tcPr>
-          <w:p>
-            <w:pPr>
-              <w:pStyle w:val="Compact"/>
-              <w:jc w:val="left"/>
-            </w:pPr>
-            <w:r>
-              <w:rPr>
-                <w:b w:val="0"/>
-              </w:rPr>
-              <w:t>benchmark_balanced_120_20260824_173036</w:t>
-            </w:r>
-          </w:p>
-        </w:tc>
-        <w:tc>
-          <w:tcPr>
-            <w:tcW w:type="dxa" w:w="900"/>
-          </w:tcPr>
-          <w:p>
-            <w:pPr>
-              <w:pStyle w:val="Compact"/>
-              <w:jc w:val="left"/>
-            </w:pPr>
-            <w:r>
-              <w:rPr>
-                <w:b w:val="0"/>
-              </w:rPr>
-              <w:t>28.71</w:t>
-            </w:r>
-          </w:p>
-        </w:tc>
-        <w:tc>
-          <w:tcPr>
-            <w:tcW w:type="dxa" w:w="900"/>
-          </w:tcPr>
-          <w:p>
-            <w:pPr>
-              <w:pStyle w:val="Compact"/>
-              <w:jc w:val="center"/>
-            </w:pPr>
-            <w:r>
-              <w:rPr>
-                <w:b w:val="0"/>
-              </w:rPr>
-              <w:t>14.72</w:t>
-            </w:r>
-          </w:p>
-        </w:tc>
-        <w:tc>
-          <w:tcPr>
-            <w:tcW w:type="dxa" w:w="900"/>
-          </w:tcPr>
-          <w:p>
-            <w:pPr>
-              <w:pStyle w:val="Compact"/>
-              <w:jc w:val="center"/>
-            </w:pPr>
-            <w:r>
-              <w:rPr>
-                <w:b w:val="0"/>
-              </w:rPr>
-              <w:t>19.46</w:t>
-            </w:r>
-          </w:p>
-        </w:tc>
-        <w:tc>
-          <w:tcPr>
-            <w:tcW w:type="dxa" w:w="900"/>
-          </w:tcPr>
-          <w:p>
-            <w:pPr>
-              <w:pStyle w:val="Compact"/>
-              <w:jc w:val="left"/>
-            </w:pPr>
-            <w:r>
-              <w:rPr>
-                <w:b w:val="0"/>
-              </w:rPr>
-              <w:t>41.15</w:t>
-            </w:r>
-          </w:p>
-        </w:tc>
-        <w:tc>
-          <w:tcPr>
-            <w:tcW w:type="dxa" w:w="900"/>
-          </w:tcPr>
-          <w:p>
-            <w:pPr>
-              <w:pStyle w:val="Compact"/>
-              <w:jc w:val="left"/>
-            </w:pPr>
-            <w:r>
-              <w:rPr>
-                <w:b w:val="0"/>
-              </w:rPr>
-              <w:t>21.69</w:t>
-            </w:r>
-          </w:p>
-        </w:tc>
-        <w:tc>
-          <w:tcPr>
-            <w:tcW w:type="dxa" w:w="900"/>
-          </w:tcPr>
-          <w:p>
-            <w:pPr>
-              <w:pStyle w:val="Compact"/>
-              <w:jc w:val="left"/>
-            </w:pPr>
-            <w:r>
-              <w:rPr>
-                <w:b w:val="0"/>
-              </w:rPr>
-              <w:t>+2.22</w:t>
-            </w:r>
-          </w:p>
-        </w:tc>
-      </w:tr>
-      <w:tr>
-        <w:tc>
-          <w:tcPr>
-            <w:tcW w:type="dxa" w:w="944"/>
-          </w:tcPr>
-          <w:p>
-            <w:pPr>
-              <w:pStyle w:val="Compact"/>
-              <w:jc w:val="left"/>
-            </w:pPr>
-            <w:r>
-              <w:rPr>
-                <w:b w:val="0"/>
-              </w:rPr>
-              <w:t>nuextract:latest_rag_enhanced</w:t>
-            </w:r>
-          </w:p>
-        </w:tc>
-        <w:tc>
-          <w:tcPr>
-            <w:tcW w:type="dxa" w:w="2494"/>
-          </w:tcPr>
-          <w:p>
-            <w:pPr>
-              <w:pStyle w:val="Compact"/>
-              <w:jc w:val="left"/>
-            </w:pPr>
-            <w:r>
-              <w:rPr>
-                <w:b w:val="0"/>
-              </w:rPr>
-              <w:t>benchmark_balanced_120_20260824_173036</w:t>
-            </w:r>
-          </w:p>
-        </w:tc>
-        <w:tc>
-          <w:tcPr>
-            <w:tcW w:type="dxa" w:w="900"/>
-          </w:tcPr>
-          <w:p>
-            <w:pPr>
-              <w:pStyle w:val="Compact"/>
-              <w:jc w:val="left"/>
-            </w:pPr>
-            <w:r>
-              <w:rPr>
-                <w:b w:val="0"/>
-              </w:rPr>
-              <w:t>21.20</w:t>
-            </w:r>
-          </w:p>
-        </w:tc>
-        <w:tc>
-          <w:tcPr>
-            <w:tcW w:type="dxa" w:w="900"/>
-          </w:tcPr>
-          <w:p>
-            <w:pPr>
-              <w:pStyle w:val="Compact"/>
-              <w:jc w:val="center"/>
-            </w:pPr>
-            <w:r>
-              <w:rPr>
-                <w:b w:val="0"/>
-              </w:rPr>
-              <w:t>16.68</w:t>
-            </w:r>
-          </w:p>
-        </w:tc>
-        <w:tc>
-          <w:tcPr>
-            <w:tcW w:type="dxa" w:w="900"/>
-          </w:tcPr>
-          <w:p>
-            <w:pPr>
-              <w:pStyle w:val="Compact"/>
-              <w:jc w:val="center"/>
-            </w:pPr>
-            <w:r>
-              <w:rPr>
-                <w:b w:val="0"/>
-              </w:rPr>
-              <w:t>18.67</w:t>
-            </w:r>
-          </w:p>
-        </w:tc>
-        <w:tc>
-          <w:tcPr>
-            <w:tcW w:type="dxa" w:w="900"/>
-          </w:tcPr>
-          <w:p>
-            <w:pPr>
-              <w:pStyle w:val="Compact"/>
-              <w:jc w:val="left"/>
-            </w:pPr>
-            <w:r>
-              <w:rPr>
-                <w:b w:val="0"/>
-              </w:rPr>
-              <w:t>30.10</w:t>
-            </w:r>
-          </w:p>
-        </w:tc>
-        <w:tc>
-          <w:tcPr>
-            <w:tcW w:type="dxa" w:w="900"/>
-          </w:tcPr>
-          <w:p>
-            <w:pPr>
-              <w:pStyle w:val="Compact"/>
-              <w:jc w:val="left"/>
-            </w:pPr>
-            <w:r>
-              <w:rPr>
-                <w:b w:val="0"/>
-              </w:rPr>
-              <w:t>21.46</w:t>
-            </w:r>
-          </w:p>
-        </w:tc>
-        <w:tc>
-          <w:tcPr>
-            <w:tcW w:type="dxa" w:w="900"/>
-          </w:tcPr>
-          <w:p>
-            <w:pPr>
-              <w:pStyle w:val="Compact"/>
-              <w:jc w:val="left"/>
-            </w:pPr>
-            <w:r>
-              <w:rPr>
-                <w:b w:val="0"/>
-              </w:rPr>
-              <w:t>+2.79</w:t>
-            </w:r>
-          </w:p>
-        </w:tc>
-      </w:tr>
-      <w:tr>
-        <w:tc>
-          <w:tcPr>
-            <w:tcW w:type="dxa" w:w="944"/>
-          </w:tcPr>
-          <w:p>
-            <w:pPr>
-              <w:pStyle w:val="Compact"/>
-              <w:jc w:val="left"/>
-            </w:pPr>
-            <w:r>
-              <w:rPr>
-                <w:b w:val="0"/>
-              </w:rPr>
-              <w:t>deepseek-r1:1.5b_rag_enhanced</w:t>
-            </w:r>
-          </w:p>
-        </w:tc>
-        <w:tc>
-          <w:tcPr>
-            <w:tcW w:type="dxa" w:w="2494"/>
-          </w:tcPr>
-          <w:p>
-            <w:pPr>
-              <w:pStyle w:val="Compact"/>
-              <w:jc w:val="left"/>
-            </w:pPr>
-            <w:r>
-              <w:rPr>
-                <w:b w:val="0"/>
-              </w:rPr>
-              <w:t>benchmark_balanced_120_20260824_173036</w:t>
-            </w:r>
-          </w:p>
-        </w:tc>
-        <w:tc>
-          <w:tcPr>
-            <w:tcW w:type="dxa" w:w="900"/>
-          </w:tcPr>
-          <w:p>
-            <w:pPr>
-              <w:pStyle w:val="Compact"/>
-              <w:jc w:val="left"/>
-            </w:pPr>
-            <w:r>
-              <w:rPr>
-                <w:b w:val="0"/>
-              </w:rPr>
-              <w:t>21.48</w:t>
-            </w:r>
-          </w:p>
-        </w:tc>
-        <w:tc>
-          <w:tcPr>
-            <w:tcW w:type="dxa" w:w="900"/>
-          </w:tcPr>
-          <w:p>
-            <w:pPr>
-              <w:pStyle w:val="Compact"/>
-              <w:jc w:val="center"/>
-            </w:pPr>
-            <w:r>
-              <w:rPr>
-                <w:b w:val="0"/>
-              </w:rPr>
-              <w:t>14.74</w:t>
-            </w:r>
-          </w:p>
-        </w:tc>
-        <w:tc>
-          <w:tcPr>
-            <w:tcW w:type="dxa" w:w="900"/>
-          </w:tcPr>
-          <w:p>
-            <w:pPr>
-              <w:pStyle w:val="Compact"/>
-              <w:jc w:val="center"/>
-            </w:pPr>
-            <w:r>
-              <w:rPr>
-                <w:b w:val="0"/>
-              </w:rPr>
-              <w:t>17.48</w:t>
-            </w:r>
-          </w:p>
-        </w:tc>
-        <w:tc>
-          <w:tcPr>
-            <w:tcW w:type="dxa" w:w="900"/>
-          </w:tcPr>
-          <w:p>
-            <w:pPr>
-              <w:pStyle w:val="Compact"/>
-              <w:jc w:val="left"/>
-            </w:pPr>
-            <w:r>
-              <w:rPr>
-                <w:b w:val="0"/>
-              </w:rPr>
-              <w:t>29.07</w:t>
-            </w:r>
-          </w:p>
-        </w:tc>
-        <w:tc>
-          <w:tcPr>
-            <w:tcW w:type="dxa" w:w="900"/>
-          </w:tcPr>
-          <w:p>
-            <w:pPr>
-              <w:pStyle w:val="Compact"/>
-              <w:jc w:val="left"/>
-            </w:pPr>
-            <w:r>
-              <w:rPr>
-                <w:b w:val="0"/>
-              </w:rPr>
-              <w:t>19.56</w:t>
-            </w:r>
-          </w:p>
-        </w:tc>
-        <w:tc>
-          <w:tcPr>
-            <w:tcW w:type="dxa" w:w="900"/>
-          </w:tcPr>
-          <w:p>
-            <w:pPr>
-              <w:pStyle w:val="Compact"/>
-              <w:jc w:val="left"/>
-            </w:pPr>
-            <w:r>
-              <w:rPr>
-                <w:b w:val="0"/>
-              </w:rPr>
-              <w:t>+2.08</w:t>
-            </w:r>
-          </w:p>
-        </w:tc>
-      </w:tr>
-      <w:tr>
-        <w:tc>
-          <w:tcPr>
-            <w:tcW w:type="dxa" w:w="944"/>
-          </w:tcPr>
-          <w:p>
-            <w:pPr>
-              <w:pStyle w:val="Compact"/>
-              <w:jc w:val="left"/>
-            </w:pPr>
-            <w:r>
-              <w:rPr>
-                <w:b w:val="0"/>
-              </w:rPr>
-              <w:t>minimax-m3:cloud_baseline</w:t>
-            </w:r>
-          </w:p>
-        </w:tc>
-        <w:tc>
-          <w:tcPr>
-            <w:tcW w:type="dxa" w:w="2494"/>
-          </w:tcPr>
-          <w:p>
-            <w:pPr>
-              <w:pStyle w:val="Compact"/>
-              <w:jc w:val="left"/>
-            </w:pPr>
-            <w:r>
-              <w:rPr>
-                <w:b w:val="0"/>
-              </w:rPr>
-              <w:t>benchmark_balanced_120_20260824_173036</w:t>
-            </w:r>
-          </w:p>
-        </w:tc>
-        <w:tc>
-          <w:tcPr>
-            <w:tcW w:type="dxa" w:w="900"/>
-          </w:tcPr>
-          <w:p>
-            <w:pPr>
-              <w:pStyle w:val="Compact"/>
-              <w:jc w:val="left"/>
-            </w:pPr>
-            <w:r>
-              <w:rPr>
-                <w:b w:val="0"/>
-              </w:rPr>
-              <w:t>48.44</w:t>
-            </w:r>
-          </w:p>
-        </w:tc>
-        <w:tc>
-          <w:tcPr>
-            <w:tcW w:type="dxa" w:w="900"/>
-          </w:tcPr>
-          <w:p>
-            <w:pPr>
-              <w:pStyle w:val="Compact"/>
-              <w:jc w:val="center"/>
-            </w:pPr>
-            <w:r>
-              <w:rPr>
-                <w:b w:val="0"/>
-              </w:rPr>
-              <w:t>8.63</w:t>
-            </w:r>
-          </w:p>
-        </w:tc>
-        <w:tc>
-          <w:tcPr>
-            <w:tcW w:type="dxa" w:w="900"/>
-          </w:tcPr>
-          <w:p>
-            <w:pPr>
-              <w:pStyle w:val="Compact"/>
-              <w:jc w:val="center"/>
-            </w:pPr>
-            <w:r>
-              <w:rPr>
-                <w:b w:val="0"/>
-              </w:rPr>
-              <w:t>14.65</w:t>
-            </w:r>
-          </w:p>
-        </w:tc>
-        <w:tc>
-          <w:tcPr>
-            <w:tcW w:type="dxa" w:w="900"/>
-          </w:tcPr>
-          <w:p>
-            <w:pPr>
-              <w:pStyle w:val="Compact"/>
-              <w:jc w:val="left"/>
-            </w:pPr>
-            <w:r>
-              <w:rPr>
-                <w:b w:val="0"/>
-              </w:rPr>
-              <w:t>76.54</w:t>
-            </w:r>
-          </w:p>
-        </w:tc>
-        <w:tc>
-          <w:tcPr>
-            <w:tcW w:type="dxa" w:w="900"/>
-          </w:tcPr>
-          <w:p>
-            <w:pPr>
-              <w:pStyle w:val="Compact"/>
-              <w:jc w:val="left"/>
-            </w:pPr>
-            <w:r>
-              <w:rPr>
-                <w:b w:val="0"/>
-              </w:rPr>
-              <w:t>15.51</w:t>
-            </w:r>
-          </w:p>
-        </w:tc>
-        <w:tc>
-          <w:tcPr>
-            <w:tcW w:type="dxa" w:w="900"/>
-          </w:tcPr>
-          <w:p>
-            <w:pPr>
-              <w:pStyle w:val="Compact"/>
-              <w:jc w:val="left"/>
-            </w:pPr>
-            <w:r>
-              <w:rPr>
-                <w:b w:val="0"/>
-              </w:rPr>
-              <w:t>+0.86</w:t>
-            </w:r>
-          </w:p>
-        </w:tc>
-      </w:tr>
-      <w:tr>
-        <w:tc>
-          <w:tcPr>
-            <w:tcW w:type="dxa" w:w="944"/>
-          </w:tcPr>
-          <w:p>
-            <w:pPr>
-              <w:pStyle w:val="Compact"/>
-              <w:jc w:val="left"/>
-            </w:pPr>
-            <w:r>
-              <w:rPr>
-                <w:b w:val="0"/>
-              </w:rPr>
-              <w:t>gemma4:12b-mlx_kb_rag</w:t>
-            </w:r>
-          </w:p>
-        </w:tc>
-        <w:tc>
-          <w:tcPr>
-            <w:tcW w:type="dxa" w:w="2494"/>
-          </w:tcPr>
-          <w:p>
-            <w:pPr>
-              <w:pStyle w:val="Compact"/>
-              <w:jc w:val="left"/>
-            </w:pPr>
-            <w:r>
-              <w:rPr>
-                <w:b w:val="0"/>
-              </w:rPr>
-              <w:t>benchmark_n120_REMOTO</w:t>
-            </w:r>
-          </w:p>
-        </w:tc>
-        <w:tc>
-          <w:tcPr>
-            <w:tcW w:type="dxa" w:w="900"/>
-          </w:tcPr>
-          <w:p>
-            <w:pPr>
-              <w:pStyle w:val="Compact"/>
-              <w:jc w:val="left"/>
-            </w:pPr>
-            <w:r>
-              <w:rPr>
-                <w:b w:val="0"/>
-              </w:rPr>
-              <w:t>51.72</w:t>
-            </w:r>
-          </w:p>
-        </w:tc>
-        <w:tc>
-          <w:tcPr>
-            <w:tcW w:type="dxa" w:w="900"/>
-          </w:tcPr>
-          <w:p>
-            <w:pPr>
-              <w:pStyle w:val="Compact"/>
-              <w:jc w:val="center"/>
-            </w:pPr>
-            <w:r>
-              <w:rPr>
-                <w:b w:val="0"/>
-              </w:rPr>
-              <w:t>8.50</w:t>
-            </w:r>
-          </w:p>
-        </w:tc>
-        <w:tc>
-          <w:tcPr>
-            <w:tcW w:type="dxa" w:w="900"/>
-          </w:tcPr>
-          <w:p>
-            <w:pPr>
-              <w:pStyle w:val="Compact"/>
-              <w:jc w:val="center"/>
-            </w:pPr>
-            <w:r>
-              <w:rPr>
-                <w:b w:val="0"/>
-              </w:rPr>
               <w:t>14.60</w:t>
             </w:r>
           </w:p>
@@ -25194,144 +24224,6 @@
                 <w:b w:val="0"/>
               </w:rPr>
               <w:t>+0.84</w:t>
-            </w:r>
-          </w:p>
-        </w:tc>
-      </w:tr>
-      <w:tr>
-        <w:tc>
-          <w:tcPr>
-            <w:tcW w:type="dxa" w:w="944"/>
-          </w:tcPr>
-          <w:p>
-            <w:pPr>
-              <w:pStyle w:val="Compact"/>
-              <w:jc w:val="left"/>
-            </w:pPr>
-            <w:r>
-              <w:rPr>
-                <w:b w:val="0"/>
-              </w:rPr>
-              <w:t>minimax-m3:cloud_rag_enhanced</w:t>
-            </w:r>
-          </w:p>
-        </w:tc>
-        <w:tc>
-          <w:tcPr>
-            <w:tcW w:type="dxa" w:w="2494"/>
-          </w:tcPr>
-          <w:p>
-            <w:pPr>
-              <w:pStyle w:val="Compact"/>
-              <w:jc w:val="left"/>
-            </w:pPr>
-            <w:r>
-              <w:rPr>
-                <w:b w:val="0"/>
-              </w:rPr>
-              <w:t>benchmark_balanced_120_20260824_173036</w:t>
-            </w:r>
-          </w:p>
-        </w:tc>
-        <w:tc>
-          <w:tcPr>
-            <w:tcW w:type="dxa" w:w="900"/>
-          </w:tcPr>
-          <w:p>
-            <w:pPr>
-              <w:pStyle w:val="Compact"/>
-              <w:jc w:val="left"/>
-            </w:pPr>
-            <w:r>
-              <w:rPr>
-                <w:b w:val="0"/>
-              </w:rPr>
-              <w:t>51.93</w:t>
-            </w:r>
-          </w:p>
-        </w:tc>
-        <w:tc>
-          <w:tcPr>
-            <w:tcW w:type="dxa" w:w="900"/>
-          </w:tcPr>
-          <w:p>
-            <w:pPr>
-              <w:pStyle w:val="Compact"/>
-              <w:jc w:val="center"/>
-            </w:pPr>
-            <w:r>
-              <w:rPr>
-                <w:b w:val="0"/>
-              </w:rPr>
-              <w:t>6.65</w:t>
-            </w:r>
-          </w:p>
-        </w:tc>
-        <w:tc>
-          <w:tcPr>
-            <w:tcW w:type="dxa" w:w="900"/>
-          </w:tcPr>
-          <w:p>
-            <w:pPr>
-              <w:pStyle w:val="Compact"/>
-              <w:jc w:val="center"/>
-            </w:pPr>
-            <w:r>
-              <w:rPr>
-                <w:b w:val="0"/>
-              </w:rPr>
-              <w:t>11.79</w:t>
-            </w:r>
-          </w:p>
-        </w:tc>
-        <w:tc>
-          <w:tcPr>
-            <w:tcW w:type="dxa" w:w="900"/>
-          </w:tcPr>
-          <w:p>
-            <w:pPr>
-              <w:pStyle w:val="Compact"/>
-              <w:jc w:val="left"/>
-            </w:pPr>
-            <w:r>
-              <w:rPr>
-                <w:b w:val="0"/>
-              </w:rPr>
-              <w:t>81.74</w:t>
-            </w:r>
-          </w:p>
-        </w:tc>
-        <w:tc>
-          <w:tcPr>
-            <w:tcW w:type="dxa" w:w="900"/>
-          </w:tcPr>
-          <w:p>
-            <w:pPr>
-              <w:pStyle w:val="Compact"/>
-              <w:jc w:val="left"/>
-            </w:pPr>
-            <w:r>
-              <w:rPr>
-                <w:b w:val="0"/>
-              </w:rPr>
-              <w:t>12.30</w:t>
-            </w:r>
-          </w:p>
-        </w:tc>
-        <w:tc>
-          <w:tcPr>
-            <w:tcW w:type="dxa" w:w="900"/>
-          </w:tcPr>
-          <w:p>
-            <w:pPr>
-              <w:pStyle w:val="Compact"/>
-              <w:jc w:val="left"/>
-            </w:pPr>
-            <w:r>
-              <w:rPr>
-                <w:b w:val="0"/>
-              </w:rPr>
-              <w:t>+0.51</w:t>
             </w:r>
           </w:p>
         </w:tc>

--- a/Informe_Final_Tesina_NER_plantilla_revision_final_2026-09-03.docx
+++ b/Informe_Final_Tesina_NER_plantilla_revision_final_2026-09-03.docx
@@ -83,7 +83,7 @@
         <w:t>few-shot</w:t>
       </w:r>
       <w:r>
-        <w:t xml:space="preserve"> aporta +10,4 puntos en el corpus de quince artículos, mejora que no replica sobre el corpus mayor. Restringida la medición a las categorías que el corpus anota, el mejor modelo local alcanza 76,85 % de F1 en español y 90,91 % en el dominio, preservando la confidencialidad.</w:t>
+        <w:t xml:space="preserve"> aporta +10,4 puntos en el corpus de quince artículos, mejora que no replica sobre el corpus mayor. Restringida la medición a las categorías que el corpus anota, el mejor modelo local alcanza 76,55 % de F1 en español y 90,16 % en el dominio, preservando la confidencialidad.</w:t>
       </w:r>
     </w:p>
     <w:p>
@@ -134,7 +134,7 @@
         <w:t>few-shot</w:t>
       </w:r>
       <w:r>
-        <w:t xml:space="preserve"> examples yields +10.4 points on the fifteen-article corpus, an improvement that does not replicate on the larger corpus. With scoring restricted to the categories the corpus annotates, the best local model reaches 76.85 % F1 in Spanish and 90.91 % on the domain corpus, preserving confidentiality.</w:t>
+        <w:t xml:space="preserve"> examples yields +10.4 points on the fifteen-article corpus, an improvement that does not replicate on the larger corpus. With scoring restricted to the categories the corpus annotates, the best local model reaches 76.55 % F1 in Spanish and 90.16 % on the domain corpus, preserving confidentiality.</w:t>
       </w:r>
     </w:p>
     <w:p>
@@ -2561,7 +2561,7 @@
               <w:rPr>
                 <w:b/>
               </w:rPr>
-              <w:t>76,85 % F1</w:t>
+              <w:t xml:space="preserve">76,55 % F1</w:t>
             </w:r>
           </w:p>
         </w:tc>
@@ -10445,7 +10445,7 @@
         <w:rPr>
           <w:b/>
         </w:rPr>
-        <w:t>76,85 % de F1 sobre el corpus periodístico de ciento veinte artículos</w:t>
+        <w:t xml:space="preserve">76,55 % de F1 sobre el corpus periodístico de ciento veinte artículos</w:t>
       </w:r>
       <w:r>
         <w:t xml:space="preserve"> —de los que 105 están en español— y </w:t>
@@ -10454,7 +10454,7 @@
         <w:rPr>
           <w:b/>
         </w:rPr>
-        <w:t>90,91 % sobre el corpus del dominio de treinta artículos</w:t>
+        <w:t xml:space="preserve">90,16 % sobre el corpus del dominio de treinta artículos</w:t>
       </w:r>
       <w:r>
         <w:t>, que está redactado en inglés. Bajo la convención original, que puntúa también una categoría sin anotar, las cifras equivalentes son 62,67 % y 80,51 %. En ninguno de los dos corpus se registraron extracciones fallidas.</w:t>
@@ -10508,7 +10508,7 @@
         <w:pStyle w:val="numbereditem"/>
       </w:pPr>
       <w:r>
-        <w:t xml:space="preserve">Soberanía de datos con un coste de rendimiento acotado: sobre el corpus de quince artículos la ejecución local supera a la alojada (69,12 % frente a 66,99 % de F1), pero ese experimento es el de menor potencia estadística y el estudio principal lo contradice: sobre los ciento veinte artículos, y con la medición restringida a las categorías anotadas, la variante en la nube del mismo modelo obtiene 81,45 % frente al 76,85 % del mejor local. La conclusión sostenible no es la equivalencia sino que </w:t>
+        <w:t xml:space="preserve">Soberanía de datos con un coste de rendimiento acotado: sobre el corpus de quince artículos la ejecución local supera a la alojada (69,12 % frente a 66,99 % de F1), pero ese experimento es el de menor potencia estadística y el estudio principal lo contradice: sobre los ciento veinte artículos, y con la medición restringida a las categorías anotadas, la variante en la nube del mismo modelo obtiene 80,42 % frente al 76,55 % del mejor local. La conclusión sostenible no es la equivalencia sino que </w:t>
       </w:r>
       <w:r>
         <w:rPr>
@@ -17515,7 +17515,7 @@
               <w:rPr>
                 <w:b w:val="0"/>
               </w:rPr>
-              <w:t>+0.0385</w:t>
+              <w:t xml:space="preserve">+0.0789</w:t>
             </w:r>
           </w:p>
         </w:tc>
@@ -17532,7 +17532,7 @@
               <w:rPr>
                 <w:b w:val="0"/>
               </w:rPr>
-              <w:t>+0.1795</w:t>
+              <w:t xml:space="preserve">-0.0612</w:t>
             </w:r>
           </w:p>
         </w:tc>
@@ -17833,7 +17833,7 @@
               <w:rPr>
                 <w:b w:val="0"/>
               </w:rPr>
-              <w:t>-0.0214</w:t>
+              <w:t xml:space="preserve">+0.0604</w:t>
             </w:r>
           </w:p>
         </w:tc>
@@ -17850,7 +17850,7 @@
               <w:rPr>
                 <w:b w:val="0"/>
               </w:rPr>
-              <w:t>+0.0448</w:t>
+              <w:t xml:space="preserve">-0.0897</w:t>
             </w:r>
           </w:p>
         </w:tc>
@@ -18480,7 +18480,7 @@
               <w:rPr>
                 <w:b w:val="0"/>
               </w:rPr>
-              <w:t>58.58</w:t>
+              <w:t xml:space="preserve">55.80</w:t>
             </w:r>
           </w:p>
         </w:tc>
@@ -18497,7 +18497,7 @@
               <w:rPr>
                 <w:b w:val="0"/>
               </w:rPr>
-              <w:t>76.80</w:t>
+              <w:t xml:space="preserve">75.30</w:t>
             </w:r>
           </w:p>
         </w:tc>
@@ -18514,58 +18514,58 @@
               <w:rPr>
                 <w:b w:val="0"/>
               </w:rPr>
-              <w:t>66.46</w:t>
-            </w:r>
-          </w:p>
-        </w:tc>
-        <w:tc>
-          <w:tcPr>
-            <w:tcW w:type="dxa" w:w="900"/>
-          </w:tcPr>
-          <w:p>
-            <w:pPr>
-              <w:pStyle w:val="Compact"/>
-              <w:jc w:val="left"/>
-            </w:pPr>
-            <w:r>
-              <w:rPr>
-                <w:b w:val="0"/>
-              </w:rPr>
-              <w:t>86.70</w:t>
-            </w:r>
-          </w:p>
-        </w:tc>
-        <w:tc>
-          <w:tcPr>
-            <w:tcW w:type="dxa" w:w="900"/>
-          </w:tcPr>
-          <w:p>
-            <w:pPr>
-              <w:pStyle w:val="Compact"/>
-              <w:jc w:val="left"/>
-            </w:pPr>
-            <w:r>
-              <w:rPr>
-                <w:b w:val="0"/>
-              </w:rPr>
-              <w:t>81.45</w:t>
-            </w:r>
-          </w:p>
-        </w:tc>
-        <w:tc>
-          <w:tcPr>
-            <w:tcW w:type="dxa" w:w="900"/>
-          </w:tcPr>
-          <w:p>
-            <w:pPr>
-              <w:pStyle w:val="Compact"/>
-              <w:jc w:val="left"/>
-            </w:pPr>
-            <w:r>
-              <w:rPr>
-                <w:b w:val="0"/>
-              </w:rPr>
-              <w:t>+14.99</w:t>
+              <w:t xml:space="preserve">62.38</w:t>
+            </w:r>
+          </w:p>
+        </w:tc>
+        <w:tc>
+          <w:tcPr>
+            <w:tcW w:type="dxa" w:w="900"/>
+          </w:tcPr>
+          <w:p>
+            <w:pPr>
+              <w:pStyle w:val="Compact"/>
+              <w:jc w:val="left"/>
+            </w:pPr>
+            <w:r>
+              <w:rPr>
+                <w:b w:val="0"/>
+              </w:rPr>
+              <w:t xml:space="preserve">85.51</w:t>
+            </w:r>
+          </w:p>
+        </w:tc>
+        <w:tc>
+          <w:tcPr>
+            <w:tcW w:type="dxa" w:w="900"/>
+          </w:tcPr>
+          <w:p>
+            <w:pPr>
+              <w:pStyle w:val="Compact"/>
+              <w:jc w:val="left"/>
+            </w:pPr>
+            <w:r>
+              <w:rPr>
+                <w:b w:val="0"/>
+              </w:rPr>
+              <w:t xml:space="preserve">80.42</w:t>
+            </w:r>
+          </w:p>
+        </w:tc>
+        <w:tc>
+          <w:tcPr>
+            <w:tcW w:type="dxa" w:w="900"/>
+          </w:tcPr>
+          <w:p>
+            <w:pPr>
+              <w:pStyle w:val="Compact"/>
+              <w:jc w:val="left"/>
+            </w:pPr>
+            <w:r>
+              <w:rPr>
+                <w:b w:val="0"/>
+              </w:rPr>
+              <w:t xml:space="preserve">+18.03</w:t>
             </w:r>
           </w:p>
         </w:tc>
@@ -18618,7 +18618,7 @@
               <w:rPr>
                 <w:b w:val="0"/>
               </w:rPr>
-              <w:t>57.29</w:t>
+              <w:t xml:space="preserve">54.92</w:t>
             </w:r>
           </w:p>
         </w:tc>
@@ -18635,7 +18635,7 @@
               <w:rPr>
                 <w:b w:val="0"/>
               </w:rPr>
-              <w:t>76.50</w:t>
+              <w:t xml:space="preserve">75.11</w:t>
             </w:r>
           </w:p>
         </w:tc>
@@ -18652,58 +18652,58 @@
               <w:rPr>
                 <w:b w:val="0"/>
               </w:rPr>
-              <w:t>65.52</w:t>
-            </w:r>
-          </w:p>
-        </w:tc>
-        <w:tc>
-          <w:tcPr>
-            <w:tcW w:type="dxa" w:w="900"/>
-          </w:tcPr>
-          <w:p>
-            <w:pPr>
-              <w:pStyle w:val="Compact"/>
-              <w:jc w:val="left"/>
-            </w:pPr>
-            <w:r>
-              <w:rPr>
-                <w:b w:val="0"/>
-              </w:rPr>
-              <w:t>83.19</w:t>
-            </w:r>
-          </w:p>
-        </w:tc>
-        <w:tc>
-          <w:tcPr>
-            <w:tcW w:type="dxa" w:w="900"/>
-          </w:tcPr>
-          <w:p>
-            <w:pPr>
-              <w:pStyle w:val="Compact"/>
-              <w:jc w:val="left"/>
-            </w:pPr>
-            <w:r>
-              <w:rPr>
-                <w:b w:val="0"/>
-              </w:rPr>
-              <w:t>79.71</w:t>
-            </w:r>
-          </w:p>
-        </w:tc>
-        <w:tc>
-          <w:tcPr>
-            <w:tcW w:type="dxa" w:w="900"/>
-          </w:tcPr>
-          <w:p>
-            <w:pPr>
-              <w:pStyle w:val="Compact"/>
-              <w:jc w:val="left"/>
-            </w:pPr>
-            <w:r>
-              <w:rPr>
-                <w:b w:val="0"/>
-              </w:rPr>
-              <w:t>+14.19</w:t>
+              <w:t xml:space="preserve">61.85</w:t>
+            </w:r>
+          </w:p>
+        </w:tc>
+        <w:tc>
+          <w:tcPr>
+            <w:tcW w:type="dxa" w:w="900"/>
+          </w:tcPr>
+          <w:p>
+            <w:pPr>
+              <w:pStyle w:val="Compact"/>
+              <w:jc w:val="left"/>
+            </w:pPr>
+            <w:r>
+              <w:rPr>
+                <w:b w:val="0"/>
+              </w:rPr>
+              <w:t xml:space="preserve">82.40</w:t>
+            </w:r>
+          </w:p>
+        </w:tc>
+        <w:tc>
+          <w:tcPr>
+            <w:tcW w:type="dxa" w:w="900"/>
+          </w:tcPr>
+          <w:p>
+            <w:pPr>
+              <w:pStyle w:val="Compact"/>
+              <w:jc w:val="left"/>
+            </w:pPr>
+            <w:r>
+              <w:rPr>
+                <w:b w:val="0"/>
+              </w:rPr>
+              <w:t xml:space="preserve">78.89</w:t>
+            </w:r>
+          </w:p>
+        </w:tc>
+        <w:tc>
+          <w:tcPr>
+            <w:tcW w:type="dxa" w:w="900"/>
+          </w:tcPr>
+          <w:p>
+            <w:pPr>
+              <w:pStyle w:val="Compact"/>
+              <w:jc w:val="left"/>
+            </w:pPr>
+            <w:r>
+              <w:rPr>
+                <w:b w:val="0"/>
+              </w:rPr>
+              <w:t xml:space="preserve">+17.05</w:t>
             </w:r>
           </w:p>
         </w:tc>
@@ -18756,7 +18756,7 @@
               <w:rPr>
                 <w:b w:val="0"/>
               </w:rPr>
-              <w:t>55.41</w:t>
+              <w:t xml:space="preserve">52.89</w:t>
             </w:r>
           </w:p>
         </w:tc>
@@ -18773,7 +18773,7 @@
               <w:rPr>
                 <w:b w:val="0"/>
               </w:rPr>
-              <w:t>72.11</w:t>
+              <w:t xml:space="preserve">72.35</w:t>
             </w:r>
           </w:p>
         </w:tc>
@@ -18790,58 +18790,58 @@
               <w:rPr>
                 <w:b w:val="0"/>
               </w:rPr>
-              <w:t>62.67</w:t>
-            </w:r>
-          </w:p>
-        </w:tc>
-        <w:tc>
-          <w:tcPr>
-            <w:tcW w:type="dxa" w:w="900"/>
-          </w:tcPr>
-          <w:p>
-            <w:pPr>
-              <w:pStyle w:val="Compact"/>
-              <w:jc w:val="left"/>
-            </w:pPr>
-            <w:r>
-              <w:rPr>
-                <w:b w:val="0"/>
-              </w:rPr>
-              <w:t>82.25</w:t>
-            </w:r>
-          </w:p>
-        </w:tc>
-        <w:tc>
-          <w:tcPr>
-            <w:tcW w:type="dxa" w:w="900"/>
-          </w:tcPr>
-          <w:p>
-            <w:pPr>
-              <w:pStyle w:val="Compact"/>
-              <w:jc w:val="left"/>
-            </w:pPr>
-            <w:r>
-              <w:rPr>
-                <w:b w:val="0"/>
-              </w:rPr>
-              <w:t>76.85</w:t>
-            </w:r>
-          </w:p>
-        </w:tc>
-        <w:tc>
-          <w:tcPr>
-            <w:tcW w:type="dxa" w:w="900"/>
-          </w:tcPr>
-          <w:p>
-            <w:pPr>
-              <w:pStyle w:val="Compact"/>
-              <w:jc w:val="left"/>
-            </w:pPr>
-            <w:r>
-              <w:rPr>
-                <w:b w:val="0"/>
-              </w:rPr>
-              <w:t>+14.18</w:t>
+              <w:t xml:space="preserve">59.25</w:t>
+            </w:r>
+          </w:p>
+        </w:tc>
+        <w:tc>
+          <w:tcPr>
+            <w:tcW w:type="dxa" w:w="900"/>
+          </w:tcPr>
+          <w:p>
+            <w:pPr>
+              <w:pStyle w:val="Compact"/>
+              <w:jc w:val="left"/>
+            </w:pPr>
+            <w:r>
+              <w:rPr>
+                <w:b w:val="0"/>
+              </w:rPr>
+              <w:t xml:space="preserve">80.85</w:t>
+            </w:r>
+          </w:p>
+        </w:tc>
+        <w:tc>
+          <w:tcPr>
+            <w:tcW w:type="dxa" w:w="900"/>
+          </w:tcPr>
+          <w:p>
+            <w:pPr>
+              <w:pStyle w:val="Compact"/>
+              <w:jc w:val="left"/>
+            </w:pPr>
+            <w:r>
+              <w:rPr>
+                <w:b w:val="0"/>
+              </w:rPr>
+              <w:t xml:space="preserve">76.55</w:t>
+            </w:r>
+          </w:p>
+        </w:tc>
+        <w:tc>
+          <w:tcPr>
+            <w:tcW w:type="dxa" w:w="900"/>
+          </w:tcPr>
+          <w:p>
+            <w:pPr>
+              <w:pStyle w:val="Compact"/>
+              <w:jc w:val="left"/>
+            </w:pPr>
+            <w:r>
+              <w:rPr>
+                <w:b w:val="0"/>
+              </w:rPr>
+              <w:t xml:space="preserve">+17.30</w:t>
             </w:r>
           </w:p>
         </w:tc>
@@ -18894,7 +18894,7 @@
               <w:rPr>
                 <w:b w:val="0"/>
               </w:rPr>
-              <w:t>55.77</w:t>
+              <w:t xml:space="preserve">51.67</w:t>
             </w:r>
           </w:p>
         </w:tc>
@@ -18911,7 +18911,7 @@
               <w:rPr>
                 <w:b w:val="0"/>
               </w:rPr>
-              <w:t>72.77</w:t>
+              <w:t xml:space="preserve">73.59</w:t>
             </w:r>
           </w:p>
         </w:tc>
@@ -18928,58 +18928,58 @@
               <w:rPr>
                 <w:b w:val="0"/>
               </w:rPr>
-              <w:t>63.15</w:t>
-            </w:r>
-          </w:p>
-        </w:tc>
-        <w:tc>
-          <w:tcPr>
-            <w:tcW w:type="dxa" w:w="900"/>
-          </w:tcPr>
-          <w:p>
-            <w:pPr>
-              <w:pStyle w:val="Compact"/>
-              <w:jc w:val="left"/>
-            </w:pPr>
-            <w:r>
-              <w:rPr>
-                <w:b w:val="0"/>
-              </w:rPr>
-              <w:t>80.72</w:t>
-            </w:r>
-          </w:p>
-        </w:tc>
-        <w:tc>
-          <w:tcPr>
-            <w:tcW w:type="dxa" w:w="900"/>
-          </w:tcPr>
-          <w:p>
-            <w:pPr>
-              <w:pStyle w:val="Compact"/>
-              <w:jc w:val="left"/>
-            </w:pPr>
-            <w:r>
-              <w:rPr>
-                <w:b w:val="0"/>
-              </w:rPr>
-              <w:t>76.54</w:t>
-            </w:r>
-          </w:p>
-        </w:tc>
-        <w:tc>
-          <w:tcPr>
-            <w:tcW w:type="dxa" w:w="900"/>
-          </w:tcPr>
-          <w:p>
-            <w:pPr>
-              <w:pStyle w:val="Compact"/>
-              <w:jc w:val="left"/>
-            </w:pPr>
-            <w:r>
-              <w:rPr>
-                <w:b w:val="0"/>
-              </w:rPr>
-              <w:t>+13.39</w:t>
+              <w:t xml:space="preserve">59.07</w:t>
+            </w:r>
+          </w:p>
+        </w:tc>
+        <w:tc>
+          <w:tcPr>
+            <w:tcW w:type="dxa" w:w="900"/>
+          </w:tcPr>
+          <w:p>
+            <w:pPr>
+              <w:pStyle w:val="Compact"/>
+              <w:jc w:val="left"/>
+            </w:pPr>
+            <w:r>
+              <w:rPr>
+                <w:b w:val="0"/>
+              </w:rPr>
+              <w:t xml:space="preserve">77.11</w:t>
+            </w:r>
+          </w:p>
+        </w:tc>
+        <w:tc>
+          <w:tcPr>
+            <w:tcW w:type="dxa" w:w="900"/>
+          </w:tcPr>
+          <w:p>
+            <w:pPr>
+              <w:pStyle w:val="Compact"/>
+              <w:jc w:val="left"/>
+            </w:pPr>
+            <w:r>
+              <w:rPr>
+                <w:b w:val="0"/>
+              </w:rPr>
+              <w:t xml:space="preserve">75.63</w:t>
+            </w:r>
+          </w:p>
+        </w:tc>
+        <w:tc>
+          <w:tcPr>
+            <w:tcW w:type="dxa" w:w="900"/>
+          </w:tcPr>
+          <w:p>
+            <w:pPr>
+              <w:pStyle w:val="Compact"/>
+              <w:jc w:val="left"/>
+            </w:pPr>
+            <w:r>
+              <w:rPr>
+                <w:b w:val="0"/>
+              </w:rPr>
+              <w:t xml:space="preserve">+16.55</w:t>
             </w:r>
           </w:p>
         </w:tc>
@@ -19032,7 +19032,7 @@
               <w:rPr>
                 <w:b w:val="0"/>
               </w:rPr>
-              <w:t>55.02</w:t>
+              <w:t xml:space="preserve">52.09</w:t>
             </w:r>
           </w:p>
         </w:tc>
@@ -19049,7 +19049,7 @@
               <w:rPr>
                 <w:b w:val="0"/>
               </w:rPr>
-              <w:t>70.51</w:t>
+              <w:t xml:space="preserve">69.18</w:t>
             </w:r>
           </w:p>
         </w:tc>
@@ -19066,58 +19066,58 @@
               <w:rPr>
                 <w:b w:val="0"/>
               </w:rPr>
-              <w:t>61.81</w:t>
-            </w:r>
-          </w:p>
-        </w:tc>
-        <w:tc>
-          <w:tcPr>
-            <w:tcW w:type="dxa" w:w="900"/>
-          </w:tcPr>
-          <w:p>
-            <w:pPr>
-              <w:pStyle w:val="Compact"/>
-              <w:jc w:val="left"/>
-            </w:pPr>
-            <w:r>
-              <w:rPr>
-                <w:b w:val="0"/>
-              </w:rPr>
-              <w:t>82.67</w:t>
-            </w:r>
-          </w:p>
-        </w:tc>
-        <w:tc>
-          <w:tcPr>
-            <w:tcW w:type="dxa" w:w="900"/>
-          </w:tcPr>
-          <w:p>
-            <w:pPr>
-              <w:pStyle w:val="Compact"/>
-              <w:jc w:val="left"/>
-            </w:pPr>
-            <w:r>
-              <w:rPr>
-                <w:b w:val="0"/>
-              </w:rPr>
-              <w:t>76.11</w:t>
-            </w:r>
-          </w:p>
-        </w:tc>
-        <w:tc>
-          <w:tcPr>
-            <w:tcW w:type="dxa" w:w="900"/>
-          </w:tcPr>
-          <w:p>
-            <w:pPr>
-              <w:pStyle w:val="Compact"/>
-              <w:jc w:val="left"/>
-            </w:pPr>
-            <w:r>
-              <w:rPr>
-                <w:b w:val="0"/>
-              </w:rPr>
-              <w:t>+14.30</w:t>
+              <w:t xml:space="preserve">57.85</w:t>
+            </w:r>
+          </w:p>
+        </w:tc>
+        <w:tc>
+          <w:tcPr>
+            <w:tcW w:type="dxa" w:w="900"/>
+          </w:tcPr>
+          <w:p>
+            <w:pPr>
+              <w:pStyle w:val="Compact"/>
+              <w:jc w:val="left"/>
+            </w:pPr>
+            <w:r>
+              <w:rPr>
+                <w:b w:val="0"/>
+              </w:rPr>
+              <w:t xml:space="preserve">80.34</w:t>
+            </w:r>
+          </w:p>
+        </w:tc>
+        <w:tc>
+          <w:tcPr>
+            <w:tcW w:type="dxa" w:w="900"/>
+          </w:tcPr>
+          <w:p>
+            <w:pPr>
+              <w:pStyle w:val="Compact"/>
+              <w:jc w:val="left"/>
+            </w:pPr>
+            <w:r>
+              <w:rPr>
+                <w:b w:val="0"/>
+              </w:rPr>
+              <w:t xml:space="preserve">74.66</w:t>
+            </w:r>
+          </w:p>
+        </w:tc>
+        <w:tc>
+          <w:tcPr>
+            <w:tcW w:type="dxa" w:w="900"/>
+          </w:tcPr>
+          <w:p>
+            <w:pPr>
+              <w:pStyle w:val="Compact"/>
+              <w:jc w:val="left"/>
+            </w:pPr>
+            <w:r>
+              <w:rPr>
+                <w:b w:val="0"/>
+              </w:rPr>
+              <w:t xml:space="preserve">+16.81</w:t>
             </w:r>
           </w:p>
         </w:tc>
@@ -19170,7 +19170,7 @@
               <w:rPr>
                 <w:b w:val="0"/>
               </w:rPr>
-              <w:t>56.86</w:t>
+              <w:t xml:space="preserve">51.90</w:t>
             </w:r>
           </w:p>
         </w:tc>
@@ -19187,7 +19187,7 @@
               <w:rPr>
                 <w:b w:val="0"/>
               </w:rPr>
-              <w:t>67.67</w:t>
+              <w:t xml:space="preserve">67.86</w:t>
             </w:r>
           </w:p>
         </w:tc>
@@ -19204,58 +19204,58 @@
               <w:rPr>
                 <w:b w:val="0"/>
               </w:rPr>
-              <w:t>61.80</w:t>
-            </w:r>
-          </w:p>
-        </w:tc>
-        <w:tc>
-          <w:tcPr>
-            <w:tcW w:type="dxa" w:w="900"/>
-          </w:tcPr>
-          <w:p>
-            <w:pPr>
-              <w:pStyle w:val="Compact"/>
-              <w:jc w:val="left"/>
-            </w:pPr>
-            <w:r>
-              <w:rPr>
-                <w:b w:val="0"/>
-              </w:rPr>
-              <w:t>81.25</w:t>
-            </w:r>
-          </w:p>
-        </w:tc>
-        <w:tc>
-          <w:tcPr>
-            <w:tcW w:type="dxa" w:w="900"/>
-          </w:tcPr>
-          <w:p>
-            <w:pPr>
-              <w:pStyle w:val="Compact"/>
-              <w:jc w:val="left"/>
-            </w:pPr>
-            <w:r>
-              <w:rPr>
-                <w:b w:val="0"/>
-              </w:rPr>
-              <w:t>73.84</w:t>
-            </w:r>
-          </w:p>
-        </w:tc>
-        <w:tc>
-          <w:tcPr>
-            <w:tcW w:type="dxa" w:w="900"/>
-          </w:tcPr>
-          <w:p>
-            <w:pPr>
-              <w:pStyle w:val="Compact"/>
-              <w:jc w:val="left"/>
-            </w:pPr>
-            <w:r>
-              <w:rPr>
-                <w:b w:val="0"/>
-              </w:rPr>
-              <w:t>+12.05</w:t>
+              <w:t xml:space="preserve">55.62</w:t>
+            </w:r>
+          </w:p>
+        </w:tc>
+        <w:tc>
+          <w:tcPr>
+            <w:tcW w:type="dxa" w:w="900"/>
+          </w:tcPr>
+          <w:p>
+            <w:pPr>
+              <w:pStyle w:val="Compact"/>
+              <w:jc w:val="left"/>
+            </w:pPr>
+            <w:r>
+              <w:rPr>
+                <w:b w:val="0"/>
+              </w:rPr>
+              <w:t xml:space="preserve">79.49</w:t>
+            </w:r>
+          </w:p>
+        </w:tc>
+        <w:tc>
+          <w:tcPr>
+            <w:tcW w:type="dxa" w:w="900"/>
+          </w:tcPr>
+          <w:p>
+            <w:pPr>
+              <w:pStyle w:val="Compact"/>
+              <w:jc w:val="left"/>
+            </w:pPr>
+            <w:r>
+              <w:rPr>
+                <w:b w:val="0"/>
+              </w:rPr>
+              <w:t xml:space="preserve">71.07</w:t>
+            </w:r>
+          </w:p>
+        </w:tc>
+        <w:tc>
+          <w:tcPr>
+            <w:tcW w:type="dxa" w:w="900"/>
+          </w:tcPr>
+          <w:p>
+            <w:pPr>
+              <w:pStyle w:val="Compact"/>
+              <w:jc w:val="left"/>
+            </w:pPr>
+            <w:r>
+              <w:rPr>
+                <w:b w:val="0"/>
+              </w:rPr>
+              <w:t xml:space="preserve">+15.45</w:t>
             </w:r>
           </w:p>
         </w:tc>
@@ -19308,7 +19308,7 @@
               <w:rPr>
                 <w:b w:val="0"/>
               </w:rPr>
-              <w:t>51.89</w:t>
+              <w:t xml:space="preserve">49.18</w:t>
             </w:r>
           </w:p>
         </w:tc>
@@ -19325,7 +19325,7 @@
               <w:rPr>
                 <w:b w:val="0"/>
               </w:rPr>
-              <w:t>70.04</w:t>
+              <w:t xml:space="preserve">69.09</w:t>
             </w:r>
           </w:p>
         </w:tc>
@@ -19342,58 +19342,58 @@
               <w:rPr>
                 <w:b w:val="0"/>
               </w:rPr>
-              <w:t>59.61</w:t>
-            </w:r>
-          </w:p>
-        </w:tc>
-        <w:tc>
-          <w:tcPr>
-            <w:tcW w:type="dxa" w:w="900"/>
-          </w:tcPr>
-          <w:p>
-            <w:pPr>
-              <w:pStyle w:val="Compact"/>
-              <w:jc w:val="left"/>
-            </w:pPr>
-            <w:r>
-              <w:rPr>
-                <w:b w:val="0"/>
-              </w:rPr>
-              <w:t>77.81</w:t>
-            </w:r>
-          </w:p>
-        </w:tc>
-        <w:tc>
-          <w:tcPr>
-            <w:tcW w:type="dxa" w:w="900"/>
-          </w:tcPr>
-          <w:p>
-            <w:pPr>
-              <w:pStyle w:val="Compact"/>
-              <w:jc w:val="left"/>
-            </w:pPr>
-            <w:r>
-              <w:rPr>
-                <w:b w:val="0"/>
-              </w:rPr>
-              <w:t>73.72</w:t>
-            </w:r>
-          </w:p>
-        </w:tc>
-        <w:tc>
-          <w:tcPr>
-            <w:tcW w:type="dxa" w:w="900"/>
-          </w:tcPr>
-          <w:p>
-            <w:pPr>
-              <w:pStyle w:val="Compact"/>
-              <w:jc w:val="left"/>
-            </w:pPr>
-            <w:r>
-              <w:rPr>
-                <w:b w:val="0"/>
-              </w:rPr>
-              <w:t>+14.11</w:t>
+              <w:t xml:space="preserve">55.67</w:t>
+            </w:r>
+          </w:p>
+        </w:tc>
+        <w:tc>
+          <w:tcPr>
+            <w:tcW w:type="dxa" w:w="900"/>
+          </w:tcPr>
+          <w:p>
+            <w:pPr>
+              <w:pStyle w:val="Compact"/>
+              <w:jc w:val="left"/>
+            </w:pPr>
+            <w:r>
+              <w:rPr>
+                <w:b w:val="0"/>
+              </w:rPr>
+              <w:t xml:space="preserve">75.40</w:t>
+            </w:r>
+          </w:p>
+        </w:tc>
+        <w:tc>
+          <w:tcPr>
+            <w:tcW w:type="dxa" w:w="900"/>
+          </w:tcPr>
+          <w:p>
+            <w:pPr>
+              <w:pStyle w:val="Compact"/>
+              <w:jc w:val="left"/>
+            </w:pPr>
+            <w:r>
+              <w:rPr>
+                <w:b w:val="0"/>
+              </w:rPr>
+              <w:t xml:space="preserve">71.99</w:t>
+            </w:r>
+          </w:p>
+        </w:tc>
+        <w:tc>
+          <w:tcPr>
+            <w:tcW w:type="dxa" w:w="900"/>
+          </w:tcPr>
+          <w:p>
+            <w:pPr>
+              <w:pStyle w:val="Compact"/>
+              <w:jc w:val="left"/>
+            </w:pPr>
+            <w:r>
+              <w:rPr>
+                <w:b w:val="0"/>
+              </w:rPr>
+              <w:t xml:space="preserve">+16.32</w:t>
             </w:r>
           </w:p>
         </w:tc>
@@ -19446,7 +19446,7 @@
               <w:rPr>
                 <w:b w:val="0"/>
               </w:rPr>
-              <w:t>57.52</w:t>
+              <w:t xml:space="preserve">52.91</w:t>
             </w:r>
           </w:p>
         </w:tc>
@@ -19463,7 +19463,7 @@
               <w:rPr>
                 <w:b w:val="0"/>
               </w:rPr>
-              <w:t>66.65</w:t>
+              <w:t xml:space="preserve">63.87</w:t>
             </w:r>
           </w:p>
         </w:tc>
@@ -19480,58 +19480,58 @@
               <w:rPr>
                 <w:b w:val="0"/>
               </w:rPr>
-              <w:t>61.75</w:t>
-            </w:r>
-          </w:p>
-        </w:tc>
-        <w:tc>
-          <w:tcPr>
-            <w:tcW w:type="dxa" w:w="900"/>
-          </w:tcPr>
-          <w:p>
-            <w:pPr>
-              <w:pStyle w:val="Compact"/>
-              <w:jc w:val="left"/>
-            </w:pPr>
-            <w:r>
-              <w:rPr>
-                <w:b w:val="0"/>
-              </w:rPr>
-              <w:t>80.33</w:t>
-            </w:r>
-          </w:p>
-        </w:tc>
-        <w:tc>
-          <w:tcPr>
-            <w:tcW w:type="dxa" w:w="900"/>
-          </w:tcPr>
-          <w:p>
-            <w:pPr>
-              <w:pStyle w:val="Compact"/>
-              <w:jc w:val="left"/>
-            </w:pPr>
-            <w:r>
-              <w:rPr>
-                <w:b w:val="0"/>
-              </w:rPr>
-              <w:t>72.85</w:t>
-            </w:r>
-          </w:p>
-        </w:tc>
-        <w:tc>
-          <w:tcPr>
-            <w:tcW w:type="dxa" w:w="900"/>
-          </w:tcPr>
-          <w:p>
-            <w:pPr>
-              <w:pStyle w:val="Compact"/>
-              <w:jc w:val="left"/>
-            </w:pPr>
-            <w:r>
-              <w:rPr>
-                <w:b w:val="0"/>
-              </w:rPr>
-              <w:t>+11.10</w:t>
+              <w:t xml:space="preserve">55.91</w:t>
+            </w:r>
+          </w:p>
+        </w:tc>
+        <w:tc>
+          <w:tcPr>
+            <w:tcW w:type="dxa" w:w="900"/>
+          </w:tcPr>
+          <w:p>
+            <w:pPr>
+              <w:pStyle w:val="Compact"/>
+              <w:jc w:val="left"/>
+            </w:pPr>
+            <w:r>
+              <w:rPr>
+                <w:b w:val="0"/>
+              </w:rPr>
+              <w:t xml:space="preserve">78.81</w:t>
+            </w:r>
+          </w:p>
+        </w:tc>
+        <w:tc>
+          <w:tcPr>
+            <w:tcW w:type="dxa" w:w="900"/>
+          </w:tcPr>
+          <w:p>
+            <w:pPr>
+              <w:pStyle w:val="Compact"/>
+              <w:jc w:val="left"/>
+            </w:pPr>
+            <w:r>
+              <w:rPr>
+                <w:b w:val="0"/>
+              </w:rPr>
+              <w:t xml:space="preserve">70.52</w:t>
+            </w:r>
+          </w:p>
+        </w:tc>
+        <w:tc>
+          <w:tcPr>
+            <w:tcW w:type="dxa" w:w="900"/>
+          </w:tcPr>
+          <w:p>
+            <w:pPr>
+              <w:pStyle w:val="Compact"/>
+              <w:jc w:val="left"/>
+            </w:pPr>
+            <w:r>
+              <w:rPr>
+                <w:b w:val="0"/>
+              </w:rPr>
+              <w:t xml:space="preserve">+14.61</w:t>
             </w:r>
           </w:p>
         </w:tc>
@@ -19584,7 +19584,7 @@
               <w:rPr>
                 <w:b w:val="0"/>
               </w:rPr>
-              <w:t>55.07</w:t>
+              <w:t xml:space="preserve">51.29</w:t>
             </w:r>
           </w:p>
         </w:tc>
@@ -19601,7 +19601,7 @@
               <w:rPr>
                 <w:b w:val="0"/>
               </w:rPr>
-              <w:t>64.71</w:t>
+              <w:t xml:space="preserve">62.76</w:t>
             </w:r>
           </w:p>
         </w:tc>
@@ -19618,58 +19618,58 @@
               <w:rPr>
                 <w:b w:val="0"/>
               </w:rPr>
-              <w:t>59.50</w:t>
-            </w:r>
-          </w:p>
-        </w:tc>
-        <w:tc>
-          <w:tcPr>
-            <w:tcW w:type="dxa" w:w="900"/>
-          </w:tcPr>
-          <w:p>
-            <w:pPr>
-              <w:pStyle w:val="Compact"/>
-              <w:jc w:val="left"/>
-            </w:pPr>
-            <w:r>
-              <w:rPr>
-                <w:b w:val="0"/>
-              </w:rPr>
-              <w:t>82.55</w:t>
-            </w:r>
-          </w:p>
-        </w:tc>
-        <w:tc>
-          <w:tcPr>
-            <w:tcW w:type="dxa" w:w="900"/>
-          </w:tcPr>
-          <w:p>
-            <w:pPr>
-              <w:pStyle w:val="Compact"/>
-              <w:jc w:val="left"/>
-            </w:pPr>
-            <w:r>
-              <w:rPr>
-                <w:b w:val="0"/>
-              </w:rPr>
-              <w:t>72.55</w:t>
-            </w:r>
-          </w:p>
-        </w:tc>
-        <w:tc>
-          <w:tcPr>
-            <w:tcW w:type="dxa" w:w="900"/>
-          </w:tcPr>
-          <w:p>
-            <w:pPr>
-              <w:pStyle w:val="Compact"/>
-              <w:jc w:val="left"/>
-            </w:pPr>
-            <w:r>
-              <w:rPr>
-                <w:b w:val="0"/>
-              </w:rPr>
-              <w:t>+13.05</w:t>
+              <w:t xml:space="preserve">54.74</w:t>
+            </w:r>
+          </w:p>
+        </w:tc>
+        <w:tc>
+          <w:tcPr>
+            <w:tcW w:type="dxa" w:w="900"/>
+          </w:tcPr>
+          <w:p>
+            <w:pPr>
+              <w:pStyle w:val="Compact"/>
+              <w:jc w:val="left"/>
+            </w:pPr>
+            <w:r>
+              <w:rPr>
+                <w:b w:val="0"/>
+              </w:rPr>
+              <w:t xml:space="preserve">79.72</w:t>
+            </w:r>
+          </w:p>
+        </w:tc>
+        <w:tc>
+          <w:tcPr>
+            <w:tcW w:type="dxa" w:w="900"/>
+          </w:tcPr>
+          <w:p>
+            <w:pPr>
+              <w:pStyle w:val="Compact"/>
+              <w:jc w:val="left"/>
+            </w:pPr>
+            <w:r>
+              <w:rPr>
+                <w:b w:val="0"/>
+              </w:rPr>
+              <w:t xml:space="preserve">70.34</w:t>
+            </w:r>
+          </w:p>
+        </w:tc>
+        <w:tc>
+          <w:tcPr>
+            <w:tcW w:type="dxa" w:w="900"/>
+          </w:tcPr>
+          <w:p>
+            <w:pPr>
+              <w:pStyle w:val="Compact"/>
+              <w:jc w:val="left"/>
+            </w:pPr>
+            <w:r>
+              <w:rPr>
+                <w:b w:val="0"/>
+              </w:rPr>
+              <w:t xml:space="preserve">+15.59</w:t>
             </w:r>
           </w:p>
         </w:tc>
@@ -19722,7 +19722,7 @@
               <w:rPr>
                 <w:b w:val="0"/>
               </w:rPr>
-              <w:t>56.75</w:t>
+              <w:t xml:space="preserve">52.47</w:t>
             </w:r>
           </w:p>
         </w:tc>
@@ -19739,7 +19739,7 @@
               <w:rPr>
                 <w:b w:val="0"/>
               </w:rPr>
-              <w:t>64.47</w:t>
+              <w:t xml:space="preserve">65.39</w:t>
             </w:r>
           </w:p>
         </w:tc>
@@ -19756,58 +19756,58 @@
               <w:rPr>
                 <w:b w:val="0"/>
               </w:rPr>
-              <w:t>60.36</w:t>
-            </w:r>
-          </w:p>
-        </w:tc>
-        <w:tc>
-          <w:tcPr>
-            <w:tcW w:type="dxa" w:w="900"/>
-          </w:tcPr>
-          <w:p>
-            <w:pPr>
-              <w:pStyle w:val="Compact"/>
-              <w:jc w:val="left"/>
-            </w:pPr>
-            <w:r>
-              <w:rPr>
-                <w:b w:val="0"/>
-              </w:rPr>
-              <w:t>80.39</w:t>
-            </w:r>
-          </w:p>
-        </w:tc>
-        <w:tc>
-          <w:tcPr>
-            <w:tcW w:type="dxa" w:w="900"/>
-          </w:tcPr>
-          <w:p>
-            <w:pPr>
-              <w:pStyle w:val="Compact"/>
-              <w:jc w:val="left"/>
-            </w:pPr>
-            <w:r>
-              <w:rPr>
-                <w:b w:val="0"/>
-              </w:rPr>
-              <w:t>71.56</w:t>
-            </w:r>
-          </w:p>
-        </w:tc>
-        <w:tc>
-          <w:tcPr>
-            <w:tcW w:type="dxa" w:w="900"/>
-          </w:tcPr>
-          <w:p>
-            <w:pPr>
-              <w:pStyle w:val="Compact"/>
-              <w:jc w:val="left"/>
-            </w:pPr>
-            <w:r>
-              <w:rPr>
-                <w:b w:val="0"/>
-              </w:rPr>
-              <w:t>+11.20</w:t>
+              <w:t xml:space="preserve">54.46</w:t>
+            </w:r>
+          </w:p>
+        </w:tc>
+        <w:tc>
+          <w:tcPr>
+            <w:tcW w:type="dxa" w:w="900"/>
+          </w:tcPr>
+          <w:p>
+            <w:pPr>
+              <w:pStyle w:val="Compact"/>
+              <w:jc w:val="left"/>
+            </w:pPr>
+            <w:r>
+              <w:rPr>
+                <w:b w:val="0"/>
+              </w:rPr>
+              <w:t xml:space="preserve">77.93</w:t>
+            </w:r>
+          </w:p>
+        </w:tc>
+        <w:tc>
+          <w:tcPr>
+            <w:tcW w:type="dxa" w:w="900"/>
+          </w:tcPr>
+          <w:p>
+            <w:pPr>
+              <w:pStyle w:val="Compact"/>
+              <w:jc w:val="left"/>
+            </w:pPr>
+            <w:r>
+              <w:rPr>
+                <w:b w:val="0"/>
+              </w:rPr>
+              <w:t xml:space="preserve">69.06</w:t>
+            </w:r>
+          </w:p>
+        </w:tc>
+        <w:tc>
+          <w:tcPr>
+            <w:tcW w:type="dxa" w:w="900"/>
+          </w:tcPr>
+          <w:p>
+            <w:pPr>
+              <w:pStyle w:val="Compact"/>
+              <w:jc w:val="left"/>
+            </w:pPr>
+            <w:r>
+              <w:rPr>
+                <w:b w:val="0"/>
+              </w:rPr>
+              <w:t xml:space="preserve">+14.60</w:t>
             </w:r>
           </w:p>
         </w:tc>
@@ -19860,7 +19860,7 @@
               <w:rPr>
                 <w:b w:val="0"/>
               </w:rPr>
-              <w:t>54.37</w:t>
+              <w:t xml:space="preserve">51.35</w:t>
             </w:r>
           </w:p>
         </w:tc>
@@ -19877,7 +19877,7 @@
               <w:rPr>
                 <w:b w:val="0"/>
               </w:rPr>
-              <w:t>62.29</w:t>
+              <w:t xml:space="preserve">64.59</w:t>
             </w:r>
           </w:p>
         </w:tc>
@@ -19894,58 +19894,58 @@
               <w:rPr>
                 <w:b w:val="0"/>
               </w:rPr>
-              <w:t>58.06</w:t>
-            </w:r>
-          </w:p>
-        </w:tc>
-        <w:tc>
-          <w:tcPr>
-            <w:tcW w:type="dxa" w:w="900"/>
-          </w:tcPr>
-          <w:p>
-            <w:pPr>
-              <w:pStyle w:val="Compact"/>
-              <w:jc w:val="left"/>
-            </w:pPr>
-            <w:r>
-              <w:rPr>
-                <w:b w:val="0"/>
-              </w:rPr>
-              <w:t>83.37</w:t>
-            </w:r>
-          </w:p>
-        </w:tc>
-        <w:tc>
-          <w:tcPr>
-            <w:tcW w:type="dxa" w:w="900"/>
-          </w:tcPr>
-          <w:p>
-            <w:pPr>
-              <w:pStyle w:val="Compact"/>
-              <w:jc w:val="left"/>
-            </w:pPr>
-            <w:r>
-              <w:rPr>
-                <w:b w:val="0"/>
-              </w:rPr>
-              <w:t>71.30</w:t>
-            </w:r>
-          </w:p>
-        </w:tc>
-        <w:tc>
-          <w:tcPr>
-            <w:tcW w:type="dxa" w:w="900"/>
-          </w:tcPr>
-          <w:p>
-            <w:pPr>
-              <w:pStyle w:val="Compact"/>
-              <w:jc w:val="left"/>
-            </w:pPr>
-            <w:r>
-              <w:rPr>
-                <w:b w:val="0"/>
-              </w:rPr>
-              <w:t>+13.24</w:t>
+              <w:t xml:space="preserve">54.02</w:t>
+            </w:r>
+          </w:p>
+        </w:tc>
+        <w:tc>
+          <w:tcPr>
+            <w:tcW w:type="dxa" w:w="900"/>
+          </w:tcPr>
+          <w:p>
+            <w:pPr>
+              <w:pStyle w:val="Compact"/>
+              <w:jc w:val="left"/>
+            </w:pPr>
+            <w:r>
+              <w:rPr>
+                <w:b w:val="0"/>
+              </w:rPr>
+              <w:t xml:space="preserve">80.76</w:t>
+            </w:r>
+          </w:p>
+        </w:tc>
+        <w:tc>
+          <w:tcPr>
+            <w:tcW w:type="dxa" w:w="900"/>
+          </w:tcPr>
+          <w:p>
+            <w:pPr>
+              <w:pStyle w:val="Compact"/>
+              <w:jc w:val="left"/>
+            </w:pPr>
+            <w:r>
+              <w:rPr>
+                <w:b w:val="0"/>
+              </w:rPr>
+              <w:t xml:space="preserve">69.89</w:t>
+            </w:r>
+          </w:p>
+        </w:tc>
+        <w:tc>
+          <w:tcPr>
+            <w:tcW w:type="dxa" w:w="900"/>
+          </w:tcPr>
+          <w:p>
+            <w:pPr>
+              <w:pStyle w:val="Compact"/>
+              <w:jc w:val="left"/>
+            </w:pPr>
+            <w:r>
+              <w:rPr>
+                <w:b w:val="0"/>
+              </w:rPr>
+              <w:t xml:space="preserve">+15.86</w:t>
             </w:r>
           </w:p>
         </w:tc>
@@ -19998,7 +19998,7 @@
               <w:rPr>
                 <w:b w:val="0"/>
               </w:rPr>
-              <w:t>54.38</w:t>
+              <w:t xml:space="preserve">51.61</w:t>
             </w:r>
           </w:p>
         </w:tc>
@@ -20015,7 +20015,7 @@
               <w:rPr>
                 <w:b w:val="0"/>
               </w:rPr>
-              <w:t>62.33</w:t>
+              <w:t xml:space="preserve">65.28</w:t>
             </w:r>
           </w:p>
         </w:tc>
@@ -20032,58 +20032,58 @@
               <w:rPr>
                 <w:b w:val="0"/>
               </w:rPr>
-              <w:t>58.09</w:t>
-            </w:r>
-          </w:p>
-        </w:tc>
-        <w:tc>
-          <w:tcPr>
-            <w:tcW w:type="dxa" w:w="900"/>
-          </w:tcPr>
-          <w:p>
-            <w:pPr>
-              <w:pStyle w:val="Compact"/>
-              <w:jc w:val="left"/>
-            </w:pPr>
-            <w:r>
-              <w:rPr>
-                <w:b w:val="0"/>
-              </w:rPr>
-              <w:t>81.98</w:t>
-            </w:r>
-          </w:p>
-        </w:tc>
-        <w:tc>
-          <w:tcPr>
-            <w:tcW w:type="dxa" w:w="900"/>
-          </w:tcPr>
-          <w:p>
-            <w:pPr>
-              <w:pStyle w:val="Compact"/>
-              <w:jc w:val="left"/>
-            </w:pPr>
-            <w:r>
-              <w:rPr>
-                <w:b w:val="0"/>
-              </w:rPr>
-              <w:t>70.82</w:t>
-            </w:r>
-          </w:p>
-        </w:tc>
-        <w:tc>
-          <w:tcPr>
-            <w:tcW w:type="dxa" w:w="900"/>
-          </w:tcPr>
-          <w:p>
-            <w:pPr>
-              <w:pStyle w:val="Compact"/>
-              <w:jc w:val="left"/>
-            </w:pPr>
-            <w:r>
-              <w:rPr>
-                <w:b w:val="0"/>
-              </w:rPr>
-              <w:t>+12.73</w:t>
+              <w:t xml:space="preserve">54.50</w:t>
+            </w:r>
+          </w:p>
+        </w:tc>
+        <w:tc>
+          <w:tcPr>
+            <w:tcW w:type="dxa" w:w="900"/>
+          </w:tcPr>
+          <w:p>
+            <w:pPr>
+              <w:pStyle w:val="Compact"/>
+              <w:jc w:val="left"/>
+            </w:pPr>
+            <w:r>
+              <w:rPr>
+                <w:b w:val="0"/>
+              </w:rPr>
+              <w:t xml:space="preserve">80.26</w:t>
+            </w:r>
+          </w:p>
+        </w:tc>
+        <w:tc>
+          <w:tcPr>
+            <w:tcW w:type="dxa" w:w="900"/>
+          </w:tcPr>
+          <w:p>
+            <w:pPr>
+              <w:pStyle w:val="Compact"/>
+              <w:jc w:val="left"/>
+            </w:pPr>
+            <w:r>
+              <w:rPr>
+                <w:b w:val="0"/>
+              </w:rPr>
+              <w:t xml:space="preserve">70.23</w:t>
+            </w:r>
+          </w:p>
+        </w:tc>
+        <w:tc>
+          <w:tcPr>
+            <w:tcW w:type="dxa" w:w="900"/>
+          </w:tcPr>
+          <w:p>
+            <w:pPr>
+              <w:pStyle w:val="Compact"/>
+              <w:jc w:val="left"/>
+            </w:pPr>
+            <w:r>
+              <w:rPr>
+                <w:b w:val="0"/>
+              </w:rPr>
+              <w:t xml:space="preserve">+15.72</w:t>
             </w:r>
           </w:p>
         </w:tc>
@@ -20136,7 +20136,7 @@
               <w:rPr>
                 <w:b w:val="0"/>
               </w:rPr>
-              <w:t>57.27</w:t>
+              <w:t xml:space="preserve">50.61</w:t>
             </w:r>
           </w:p>
         </w:tc>
@@ -20153,7 +20153,7 @@
               <w:rPr>
                 <w:b w:val="0"/>
               </w:rPr>
-              <w:t>61.01</w:t>
+              <w:t xml:space="preserve">58.82</w:t>
             </w:r>
           </w:p>
         </w:tc>
@@ -20170,58 +20170,58 @@
               <w:rPr>
                 <w:b w:val="0"/>
               </w:rPr>
-              <w:t>59.08</w:t>
-            </w:r>
-          </w:p>
-        </w:tc>
-        <w:tc>
-          <w:tcPr>
-            <w:tcW w:type="dxa" w:w="900"/>
-          </w:tcPr>
-          <w:p>
-            <w:pPr>
-              <w:pStyle w:val="Compact"/>
-              <w:jc w:val="left"/>
-            </w:pPr>
-            <w:r>
-              <w:rPr>
-                <w:b w:val="0"/>
-              </w:rPr>
-              <w:t>82.87</w:t>
-            </w:r>
-          </w:p>
-        </w:tc>
-        <w:tc>
-          <w:tcPr>
-            <w:tcW w:type="dxa" w:w="900"/>
-          </w:tcPr>
-          <w:p>
-            <w:pPr>
-              <w:pStyle w:val="Compact"/>
-              <w:jc w:val="left"/>
-            </w:pPr>
-            <w:r>
-              <w:rPr>
-                <w:b w:val="0"/>
-              </w:rPr>
-              <w:t>70.28</w:t>
-            </w:r>
-          </w:p>
-        </w:tc>
-        <w:tc>
-          <w:tcPr>
-            <w:tcW w:type="dxa" w:w="900"/>
-          </w:tcPr>
-          <w:p>
-            <w:pPr>
-              <w:pStyle w:val="Compact"/>
-              <w:jc w:val="left"/>
-            </w:pPr>
-            <w:r>
-              <w:rPr>
-                <w:b w:val="0"/>
-              </w:rPr>
-              <w:t>+11.20</w:t>
+              <w:t xml:space="preserve">52.57</w:t>
+            </w:r>
+          </w:p>
+        </w:tc>
+        <w:tc>
+          <w:tcPr>
+            <w:tcW w:type="dxa" w:w="900"/>
+          </w:tcPr>
+          <w:p>
+            <w:pPr>
+              <w:pStyle w:val="Compact"/>
+              <w:jc w:val="left"/>
+            </w:pPr>
+            <w:r>
+              <w:rPr>
+                <w:b w:val="0"/>
+              </w:rPr>
+              <w:t xml:space="preserve">78.80</w:t>
+            </w:r>
+          </w:p>
+        </w:tc>
+        <w:tc>
+          <w:tcPr>
+            <w:tcW w:type="dxa" w:w="900"/>
+          </w:tcPr>
+          <w:p>
+            <w:pPr>
+              <w:pStyle w:val="Compact"/>
+              <w:jc w:val="left"/>
+            </w:pPr>
+            <w:r>
+              <w:rPr>
+                <w:b w:val="0"/>
+              </w:rPr>
+              <w:t xml:space="preserve">67.22</w:t>
+            </w:r>
+          </w:p>
+        </w:tc>
+        <w:tc>
+          <w:tcPr>
+            <w:tcW w:type="dxa" w:w="900"/>
+          </w:tcPr>
+          <w:p>
+            <w:pPr>
+              <w:pStyle w:val="Compact"/>
+              <w:jc w:val="left"/>
+            </w:pPr>
+            <w:r>
+              <w:rPr>
+                <w:b w:val="0"/>
+              </w:rPr>
+              <w:t xml:space="preserve">+14.65</w:t>
             </w:r>
           </w:p>
         </w:tc>
@@ -20274,7 +20274,7 @@
               <w:rPr>
                 <w:b w:val="0"/>
               </w:rPr>
-              <w:t>49.19</w:t>
+              <w:t xml:space="preserve">46.49</w:t>
             </w:r>
           </w:p>
         </w:tc>
@@ -20291,7 +20291,7 @@
               <w:rPr>
                 <w:b w:val="0"/>
               </w:rPr>
-              <w:t>64.92</w:t>
+              <w:t xml:space="preserve">64.40</w:t>
             </w:r>
           </w:p>
         </w:tc>
@@ -20308,58 +20308,58 @@
               <w:rPr>
                 <w:b w:val="0"/>
               </w:rPr>
-              <w:t>55.97</w:t>
-            </w:r>
-          </w:p>
-        </w:tc>
-        <w:tc>
-          <w:tcPr>
-            <w:tcW w:type="dxa" w:w="900"/>
-          </w:tcPr>
-          <w:p>
-            <w:pPr>
-              <w:pStyle w:val="Compact"/>
-              <w:jc w:val="left"/>
-            </w:pPr>
-            <w:r>
-              <w:rPr>
-                <w:b w:val="0"/>
-              </w:rPr>
-              <w:t>76.21</w:t>
-            </w:r>
-          </w:p>
-        </w:tc>
-        <w:tc>
-          <w:tcPr>
-            <w:tcW w:type="dxa" w:w="900"/>
-          </w:tcPr>
-          <w:p>
-            <w:pPr>
-              <w:pStyle w:val="Compact"/>
-              <w:jc w:val="left"/>
-            </w:pPr>
-            <w:r>
-              <w:rPr>
-                <w:b w:val="0"/>
-              </w:rPr>
-              <w:t>70.11</w:t>
-            </w:r>
-          </w:p>
-        </w:tc>
-        <w:tc>
-          <w:tcPr>
-            <w:tcW w:type="dxa" w:w="900"/>
-          </w:tcPr>
-          <w:p>
-            <w:pPr>
-              <w:pStyle w:val="Compact"/>
-              <w:jc w:val="left"/>
-            </w:pPr>
-            <w:r>
-              <w:rPr>
-                <w:b w:val="0"/>
-              </w:rPr>
-              <w:t>+14.14</w:t>
+              <w:t xml:space="preserve">52.39</w:t>
+            </w:r>
+          </w:p>
+        </w:tc>
+        <w:tc>
+          <w:tcPr>
+            <w:tcW w:type="dxa" w:w="900"/>
+          </w:tcPr>
+          <w:p>
+            <w:pPr>
+              <w:pStyle w:val="Compact"/>
+              <w:jc w:val="left"/>
+            </w:pPr>
+            <w:r>
+              <w:rPr>
+                <w:b w:val="0"/>
+              </w:rPr>
+              <w:t xml:space="preserve">73.69</w:t>
+            </w:r>
+          </w:p>
+        </w:tc>
+        <w:tc>
+          <w:tcPr>
+            <w:tcW w:type="dxa" w:w="900"/>
+          </w:tcPr>
+          <w:p>
+            <w:pPr>
+              <w:pStyle w:val="Compact"/>
+              <w:jc w:val="left"/>
+            </w:pPr>
+            <w:r>
+              <w:rPr>
+                <w:b w:val="0"/>
+              </w:rPr>
+              <w:t xml:space="preserve">68.89</w:t>
+            </w:r>
+          </w:p>
+        </w:tc>
+        <w:tc>
+          <w:tcPr>
+            <w:tcW w:type="dxa" w:w="900"/>
+          </w:tcPr>
+          <w:p>
+            <w:pPr>
+              <w:pStyle w:val="Compact"/>
+              <w:jc w:val="left"/>
+            </w:pPr>
+            <w:r>
+              <w:rPr>
+                <w:b w:val="0"/>
+              </w:rPr>
+              <w:t xml:space="preserve">+16.50</w:t>
             </w:r>
           </w:p>
         </w:tc>
@@ -20412,7 +20412,7 @@
               <w:rPr>
                 <w:b w:val="0"/>
               </w:rPr>
-              <w:t>56.92</w:t>
+              <w:t xml:space="preserve">55.48</w:t>
             </w:r>
           </w:p>
         </w:tc>
@@ -20429,7 +20429,7 @@
               <w:rPr>
                 <w:b w:val="0"/>
               </w:rPr>
-              <w:t>59.74</w:t>
+              <w:t xml:space="preserve">58.74</w:t>
             </w:r>
           </w:p>
         </w:tc>
@@ -20446,58 +20446,58 @@
               <w:rPr>
                 <w:b w:val="0"/>
               </w:rPr>
-              <w:t>58.30</w:t>
-            </w:r>
-          </w:p>
-        </w:tc>
-        <w:tc>
-          <w:tcPr>
-            <w:tcW w:type="dxa" w:w="900"/>
-          </w:tcPr>
-          <w:p>
-            <w:pPr>
-              <w:pStyle w:val="Compact"/>
-              <w:jc w:val="left"/>
-            </w:pPr>
-            <w:r>
-              <w:rPr>
-                <w:b w:val="0"/>
-              </w:rPr>
-              <w:t>84.38</w:t>
-            </w:r>
-          </w:p>
-        </w:tc>
-        <w:tc>
-          <w:tcPr>
-            <w:tcW w:type="dxa" w:w="900"/>
-          </w:tcPr>
-          <w:p>
-            <w:pPr>
-              <w:pStyle w:val="Compact"/>
-              <w:jc w:val="left"/>
-            </w:pPr>
-            <w:r>
-              <w:rPr>
-                <w:b w:val="0"/>
-              </w:rPr>
-              <w:t>69.96</w:t>
-            </w:r>
-          </w:p>
-        </w:tc>
-        <w:tc>
-          <w:tcPr>
-            <w:tcW w:type="dxa" w:w="900"/>
-          </w:tcPr>
-          <w:p>
-            <w:pPr>
-              <w:pStyle w:val="Compact"/>
-              <w:jc w:val="left"/>
-            </w:pPr>
-            <w:r>
-              <w:rPr>
-                <w:b w:val="0"/>
-              </w:rPr>
-              <w:t>+11.66</w:t>
+              <w:t xml:space="preserve">54.84</w:t>
+            </w:r>
+          </w:p>
+        </w:tc>
+        <w:tc>
+          <w:tcPr>
+            <w:tcW w:type="dxa" w:w="900"/>
+          </w:tcPr>
+          <w:p>
+            <w:pPr>
+              <w:pStyle w:val="Compact"/>
+              <w:jc w:val="left"/>
+            </w:pPr>
+            <w:r>
+              <w:rPr>
+                <w:b w:val="0"/>
+              </w:rPr>
+              <w:t xml:space="preserve">82.69</w:t>
+            </w:r>
+          </w:p>
+        </w:tc>
+        <w:tc>
+          <w:tcPr>
+            <w:tcW w:type="dxa" w:w="900"/>
+          </w:tcPr>
+          <w:p>
+            <w:pPr>
+              <w:pStyle w:val="Compact"/>
+              <w:jc w:val="left"/>
+            </w:pPr>
+            <w:r>
+              <w:rPr>
+                <w:b w:val="0"/>
+              </w:rPr>
+              <w:t xml:space="preserve">68.11</w:t>
+            </w:r>
+          </w:p>
+        </w:tc>
+        <w:tc>
+          <w:tcPr>
+            <w:tcW w:type="dxa" w:w="900"/>
+          </w:tcPr>
+          <w:p>
+            <w:pPr>
+              <w:pStyle w:val="Compact"/>
+              <w:jc w:val="left"/>
+            </w:pPr>
+            <w:r>
+              <w:rPr>
+                <w:b w:val="0"/>
+              </w:rPr>
+              <w:t xml:space="preserve">+13.27</w:t>
             </w:r>
           </w:p>
         </w:tc>
@@ -20550,7 +20550,7 @@
               <w:rPr>
                 <w:b w:val="0"/>
               </w:rPr>
-              <w:t>53.54</w:t>
+              <w:t xml:space="preserve">50.29</w:t>
             </w:r>
           </w:p>
         </w:tc>
@@ -20567,7 +20567,7 @@
               <w:rPr>
                 <w:b w:val="0"/>
               </w:rPr>
-              <w:t>55.26</w:t>
+              <w:t xml:space="preserve">54.02</w:t>
             </w:r>
           </w:p>
         </w:tc>
@@ -20584,58 +20584,58 @@
               <w:rPr>
                 <w:b w:val="0"/>
               </w:rPr>
-              <w:t>54.39</w:t>
-            </w:r>
-          </w:p>
-        </w:tc>
-        <w:tc>
-          <w:tcPr>
-            <w:tcW w:type="dxa" w:w="900"/>
-          </w:tcPr>
-          <w:p>
-            <w:pPr>
-              <w:pStyle w:val="Compact"/>
-              <w:jc w:val="left"/>
-            </w:pPr>
-            <w:r>
-              <w:rPr>
-                <w:b w:val="0"/>
-              </w:rPr>
-              <w:t>85.59</w:t>
-            </w:r>
-          </w:p>
-        </w:tc>
-        <w:tc>
-          <w:tcPr>
-            <w:tcW w:type="dxa" w:w="900"/>
-          </w:tcPr>
-          <w:p>
-            <w:pPr>
-              <w:pStyle w:val="Compact"/>
-              <w:jc w:val="left"/>
-            </w:pPr>
-            <w:r>
-              <w:rPr>
-                <w:b w:val="0"/>
-              </w:rPr>
-              <w:t>67.16</w:t>
-            </w:r>
-          </w:p>
-        </w:tc>
-        <w:tc>
-          <w:tcPr>
-            <w:tcW w:type="dxa" w:w="900"/>
-          </w:tcPr>
-          <w:p>
-            <w:pPr>
-              <w:pStyle w:val="Compact"/>
-              <w:jc w:val="left"/>
-            </w:pPr>
-            <w:r>
-              <w:rPr>
-                <w:b w:val="0"/>
-              </w:rPr>
-              <w:t>+12.77</w:t>
+              <w:t xml:space="preserve">50.22</w:t>
+            </w:r>
+          </w:p>
+        </w:tc>
+        <w:tc>
+          <w:tcPr>
+            <w:tcW w:type="dxa" w:w="900"/>
+          </w:tcPr>
+          <w:p>
+            <w:pPr>
+              <w:pStyle w:val="Compact"/>
+              <w:jc w:val="left"/>
+            </w:pPr>
+            <w:r>
+              <w:rPr>
+                <w:b w:val="0"/>
+              </w:rPr>
+              <w:t xml:space="preserve">83.40</w:t>
+            </w:r>
+          </w:p>
+        </w:tc>
+        <w:tc>
+          <w:tcPr>
+            <w:tcW w:type="dxa" w:w="900"/>
+          </w:tcPr>
+          <w:p>
+            <w:pPr>
+              <w:pStyle w:val="Compact"/>
+              <w:jc w:val="left"/>
+            </w:pPr>
+            <w:r>
+              <w:rPr>
+                <w:b w:val="0"/>
+              </w:rPr>
+              <w:t xml:space="preserve">66.11</w:t>
+            </w:r>
+          </w:p>
+        </w:tc>
+        <w:tc>
+          <w:tcPr>
+            <w:tcW w:type="dxa" w:w="900"/>
+          </w:tcPr>
+          <w:p>
+            <w:pPr>
+              <w:pStyle w:val="Compact"/>
+              <w:jc w:val="left"/>
+            </w:pPr>
+            <w:r>
+              <w:rPr>
+                <w:b w:val="0"/>
+              </w:rPr>
+              <w:t xml:space="preserve">+15.89</w:t>
             </w:r>
           </w:p>
         </w:tc>
@@ -20688,7 +20688,7 @@
               <w:rPr>
                 <w:b w:val="0"/>
               </w:rPr>
-              <w:t>51.31</w:t>
+              <w:t xml:space="preserve">47.37</w:t>
             </w:r>
           </w:p>
         </w:tc>
@@ -20705,7 +20705,7 @@
               <w:rPr>
                 <w:b w:val="0"/>
               </w:rPr>
-              <w:t>56.60</w:t>
+              <w:t xml:space="preserve">54.91</w:t>
             </w:r>
           </w:p>
         </w:tc>
@@ -20722,58 +20722,58 @@
               <w:rPr>
                 <w:b w:val="0"/>
               </w:rPr>
-              <w:t>53.83</w:t>
-            </w:r>
-          </w:p>
-        </w:tc>
-        <w:tc>
-          <w:tcPr>
-            <w:tcW w:type="dxa" w:w="900"/>
-          </w:tcPr>
-          <w:p>
-            <w:pPr>
-              <w:pStyle w:val="Compact"/>
-              <w:jc w:val="left"/>
-            </w:pPr>
-            <w:r>
-              <w:rPr>
-                <w:b w:val="0"/>
-              </w:rPr>
-              <w:t>82.05</w:t>
-            </w:r>
-          </w:p>
-        </w:tc>
-        <w:tc>
-          <w:tcPr>
-            <w:tcW w:type="dxa" w:w="900"/>
-          </w:tcPr>
-          <w:p>
-            <w:pPr>
-              <w:pStyle w:val="Compact"/>
-              <w:jc w:val="left"/>
-            </w:pPr>
-            <w:r>
-              <w:rPr>
-                <w:b w:val="0"/>
-              </w:rPr>
-              <w:t>66.99</w:t>
-            </w:r>
-          </w:p>
-        </w:tc>
-        <w:tc>
-          <w:tcPr>
-            <w:tcW w:type="dxa" w:w="900"/>
-          </w:tcPr>
-          <w:p>
-            <w:pPr>
-              <w:pStyle w:val="Compact"/>
-              <w:jc w:val="left"/>
-            </w:pPr>
-            <w:r>
-              <w:rPr>
-                <w:b w:val="0"/>
-              </w:rPr>
-              <w:t>+13.17</w:t>
+              <w:t xml:space="preserve">48.76</w:t>
+            </w:r>
+          </w:p>
+        </w:tc>
+        <w:tc>
+          <w:tcPr>
+            <w:tcW w:type="dxa" w:w="900"/>
+          </w:tcPr>
+          <w:p>
+            <w:pPr>
+              <w:pStyle w:val="Compact"/>
+              <w:jc w:val="left"/>
+            </w:pPr>
+            <w:r>
+              <w:rPr>
+                <w:b w:val="0"/>
+              </w:rPr>
+              <w:t xml:space="preserve">80.52</w:t>
+            </w:r>
+          </w:p>
+        </w:tc>
+        <w:tc>
+          <w:tcPr>
+            <w:tcW w:type="dxa" w:w="900"/>
+          </w:tcPr>
+          <w:p>
+            <w:pPr>
+              <w:pStyle w:val="Compact"/>
+              <w:jc w:val="left"/>
+            </w:pPr>
+            <w:r>
+              <w:rPr>
+                <w:b w:val="0"/>
+              </w:rPr>
+              <w:t xml:space="preserve">64.53</w:t>
+            </w:r>
+          </w:p>
+        </w:tc>
+        <w:tc>
+          <w:tcPr>
+            <w:tcW w:type="dxa" w:w="900"/>
+          </w:tcPr>
+          <w:p>
+            <w:pPr>
+              <w:pStyle w:val="Compact"/>
+              <w:jc w:val="left"/>
+            </w:pPr>
+            <w:r>
+              <w:rPr>
+                <w:b w:val="0"/>
+              </w:rPr>
+              <w:t xml:space="preserve">+15.77</w:t>
             </w:r>
           </w:p>
         </w:tc>
@@ -20826,7 +20826,7 @@
               <w:rPr>
                 <w:b w:val="0"/>
               </w:rPr>
-              <w:t>54.66</w:t>
+              <w:t xml:space="preserve">50.85</w:t>
             </w:r>
           </w:p>
         </w:tc>
@@ -20843,7 +20843,7 @@
               <w:rPr>
                 <w:b w:val="0"/>
               </w:rPr>
-              <w:t>57.06</w:t>
+              <w:t xml:space="preserve">55.23</w:t>
             </w:r>
           </w:p>
         </w:tc>
@@ -20860,58 +20860,58 @@
               <w:rPr>
                 <w:b w:val="0"/>
               </w:rPr>
-              <w:t>55.83</w:t>
-            </w:r>
-          </w:p>
-        </w:tc>
-        <w:tc>
-          <w:tcPr>
-            <w:tcW w:type="dxa" w:w="900"/>
-          </w:tcPr>
-          <w:p>
-            <w:pPr>
-              <w:pStyle w:val="Compact"/>
-              <w:jc w:val="left"/>
-            </w:pPr>
-            <w:r>
-              <w:rPr>
-                <w:b w:val="0"/>
-              </w:rPr>
-              <w:t>79.45</w:t>
-            </w:r>
-          </w:p>
-        </w:tc>
-        <w:tc>
-          <w:tcPr>
-            <w:tcW w:type="dxa" w:w="900"/>
-          </w:tcPr>
-          <w:p>
-            <w:pPr>
-              <w:pStyle w:val="Compact"/>
-              <w:jc w:val="left"/>
-            </w:pPr>
-            <w:r>
-              <w:rPr>
-                <w:b w:val="0"/>
-              </w:rPr>
-              <w:t>66.42</w:t>
-            </w:r>
-          </w:p>
-        </w:tc>
-        <w:tc>
-          <w:tcPr>
-            <w:tcW w:type="dxa" w:w="900"/>
-          </w:tcPr>
-          <w:p>
-            <w:pPr>
-              <w:pStyle w:val="Compact"/>
-              <w:jc w:val="left"/>
-            </w:pPr>
-            <w:r>
-              <w:rPr>
-                <w:b w:val="0"/>
-              </w:rPr>
-              <w:t>+10.59</w:t>
+              <w:t xml:space="preserve">50.75</w:t>
+            </w:r>
+          </w:p>
+        </w:tc>
+        <w:tc>
+          <w:tcPr>
+            <w:tcW w:type="dxa" w:w="900"/>
+          </w:tcPr>
+          <w:p>
+            <w:pPr>
+              <w:pStyle w:val="Compact"/>
+              <w:jc w:val="left"/>
+            </w:pPr>
+            <w:r>
+              <w:rPr>
+                <w:b w:val="0"/>
+              </w:rPr>
+              <w:t xml:space="preserve">76.28</w:t>
+            </w:r>
+          </w:p>
+        </w:tc>
+        <w:tc>
+          <w:tcPr>
+            <w:tcW w:type="dxa" w:w="900"/>
+          </w:tcPr>
+          <w:p>
+            <w:pPr>
+              <w:pStyle w:val="Compact"/>
+              <w:jc w:val="left"/>
+            </w:pPr>
+            <w:r>
+              <w:rPr>
+                <w:b w:val="0"/>
+              </w:rPr>
+              <w:t xml:space="preserve">63.62</w:t>
+            </w:r>
+          </w:p>
+        </w:tc>
+        <w:tc>
+          <w:tcPr>
+            <w:tcW w:type="dxa" w:w="900"/>
+          </w:tcPr>
+          <w:p>
+            <w:pPr>
+              <w:pStyle w:val="Compact"/>
+              <w:jc w:val="left"/>
+            </w:pPr>
+            <w:r>
+              <w:rPr>
+                <w:b w:val="0"/>
+              </w:rPr>
+              <w:t xml:space="preserve">+12.87</w:t>
             </w:r>
           </w:p>
         </w:tc>
@@ -20964,7 +20964,7 @@
               <w:rPr>
                 <w:b w:val="0"/>
               </w:rPr>
-              <w:t>49.82</w:t>
+              <w:t xml:space="preserve">48.51</w:t>
             </w:r>
           </w:p>
         </w:tc>
@@ -20981,7 +20981,7 @@
               <w:rPr>
                 <w:b w:val="0"/>
               </w:rPr>
-              <w:t>60.35</w:t>
+              <w:t xml:space="preserve">59.68</w:t>
             </w:r>
           </w:p>
         </w:tc>
@@ -20998,58 +20998,58 @@
               <w:rPr>
                 <w:b w:val="0"/>
               </w:rPr>
-              <w:t>54.59</w:t>
-            </w:r>
-          </w:p>
-        </w:tc>
-        <w:tc>
-          <w:tcPr>
-            <w:tcW w:type="dxa" w:w="900"/>
-          </w:tcPr>
-          <w:p>
-            <w:pPr>
-              <w:pStyle w:val="Compact"/>
-              <w:jc w:val="left"/>
-            </w:pPr>
-            <w:r>
-              <w:rPr>
-                <w:b w:val="0"/>
-              </w:rPr>
-              <w:t>72.80</w:t>
-            </w:r>
-          </w:p>
-        </w:tc>
-        <w:tc>
-          <w:tcPr>
-            <w:tcW w:type="dxa" w:w="900"/>
-          </w:tcPr>
-          <w:p>
-            <w:pPr>
-              <w:pStyle w:val="Compact"/>
-              <w:jc w:val="left"/>
-            </w:pPr>
-            <w:r>
-              <w:rPr>
-                <w:b w:val="0"/>
-              </w:rPr>
-              <w:t>65.99</w:t>
-            </w:r>
-          </w:p>
-        </w:tc>
-        <w:tc>
-          <w:tcPr>
-            <w:tcW w:type="dxa" w:w="900"/>
-          </w:tcPr>
-          <w:p>
-            <w:pPr>
-              <w:pStyle w:val="Compact"/>
-              <w:jc w:val="left"/>
-            </w:pPr>
-            <w:r>
-              <w:rPr>
-                <w:b w:val="0"/>
-              </w:rPr>
-              <w:t>+11.41</w:t>
+              <w:t xml:space="preserve">51.46</w:t>
+            </w:r>
+          </w:p>
+        </w:tc>
+        <w:tc>
+          <w:tcPr>
+            <w:tcW w:type="dxa" w:w="900"/>
+          </w:tcPr>
+          <w:p>
+            <w:pPr>
+              <w:pStyle w:val="Compact"/>
+              <w:jc w:val="left"/>
+            </w:pPr>
+            <w:r>
+              <w:rPr>
+                <w:b w:val="0"/>
+              </w:rPr>
+              <w:t xml:space="preserve">72.59</w:t>
+            </w:r>
+          </w:p>
+        </w:tc>
+        <w:tc>
+          <w:tcPr>
+            <w:tcW w:type="dxa" w:w="900"/>
+          </w:tcPr>
+          <w:p>
+            <w:pPr>
+              <w:pStyle w:val="Compact"/>
+              <w:jc w:val="left"/>
+            </w:pPr>
+            <w:r>
+              <w:rPr>
+                <w:b w:val="0"/>
+              </w:rPr>
+              <w:t xml:space="preserve">64.87</w:t>
+            </w:r>
+          </w:p>
+        </w:tc>
+        <w:tc>
+          <w:tcPr>
+            <w:tcW w:type="dxa" w:w="900"/>
+          </w:tcPr>
+          <w:p>
+            <w:pPr>
+              <w:pStyle w:val="Compact"/>
+              <w:jc w:val="left"/>
+            </w:pPr>
+            <w:r>
+              <w:rPr>
+                <w:b w:val="0"/>
+              </w:rPr>
+              <w:t xml:space="preserve">+13.41</w:t>
             </w:r>
           </w:p>
         </w:tc>
@@ -21102,7 +21102,7 @@
               <w:rPr>
                 <w:b w:val="0"/>
               </w:rPr>
-              <w:t>48.49</w:t>
+              <w:t xml:space="preserve">46.25</w:t>
             </w:r>
           </w:p>
         </w:tc>
@@ -21119,7 +21119,7 @@
               <w:rPr>
                 <w:b w:val="0"/>
               </w:rPr>
-              <w:t>56.41</w:t>
+              <w:t xml:space="preserve">55.02</w:t>
             </w:r>
           </w:p>
         </w:tc>
@@ -21136,58 +21136,58 @@
               <w:rPr>
                 <w:b w:val="0"/>
               </w:rPr>
-              <w:t>52.15</w:t>
-            </w:r>
-          </w:p>
-        </w:tc>
-        <w:tc>
-          <w:tcPr>
-            <w:tcW w:type="dxa" w:w="900"/>
-          </w:tcPr>
-          <w:p>
-            <w:pPr>
-              <w:pStyle w:val="Compact"/>
-              <w:jc w:val="left"/>
-            </w:pPr>
-            <w:r>
-              <w:rPr>
-                <w:b w:val="0"/>
-              </w:rPr>
-              <w:t>76.29</w:t>
-            </w:r>
-          </w:p>
-        </w:tc>
-        <w:tc>
-          <w:tcPr>
-            <w:tcW w:type="dxa" w:w="900"/>
-          </w:tcPr>
-          <w:p>
-            <w:pPr>
-              <w:pStyle w:val="Compact"/>
-              <w:jc w:val="left"/>
-            </w:pPr>
-            <w:r>
-              <w:rPr>
-                <w:b w:val="0"/>
-              </w:rPr>
-              <w:t>64.86</w:t>
-            </w:r>
-          </w:p>
-        </w:tc>
-        <w:tc>
-          <w:tcPr>
-            <w:tcW w:type="dxa" w:w="900"/>
-          </w:tcPr>
-          <w:p>
-            <w:pPr>
-              <w:pStyle w:val="Compact"/>
-              <w:jc w:val="left"/>
-            </w:pPr>
-            <w:r>
-              <w:rPr>
-                <w:b w:val="0"/>
-              </w:rPr>
-              <w:t>+12.71</w:t>
+              <w:t xml:space="preserve">48.21</w:t>
+            </w:r>
+          </w:p>
+        </w:tc>
+        <w:tc>
+          <w:tcPr>
+            <w:tcW w:type="dxa" w:w="900"/>
+          </w:tcPr>
+          <w:p>
+            <w:pPr>
+              <w:pStyle w:val="Compact"/>
+              <w:jc w:val="left"/>
+            </w:pPr>
+            <w:r>
+              <w:rPr>
+                <w:b w:val="0"/>
+              </w:rPr>
+              <w:t xml:space="preserve">75.27</w:t>
+            </w:r>
+          </w:p>
+        </w:tc>
+        <w:tc>
+          <w:tcPr>
+            <w:tcW w:type="dxa" w:w="900"/>
+          </w:tcPr>
+          <w:p>
+            <w:pPr>
+              <w:pStyle w:val="Compact"/>
+              <w:jc w:val="left"/>
+            </w:pPr>
+            <w:r>
+              <w:rPr>
+                <w:b w:val="0"/>
+              </w:rPr>
+              <w:t xml:space="preserve">63.05</w:t>
+            </w:r>
+          </w:p>
+        </w:tc>
+        <w:tc>
+          <w:tcPr>
+            <w:tcW w:type="dxa" w:w="900"/>
+          </w:tcPr>
+          <w:p>
+            <w:pPr>
+              <w:pStyle w:val="Compact"/>
+              <w:jc w:val="left"/>
+            </w:pPr>
+            <w:r>
+              <w:rPr>
+                <w:b w:val="0"/>
+              </w:rPr>
+              <w:t xml:space="preserve">+14.84</w:t>
             </w:r>
           </w:p>
         </w:tc>
@@ -21240,7 +21240,7 @@
               <w:rPr>
                 <w:b w:val="0"/>
               </w:rPr>
-              <w:t>53.45</w:t>
+              <w:t xml:space="preserve">50.99</w:t>
             </w:r>
           </w:p>
         </w:tc>
@@ -21257,7 +21257,7 @@
               <w:rPr>
                 <w:b w:val="0"/>
               </w:rPr>
-              <w:t>51.28</w:t>
+              <w:t xml:space="preserve">51.31</w:t>
             </w:r>
           </w:p>
         </w:tc>
@@ -21274,58 +21274,58 @@
               <w:rPr>
                 <w:b w:val="0"/>
               </w:rPr>
-              <w:t>52.34</w:t>
-            </w:r>
-          </w:p>
-        </w:tc>
-        <w:tc>
-          <w:tcPr>
-            <w:tcW w:type="dxa" w:w="900"/>
-          </w:tcPr>
-          <w:p>
-            <w:pPr>
-              <w:pStyle w:val="Compact"/>
-              <w:jc w:val="left"/>
-            </w:pPr>
-            <w:r>
-              <w:rPr>
-                <w:b w:val="0"/>
-              </w:rPr>
-              <w:t>86.97</w:t>
-            </w:r>
-          </w:p>
-        </w:tc>
-        <w:tc>
-          <w:tcPr>
-            <w:tcW w:type="dxa" w:w="900"/>
-          </w:tcPr>
-          <w:p>
-            <w:pPr>
-              <w:pStyle w:val="Compact"/>
-              <w:jc w:val="left"/>
-            </w:pPr>
-            <w:r>
-              <w:rPr>
-                <w:b w:val="0"/>
-              </w:rPr>
-              <w:t>64.52</w:t>
-            </w:r>
-          </w:p>
-        </w:tc>
-        <w:tc>
-          <w:tcPr>
-            <w:tcW w:type="dxa" w:w="900"/>
-          </w:tcPr>
-          <w:p>
-            <w:pPr>
-              <w:pStyle w:val="Compact"/>
-              <w:jc w:val="left"/>
-            </w:pPr>
-            <w:r>
-              <w:rPr>
-                <w:b w:val="0"/>
-              </w:rPr>
-              <w:t>+12.18</w:t>
+              <w:t xml:space="preserve">49.05</w:t>
+            </w:r>
+          </w:p>
+        </w:tc>
+        <w:tc>
+          <w:tcPr>
+            <w:tcW w:type="dxa" w:w="900"/>
+          </w:tcPr>
+          <w:p>
+            <w:pPr>
+              <w:pStyle w:val="Compact"/>
+              <w:jc w:val="left"/>
+            </w:pPr>
+            <w:r>
+              <w:rPr>
+                <w:b w:val="0"/>
+              </w:rPr>
+              <w:t xml:space="preserve">85.30</w:t>
+            </w:r>
+          </w:p>
+        </w:tc>
+        <w:tc>
+          <w:tcPr>
+            <w:tcW w:type="dxa" w:w="900"/>
+          </w:tcPr>
+          <w:p>
+            <w:pPr>
+              <w:pStyle w:val="Compact"/>
+              <w:jc w:val="left"/>
+            </w:pPr>
+            <w:r>
+              <w:rPr>
+                <w:b w:val="0"/>
+              </w:rPr>
+              <w:t xml:space="preserve">63.64</w:t>
+            </w:r>
+          </w:p>
+        </w:tc>
+        <w:tc>
+          <w:tcPr>
+            <w:tcW w:type="dxa" w:w="900"/>
+          </w:tcPr>
+          <w:p>
+            <w:pPr>
+              <w:pStyle w:val="Compact"/>
+              <w:jc w:val="left"/>
+            </w:pPr>
+            <w:r>
+              <w:rPr>
+                <w:b w:val="0"/>
+              </w:rPr>
+              <w:t xml:space="preserve">+14.59</w:t>
             </w:r>
           </w:p>
         </w:tc>
@@ -21378,7 +21378,7 @@
               <w:rPr>
                 <w:b w:val="0"/>
               </w:rPr>
-              <w:t>49.62</w:t>
+              <w:t xml:space="preserve">48.92</w:t>
             </w:r>
           </w:p>
         </w:tc>
@@ -21395,7 +21395,7 @@
               <w:rPr>
                 <w:b w:val="0"/>
               </w:rPr>
-              <w:t>54.84</w:t>
+              <w:t xml:space="preserve">51.81</w:t>
             </w:r>
           </w:p>
         </w:tc>
@@ -21412,58 +21412,58 @@
               <w:rPr>
                 <w:b w:val="0"/>
               </w:rPr>
-              <w:t>52.10</w:t>
-            </w:r>
-          </w:p>
-        </w:tc>
-        <w:tc>
-          <w:tcPr>
-            <w:tcW w:type="dxa" w:w="900"/>
-          </w:tcPr>
-          <w:p>
-            <w:pPr>
-              <w:pStyle w:val="Compact"/>
-              <w:jc w:val="left"/>
-            </w:pPr>
-            <w:r>
-              <w:rPr>
-                <w:b w:val="0"/>
-              </w:rPr>
-              <w:t>76.30</w:t>
-            </w:r>
-          </w:p>
-        </w:tc>
-        <w:tc>
-          <w:tcPr>
-            <w:tcW w:type="dxa" w:w="900"/>
-          </w:tcPr>
-          <w:p>
-            <w:pPr>
-              <w:pStyle w:val="Compact"/>
-              <w:jc w:val="left"/>
-            </w:pPr>
-            <w:r>
-              <w:rPr>
-                <w:b w:val="0"/>
-              </w:rPr>
-              <w:t>63.82</w:t>
-            </w:r>
-          </w:p>
-        </w:tc>
-        <w:tc>
-          <w:tcPr>
-            <w:tcW w:type="dxa" w:w="900"/>
-          </w:tcPr>
-          <w:p>
-            <w:pPr>
-              <w:pStyle w:val="Compact"/>
-              <w:jc w:val="left"/>
-            </w:pPr>
-            <w:r>
-              <w:rPr>
-                <w:b w:val="0"/>
-              </w:rPr>
-              <w:t>+11.72</w:t>
+              <w:t xml:space="preserve">46.93</w:t>
+            </w:r>
+          </w:p>
+        </w:tc>
+        <w:tc>
+          <w:tcPr>
+            <w:tcW w:type="dxa" w:w="900"/>
+          </w:tcPr>
+          <w:p>
+            <w:pPr>
+              <w:pStyle w:val="Compact"/>
+              <w:jc w:val="left"/>
+            </w:pPr>
+            <w:r>
+              <w:rPr>
+                <w:b w:val="0"/>
+              </w:rPr>
+              <w:t xml:space="preserve">75.45</w:t>
+            </w:r>
+          </w:p>
+        </w:tc>
+        <w:tc>
+          <w:tcPr>
+            <w:tcW w:type="dxa" w:w="900"/>
+          </w:tcPr>
+          <w:p>
+            <w:pPr>
+              <w:pStyle w:val="Compact"/>
+              <w:jc w:val="left"/>
+            </w:pPr>
+            <w:r>
+              <w:rPr>
+                <w:b w:val="0"/>
+              </w:rPr>
+              <w:t xml:space="preserve">59.86</w:t>
+            </w:r>
+          </w:p>
+        </w:tc>
+        <w:tc>
+          <w:tcPr>
+            <w:tcW w:type="dxa" w:w="900"/>
+          </w:tcPr>
+          <w:p>
+            <w:pPr>
+              <w:pStyle w:val="Compact"/>
+              <w:jc w:val="left"/>
+            </w:pPr>
+            <w:r>
+              <w:rPr>
+                <w:b w:val="0"/>
+              </w:rPr>
+              <w:t xml:space="preserve">+12.92</w:t>
             </w:r>
           </w:p>
         </w:tc>
@@ -21516,7 +21516,7 @@
               <w:rPr>
                 <w:b w:val="0"/>
               </w:rPr>
-              <w:t>52.17</w:t>
+              <w:t xml:space="preserve">47.02</w:t>
             </w:r>
           </w:p>
         </w:tc>
@@ -21533,7 +21533,7 @@
               <w:rPr>
                 <w:b w:val="0"/>
               </w:rPr>
-              <w:t>49.72</w:t>
+              <w:t xml:space="preserve">46.98</w:t>
             </w:r>
           </w:p>
         </w:tc>
@@ -21550,58 +21550,58 @@
               <w:rPr>
                 <w:b w:val="0"/>
               </w:rPr>
-              <w:t>50.92</w:t>
-            </w:r>
-          </w:p>
-        </w:tc>
-        <w:tc>
-          <w:tcPr>
-            <w:tcW w:type="dxa" w:w="900"/>
-          </w:tcPr>
-          <w:p>
-            <w:pPr>
-              <w:pStyle w:val="Compact"/>
-              <w:jc w:val="left"/>
-            </w:pPr>
-            <w:r>
-              <w:rPr>
-                <w:b w:val="0"/>
-              </w:rPr>
-              <w:t>87.30</w:t>
-            </w:r>
-          </w:p>
-        </w:tc>
-        <w:tc>
-          <w:tcPr>
-            <w:tcW w:type="dxa" w:w="900"/>
-          </w:tcPr>
-          <w:p>
-            <w:pPr>
-              <w:pStyle w:val="Compact"/>
-              <w:jc w:val="left"/>
-            </w:pPr>
-            <w:r>
-              <w:rPr>
-                <w:b w:val="0"/>
-              </w:rPr>
-              <w:t>63.36</w:t>
-            </w:r>
-          </w:p>
-        </w:tc>
-        <w:tc>
-          <w:tcPr>
-            <w:tcW w:type="dxa" w:w="900"/>
-          </w:tcPr>
-          <w:p>
-            <w:pPr>
-              <w:pStyle w:val="Compact"/>
-              <w:jc w:val="left"/>
-            </w:pPr>
-            <w:r>
-              <w:rPr>
-                <w:b w:val="0"/>
-              </w:rPr>
-              <w:t>+12.44</w:t>
+              <w:t xml:space="preserve">44.56</w:t>
+            </w:r>
+          </w:p>
+        </w:tc>
+        <w:tc>
+          <w:tcPr>
+            <w:tcW w:type="dxa" w:w="900"/>
+          </w:tcPr>
+          <w:p>
+            <w:pPr>
+              <w:pStyle w:val="Compact"/>
+              <w:jc w:val="left"/>
+            </w:pPr>
+            <w:r>
+              <w:rPr>
+                <w:b w:val="0"/>
+              </w:rPr>
+              <w:t xml:space="preserve">87.02</w:t>
+            </w:r>
+          </w:p>
+        </w:tc>
+        <w:tc>
+          <w:tcPr>
+            <w:tcW w:type="dxa" w:w="900"/>
+          </w:tcPr>
+          <w:p>
+            <w:pPr>
+              <w:pStyle w:val="Compact"/>
+              <w:jc w:val="left"/>
+            </w:pPr>
+            <w:r>
+              <w:rPr>
+                <w:b w:val="0"/>
+              </w:rPr>
+              <w:t xml:space="preserve">59.25</w:t>
+            </w:r>
+          </w:p>
+        </w:tc>
+        <w:tc>
+          <w:tcPr>
+            <w:tcW w:type="dxa" w:w="900"/>
+          </w:tcPr>
+          <w:p>
+            <w:pPr>
+              <w:pStyle w:val="Compact"/>
+              <w:jc w:val="left"/>
+            </w:pPr>
+            <w:r>
+              <w:rPr>
+                <w:b w:val="0"/>
+              </w:rPr>
+              <w:t xml:space="preserve">+14.69</w:t>
             </w:r>
           </w:p>
         </w:tc>
@@ -21654,7 +21654,7 @@
               <w:rPr>
                 <w:b w:val="0"/>
               </w:rPr>
-              <w:t>53.14</w:t>
+              <w:t xml:space="preserve">52.31</w:t>
             </w:r>
           </w:p>
         </w:tc>
@@ -21671,7 +21671,7 @@
               <w:rPr>
                 <w:b w:val="0"/>
               </w:rPr>
-              <w:t>57.59</w:t>
+              <w:t xml:space="preserve">56.62</w:t>
             </w:r>
           </w:p>
         </w:tc>
@@ -21688,58 +21688,58 @@
               <w:rPr>
                 <w:b w:val="0"/>
               </w:rPr>
-              <w:t>55.28</w:t>
-            </w:r>
-          </w:p>
-        </w:tc>
-        <w:tc>
-          <w:tcPr>
-            <w:tcW w:type="dxa" w:w="900"/>
-          </w:tcPr>
-          <w:p>
-            <w:pPr>
-              <w:pStyle w:val="Compact"/>
-              <w:jc w:val="left"/>
-            </w:pPr>
-            <w:r>
-              <w:rPr>
-                <w:b w:val="0"/>
-              </w:rPr>
-              <w:t>64.04</w:t>
-            </w:r>
-          </w:p>
-        </w:tc>
-        <w:tc>
-          <w:tcPr>
-            <w:tcW w:type="dxa" w:w="900"/>
-          </w:tcPr>
-          <w:p>
-            <w:pPr>
-              <w:pStyle w:val="Compact"/>
-              <w:jc w:val="left"/>
-            </w:pPr>
-            <w:r>
-              <w:rPr>
-                <w:b w:val="0"/>
-              </w:rPr>
-              <w:t>60.64</w:t>
-            </w:r>
-          </w:p>
-        </w:tc>
-        <w:tc>
-          <w:tcPr>
-            <w:tcW w:type="dxa" w:w="900"/>
-          </w:tcPr>
-          <w:p>
-            <w:pPr>
-              <w:pStyle w:val="Compact"/>
-              <w:jc w:val="left"/>
-            </w:pPr>
-            <w:r>
-              <w:rPr>
-                <w:b w:val="0"/>
-              </w:rPr>
-              <w:t>+5.37</w:t>
+              <w:t xml:space="preserve">51.36</w:t>
+            </w:r>
+          </w:p>
+        </w:tc>
+        <w:tc>
+          <w:tcPr>
+            <w:tcW w:type="dxa" w:w="900"/>
+          </w:tcPr>
+          <w:p>
+            <w:pPr>
+              <w:pStyle w:val="Compact"/>
+              <w:jc w:val="left"/>
+            </w:pPr>
+            <w:r>
+              <w:rPr>
+                <w:b w:val="0"/>
+              </w:rPr>
+              <w:t xml:space="preserve">61.48</w:t>
+            </w:r>
+          </w:p>
+        </w:tc>
+        <w:tc>
+          <w:tcPr>
+            <w:tcW w:type="dxa" w:w="900"/>
+          </w:tcPr>
+          <w:p>
+            <w:pPr>
+              <w:pStyle w:val="Compact"/>
+              <w:jc w:val="left"/>
+            </w:pPr>
+            <w:r>
+              <w:rPr>
+                <w:b w:val="0"/>
+              </w:rPr>
+              <w:t xml:space="preserve">56.37</w:t>
+            </w:r>
+          </w:p>
+        </w:tc>
+        <w:tc>
+          <w:tcPr>
+            <w:tcW w:type="dxa" w:w="900"/>
+          </w:tcPr>
+          <w:p>
+            <w:pPr>
+              <w:pStyle w:val="Compact"/>
+              <w:jc w:val="left"/>
+            </w:pPr>
+            <w:r>
+              <w:rPr>
+                <w:b w:val="0"/>
+              </w:rPr>
+              <w:t xml:space="preserve">+5.01</w:t>
             </w:r>
           </w:p>
         </w:tc>
@@ -21792,7 +21792,7 @@
               <w:rPr>
                 <w:b w:val="0"/>
               </w:rPr>
-              <w:t>56.28</w:t>
+              <w:t xml:space="preserve">52.39</w:t>
             </w:r>
           </w:p>
         </w:tc>
@@ -21809,7 +21809,7 @@
               <w:rPr>
                 <w:b w:val="0"/>
               </w:rPr>
-              <w:t>43.58</w:t>
+              <w:t xml:space="preserve">41.09</w:t>
             </w:r>
           </w:p>
         </w:tc>
@@ -21826,58 +21826,58 @@
               <w:rPr>
                 <w:b w:val="0"/>
               </w:rPr>
-              <w:t>49.12</w:t>
-            </w:r>
-          </w:p>
-        </w:tc>
-        <w:tc>
-          <w:tcPr>
-            <w:tcW w:type="dxa" w:w="900"/>
-          </w:tcPr>
-          <w:p>
-            <w:pPr>
-              <w:pStyle w:val="Compact"/>
-              <w:jc w:val="left"/>
-            </w:pPr>
-            <w:r>
-              <w:rPr>
-                <w:b w:val="0"/>
-              </w:rPr>
-              <w:t>84.92</w:t>
-            </w:r>
-          </w:p>
-        </w:tc>
-        <w:tc>
-          <w:tcPr>
-            <w:tcW w:type="dxa" w:w="900"/>
-          </w:tcPr>
-          <w:p>
-            <w:pPr>
-              <w:pStyle w:val="Compact"/>
-              <w:jc w:val="left"/>
-            </w:pPr>
-            <w:r>
-              <w:rPr>
-                <w:b w:val="0"/>
-              </w:rPr>
-              <w:t>57.60</w:t>
-            </w:r>
-          </w:p>
-        </w:tc>
-        <w:tc>
-          <w:tcPr>
-            <w:tcW w:type="dxa" w:w="900"/>
-          </w:tcPr>
-          <w:p>
-            <w:pPr>
-              <w:pStyle w:val="Compact"/>
-              <w:jc w:val="left"/>
-            </w:pPr>
-            <w:r>
-              <w:rPr>
-                <w:b w:val="0"/>
-              </w:rPr>
-              <w:t>+8.48</w:t>
+              <w:t xml:space="preserve">43.38</w:t>
+            </w:r>
+          </w:p>
+        </w:tc>
+        <w:tc>
+          <w:tcPr>
+            <w:tcW w:type="dxa" w:w="900"/>
+          </w:tcPr>
+          <w:p>
+            <w:pPr>
+              <w:pStyle w:val="Compact"/>
+              <w:jc w:val="left"/>
+            </w:pPr>
+            <w:r>
+              <w:rPr>
+                <w:b w:val="0"/>
+              </w:rPr>
+              <w:t xml:space="preserve">82.24</w:t>
+            </w:r>
+          </w:p>
+        </w:tc>
+        <w:tc>
+          <w:tcPr>
+            <w:tcW w:type="dxa" w:w="900"/>
+          </w:tcPr>
+          <w:p>
+            <w:pPr>
+              <w:pStyle w:val="Compact"/>
+              <w:jc w:val="left"/>
+            </w:pPr>
+            <w:r>
+              <w:rPr>
+                <w:b w:val="0"/>
+              </w:rPr>
+              <w:t xml:space="preserve">54.09</w:t>
+            </w:r>
+          </w:p>
+        </w:tc>
+        <w:tc>
+          <w:tcPr>
+            <w:tcW w:type="dxa" w:w="900"/>
+          </w:tcPr>
+          <w:p>
+            <w:pPr>
+              <w:pStyle w:val="Compact"/>
+              <w:jc w:val="left"/>
+            </w:pPr>
+            <w:r>
+              <w:rPr>
+                <w:b w:val="0"/>
+              </w:rPr>
+              <w:t xml:space="preserve">+10.70</w:t>
             </w:r>
           </w:p>
         </w:tc>
@@ -21930,7 +21930,7 @@
               <w:rPr>
                 <w:b w:val="0"/>
               </w:rPr>
-              <w:t>51.98</w:t>
+              <w:t xml:space="preserve">43.47</w:t>
             </w:r>
           </w:p>
         </w:tc>
@@ -21947,7 +21947,7 @@
               <w:rPr>
                 <w:b w:val="0"/>
               </w:rPr>
-              <w:t>43.71</w:t>
+              <w:t xml:space="preserve">45.28</w:t>
             </w:r>
           </w:p>
         </w:tc>
@@ -21964,58 +21964,58 @@
               <w:rPr>
                 <w:b w:val="0"/>
               </w:rPr>
-              <w:t>47.48</w:t>
-            </w:r>
-          </w:p>
-        </w:tc>
-        <w:tc>
-          <w:tcPr>
-            <w:tcW w:type="dxa" w:w="900"/>
-          </w:tcPr>
-          <w:p>
-            <w:pPr>
-              <w:pStyle w:val="Compact"/>
-              <w:jc w:val="left"/>
-            </w:pPr>
-            <w:r>
-              <w:rPr>
-                <w:b w:val="0"/>
-              </w:rPr>
-              <w:t>82.62</w:t>
-            </w:r>
-          </w:p>
-        </w:tc>
-        <w:tc>
-          <w:tcPr>
-            <w:tcW w:type="dxa" w:w="900"/>
-          </w:tcPr>
-          <w:p>
-            <w:pPr>
-              <w:pStyle w:val="Compact"/>
-              <w:jc w:val="left"/>
-            </w:pPr>
-            <w:r>
-              <w:rPr>
-                <w:b w:val="0"/>
-              </w:rPr>
-              <w:t>57.17</w:t>
-            </w:r>
-          </w:p>
-        </w:tc>
-        <w:tc>
-          <w:tcPr>
-            <w:tcW w:type="dxa" w:w="900"/>
-          </w:tcPr>
-          <w:p>
-            <w:pPr>
-              <w:pStyle w:val="Compact"/>
-              <w:jc w:val="left"/>
-            </w:pPr>
-            <w:r>
-              <w:rPr>
-                <w:b w:val="0"/>
-              </w:rPr>
-              <w:t>+9.69</w:t>
+              <w:t xml:space="preserve">43.17</w:t>
+            </w:r>
+          </w:p>
+        </w:tc>
+        <w:tc>
+          <w:tcPr>
+            <w:tcW w:type="dxa" w:w="900"/>
+          </w:tcPr>
+          <w:p>
+            <w:pPr>
+              <w:pStyle w:val="Compact"/>
+              <w:jc w:val="left"/>
+            </w:pPr>
+            <w:r>
+              <w:rPr>
+                <w:b w:val="0"/>
+              </w:rPr>
+              <w:t xml:space="preserve">71.66</w:t>
+            </w:r>
+          </w:p>
+        </w:tc>
+        <w:tc>
+          <w:tcPr>
+            <w:tcW w:type="dxa" w:w="900"/>
+          </w:tcPr>
+          <w:p>
+            <w:pPr>
+              <w:pStyle w:val="Compact"/>
+              <w:jc w:val="left"/>
+            </w:pPr>
+            <w:r>
+              <w:rPr>
+                <w:b w:val="0"/>
+              </w:rPr>
+              <w:t xml:space="preserve">56.00</w:t>
+            </w:r>
+          </w:p>
+        </w:tc>
+        <w:tc>
+          <w:tcPr>
+            <w:tcW w:type="dxa" w:w="900"/>
+          </w:tcPr>
+          <w:p>
+            <w:pPr>
+              <w:pStyle w:val="Compact"/>
+              <w:jc w:val="left"/>
+            </w:pPr>
+            <w:r>
+              <w:rPr>
+                <w:b w:val="0"/>
+              </w:rPr>
+              <w:t xml:space="preserve">+12.83</w:t>
             </w:r>
           </w:p>
         </w:tc>
@@ -22068,7 +22068,7 @@
               <w:rPr>
                 <w:b w:val="0"/>
               </w:rPr>
-              <w:t>60.16</w:t>
+              <w:t xml:space="preserve">57.59</w:t>
             </w:r>
           </w:p>
         </w:tc>
@@ -22085,7 +22085,7 @@
               <w:rPr>
                 <w:b w:val="0"/>
               </w:rPr>
-              <w:t>43.14</w:t>
+              <w:t xml:space="preserve">41.91</w:t>
             </w:r>
           </w:p>
         </w:tc>
@@ -22102,58 +22102,58 @@
               <w:rPr>
                 <w:b w:val="0"/>
               </w:rPr>
-              <w:t>50.25</w:t>
-            </w:r>
-          </w:p>
-        </w:tc>
-        <w:tc>
-          <w:tcPr>
-            <w:tcW w:type="dxa" w:w="900"/>
-          </w:tcPr>
-          <w:p>
-            <w:pPr>
-              <w:pStyle w:val="Compact"/>
-              <w:jc w:val="left"/>
-            </w:pPr>
-            <w:r>
-              <w:rPr>
-                <w:b w:val="0"/>
-              </w:rPr>
-              <w:t>83.61</w:t>
-            </w:r>
-          </w:p>
-        </w:tc>
-        <w:tc>
-          <w:tcPr>
-            <w:tcW w:type="dxa" w:w="900"/>
-          </w:tcPr>
-          <w:p>
-            <w:pPr>
-              <w:pStyle w:val="Compact"/>
-              <w:jc w:val="left"/>
-            </w:pPr>
-            <w:r>
-              <w:rPr>
-                <w:b w:val="0"/>
-              </w:rPr>
-              <w:t>56.92</w:t>
-            </w:r>
-          </w:p>
-        </w:tc>
-        <w:tc>
-          <w:tcPr>
-            <w:tcW w:type="dxa" w:w="900"/>
-          </w:tcPr>
-          <w:p>
-            <w:pPr>
-              <w:pStyle w:val="Compact"/>
-              <w:jc w:val="left"/>
-            </w:pPr>
-            <w:r>
-              <w:rPr>
-                <w:b w:val="0"/>
-              </w:rPr>
-              <w:t>+6.67</w:t>
+              <w:t xml:space="preserve">45.76</w:t>
+            </w:r>
+          </w:p>
+        </w:tc>
+        <w:tc>
+          <w:tcPr>
+            <w:tcW w:type="dxa" w:w="900"/>
+          </w:tcPr>
+          <w:p>
+            <w:pPr>
+              <w:pStyle w:val="Compact"/>
+              <w:jc w:val="left"/>
+            </w:pPr>
+            <w:r>
+              <w:rPr>
+                <w:b w:val="0"/>
+              </w:rPr>
+              <w:t xml:space="preserve">80.15</w:t>
+            </w:r>
+          </w:p>
+        </w:tc>
+        <w:tc>
+          <w:tcPr>
+            <w:tcW w:type="dxa" w:w="900"/>
+          </w:tcPr>
+          <w:p>
+            <w:pPr>
+              <w:pStyle w:val="Compact"/>
+              <w:jc w:val="left"/>
+            </w:pPr>
+            <w:r>
+              <w:rPr>
+                <w:b w:val="0"/>
+              </w:rPr>
+              <w:t xml:space="preserve">53.07</w:t>
+            </w:r>
+          </w:p>
+        </w:tc>
+        <w:tc>
+          <w:tcPr>
+            <w:tcW w:type="dxa" w:w="900"/>
+          </w:tcPr>
+          <w:p>
+            <w:pPr>
+              <w:pStyle w:val="Compact"/>
+              <w:jc w:val="left"/>
+            </w:pPr>
+            <w:r>
+              <w:rPr>
+                <w:b w:val="0"/>
+              </w:rPr>
+              <w:t xml:space="preserve">+7.31</w:t>
             </w:r>
           </w:p>
         </w:tc>
@@ -22206,7 +22206,7 @@
               <w:rPr>
                 <w:b w:val="0"/>
               </w:rPr>
-              <w:t>49.51</w:t>
+              <w:t xml:space="preserve">49.00</w:t>
             </w:r>
           </w:p>
         </w:tc>
@@ -22223,7 +22223,7 @@
               <w:rPr>
                 <w:b w:val="0"/>
               </w:rPr>
-              <w:t>46.42</w:t>
+              <w:t xml:space="preserve">44.97</w:t>
             </w:r>
           </w:p>
         </w:tc>
@@ -22240,58 +22240,58 @@
               <w:rPr>
                 <w:b w:val="0"/>
               </w:rPr>
-              <w:t>47.91</w:t>
-            </w:r>
-          </w:p>
-        </w:tc>
-        <w:tc>
-          <w:tcPr>
-            <w:tcW w:type="dxa" w:w="900"/>
-          </w:tcPr>
-          <w:p>
-            <w:pPr>
-              <w:pStyle w:val="Compact"/>
-              <w:jc w:val="left"/>
-            </w:pPr>
-            <w:r>
-              <w:rPr>
-                <w:b w:val="0"/>
-              </w:rPr>
-              <w:t>68.63</w:t>
-            </w:r>
-          </w:p>
-        </w:tc>
-        <w:tc>
-          <w:tcPr>
-            <w:tcW w:type="dxa" w:w="900"/>
-          </w:tcPr>
-          <w:p>
-            <w:pPr>
-              <w:pStyle w:val="Compact"/>
-              <w:jc w:val="left"/>
-            </w:pPr>
-            <w:r>
-              <w:rPr>
-                <w:b w:val="0"/>
-              </w:rPr>
-              <w:t>55.38</w:t>
-            </w:r>
-          </w:p>
-        </w:tc>
-        <w:tc>
-          <w:tcPr>
-            <w:tcW w:type="dxa" w:w="900"/>
-          </w:tcPr>
-          <w:p>
-            <w:pPr>
-              <w:pStyle w:val="Compact"/>
-              <w:jc w:val="left"/>
-            </w:pPr>
-            <w:r>
-              <w:rPr>
-                <w:b w:val="0"/>
-              </w:rPr>
-              <w:t>+7.46</w:t>
+              <w:t xml:space="preserve">44.00</w:t>
+            </w:r>
+          </w:p>
+        </w:tc>
+        <w:tc>
+          <w:tcPr>
+            <w:tcW w:type="dxa" w:w="900"/>
+          </w:tcPr>
+          <w:p>
+            <w:pPr>
+              <w:pStyle w:val="Compact"/>
+              <w:jc w:val="left"/>
+            </w:pPr>
+            <w:r>
+              <w:rPr>
+                <w:b w:val="0"/>
+              </w:rPr>
+              <w:t xml:space="preserve">65.23</w:t>
+            </w:r>
+          </w:p>
+        </w:tc>
+        <w:tc>
+          <w:tcPr>
+            <w:tcW w:type="dxa" w:w="900"/>
+          </w:tcPr>
+          <w:p>
+            <w:pPr>
+              <w:pStyle w:val="Compact"/>
+              <w:jc w:val="left"/>
+            </w:pPr>
+            <w:r>
+              <w:rPr>
+                <w:b w:val="0"/>
+              </w:rPr>
+              <w:t xml:space="preserve">51.85</w:t>
+            </w:r>
+          </w:p>
+        </w:tc>
+        <w:tc>
+          <w:tcPr>
+            <w:tcW w:type="dxa" w:w="900"/>
+          </w:tcPr>
+          <w:p>
+            <w:pPr>
+              <w:pStyle w:val="Compact"/>
+              <w:jc w:val="left"/>
+            </w:pPr>
+            <w:r>
+              <w:rPr>
+                <w:b w:val="0"/>
+              </w:rPr>
+              <w:t xml:space="preserve">+7.85</w:t>
             </w:r>
           </w:p>
         </w:tc>
@@ -22344,7 +22344,7 @@
               <w:rPr>
                 <w:b w:val="0"/>
               </w:rPr>
-              <w:t>43.29</w:t>
+              <w:t xml:space="preserve">40.18</w:t>
             </w:r>
           </w:p>
         </w:tc>
@@ -22361,7 +22361,7 @@
               <w:rPr>
                 <w:b w:val="0"/>
               </w:rPr>
-              <w:t>38.91</w:t>
+              <w:t xml:space="preserve">37.48</w:t>
             </w:r>
           </w:p>
         </w:tc>
@@ -22378,58 +22378,58 @@
               <w:rPr>
                 <w:b w:val="0"/>
               </w:rPr>
-              <w:t>40.98</w:t>
-            </w:r>
-          </w:p>
-        </w:tc>
-        <w:tc>
-          <w:tcPr>
-            <w:tcW w:type="dxa" w:w="900"/>
-          </w:tcPr>
-          <w:p>
-            <w:pPr>
-              <w:pStyle w:val="Compact"/>
-              <w:jc w:val="left"/>
-            </w:pPr>
-            <w:r>
-              <w:rPr>
-                <w:b w:val="0"/>
-              </w:rPr>
-              <w:t>82.54</w:t>
-            </w:r>
-          </w:p>
-        </w:tc>
-        <w:tc>
-          <w:tcPr>
-            <w:tcW w:type="dxa" w:w="900"/>
-          </w:tcPr>
-          <w:p>
-            <w:pPr>
-              <w:pStyle w:val="Compact"/>
-              <w:jc w:val="left"/>
-            </w:pPr>
-            <w:r>
-              <w:rPr>
-                <w:b w:val="0"/>
-              </w:rPr>
-              <w:t>52.89</w:t>
-            </w:r>
-          </w:p>
-        </w:tc>
-        <w:tc>
-          <w:tcPr>
-            <w:tcW w:type="dxa" w:w="900"/>
-          </w:tcPr>
-          <w:p>
-            <w:pPr>
-              <w:pStyle w:val="Compact"/>
-              <w:jc w:val="left"/>
-            </w:pPr>
-            <w:r>
-              <w:rPr>
-                <w:b w:val="0"/>
-              </w:rPr>
-              <w:t>+11.91</w:t>
+              <w:t xml:space="preserve">36.11</w:t>
+            </w:r>
+          </w:p>
+        </w:tc>
+        <w:tc>
+          <w:tcPr>
+            <w:tcW w:type="dxa" w:w="900"/>
+          </w:tcPr>
+          <w:p>
+            <w:pPr>
+              <w:pStyle w:val="Compact"/>
+              <w:jc w:val="left"/>
+            </w:pPr>
+            <w:r>
+              <w:rPr>
+                <w:b w:val="0"/>
+              </w:rPr>
+              <w:t xml:space="preserve">79.63</w:t>
+            </w:r>
+          </w:p>
+        </w:tc>
+        <w:tc>
+          <w:tcPr>
+            <w:tcW w:type="dxa" w:w="900"/>
+          </w:tcPr>
+          <w:p>
+            <w:pPr>
+              <w:pStyle w:val="Compact"/>
+              <w:jc w:val="left"/>
+            </w:pPr>
+            <w:r>
+              <w:rPr>
+                <w:b w:val="0"/>
+              </w:rPr>
+              <w:t xml:space="preserve">49.65</w:t>
+            </w:r>
+          </w:p>
+        </w:tc>
+        <w:tc>
+          <w:tcPr>
+            <w:tcW w:type="dxa" w:w="900"/>
+          </w:tcPr>
+          <w:p>
+            <w:pPr>
+              <w:pStyle w:val="Compact"/>
+              <w:jc w:val="left"/>
+            </w:pPr>
+            <w:r>
+              <w:rPr>
+                <w:b w:val="0"/>
+              </w:rPr>
+              <w:t xml:space="preserve">+13.54</w:t>
             </w:r>
           </w:p>
         </w:tc>
@@ -22482,7 +22482,7 @@
               <w:rPr>
                 <w:b w:val="0"/>
               </w:rPr>
-              <w:t>43.29</w:t>
+              <w:t xml:space="preserve">40.18</w:t>
             </w:r>
           </w:p>
         </w:tc>
@@ -22499,7 +22499,7 @@
               <w:rPr>
                 <w:b w:val="0"/>
               </w:rPr>
-              <w:t>38.91</w:t>
+              <w:t xml:space="preserve">37.48</w:t>
             </w:r>
           </w:p>
         </w:tc>
@@ -22516,58 +22516,58 @@
               <w:rPr>
                 <w:b w:val="0"/>
               </w:rPr>
-              <w:t>40.98</w:t>
-            </w:r>
-          </w:p>
-        </w:tc>
-        <w:tc>
-          <w:tcPr>
-            <w:tcW w:type="dxa" w:w="900"/>
-          </w:tcPr>
-          <w:p>
-            <w:pPr>
-              <w:pStyle w:val="Compact"/>
-              <w:jc w:val="left"/>
-            </w:pPr>
-            <w:r>
-              <w:rPr>
-                <w:b w:val="0"/>
-              </w:rPr>
-              <w:t>82.54</w:t>
-            </w:r>
-          </w:p>
-        </w:tc>
-        <w:tc>
-          <w:tcPr>
-            <w:tcW w:type="dxa" w:w="900"/>
-          </w:tcPr>
-          <w:p>
-            <w:pPr>
-              <w:pStyle w:val="Compact"/>
-              <w:jc w:val="left"/>
-            </w:pPr>
-            <w:r>
-              <w:rPr>
-                <w:b w:val="0"/>
-              </w:rPr>
-              <w:t>52.89</w:t>
-            </w:r>
-          </w:p>
-        </w:tc>
-        <w:tc>
-          <w:tcPr>
-            <w:tcW w:type="dxa" w:w="900"/>
-          </w:tcPr>
-          <w:p>
-            <w:pPr>
-              <w:pStyle w:val="Compact"/>
-              <w:jc w:val="left"/>
-            </w:pPr>
-            <w:r>
-              <w:rPr>
-                <w:b w:val="0"/>
-              </w:rPr>
-              <w:t>+11.91</w:t>
+              <w:t xml:space="preserve">36.11</w:t>
+            </w:r>
+          </w:p>
+        </w:tc>
+        <w:tc>
+          <w:tcPr>
+            <w:tcW w:type="dxa" w:w="900"/>
+          </w:tcPr>
+          <w:p>
+            <w:pPr>
+              <w:pStyle w:val="Compact"/>
+              <w:jc w:val="left"/>
+            </w:pPr>
+            <w:r>
+              <w:rPr>
+                <w:b w:val="0"/>
+              </w:rPr>
+              <w:t xml:space="preserve">79.63</w:t>
+            </w:r>
+          </w:p>
+        </w:tc>
+        <w:tc>
+          <w:tcPr>
+            <w:tcW w:type="dxa" w:w="900"/>
+          </w:tcPr>
+          <w:p>
+            <w:pPr>
+              <w:pStyle w:val="Compact"/>
+              <w:jc w:val="left"/>
+            </w:pPr>
+            <w:r>
+              <w:rPr>
+                <w:b w:val="0"/>
+              </w:rPr>
+              <w:t xml:space="preserve">49.65</w:t>
+            </w:r>
+          </w:p>
+        </w:tc>
+        <w:tc>
+          <w:tcPr>
+            <w:tcW w:type="dxa" w:w="900"/>
+          </w:tcPr>
+          <w:p>
+            <w:pPr>
+              <w:pStyle w:val="Compact"/>
+              <w:jc w:val="left"/>
+            </w:pPr>
+            <w:r>
+              <w:rPr>
+                <w:b w:val="0"/>
+              </w:rPr>
+              <w:t xml:space="preserve">+13.54</w:t>
             </w:r>
           </w:p>
         </w:tc>
@@ -22620,7 +22620,7 @@
               <w:rPr>
                 <w:b w:val="0"/>
               </w:rPr>
-              <w:t>49.87</w:t>
+              <w:t xml:space="preserve">46.09</w:t>
             </w:r>
           </w:p>
         </w:tc>
@@ -22637,7 +22637,7 @@
               <w:rPr>
                 <w:b w:val="0"/>
               </w:rPr>
-              <w:t>40.04</w:t>
+              <w:t xml:space="preserve">39.74</w:t>
             </w:r>
           </w:p>
         </w:tc>
@@ -22654,58 +22654,58 @@
               <w:rPr>
                 <w:b w:val="0"/>
               </w:rPr>
-              <w:t>44.42</w:t>
-            </w:r>
-          </w:p>
-        </w:tc>
-        <w:tc>
-          <w:tcPr>
-            <w:tcW w:type="dxa" w:w="900"/>
-          </w:tcPr>
-          <w:p>
-            <w:pPr>
-              <w:pStyle w:val="Compact"/>
-              <w:jc w:val="left"/>
-            </w:pPr>
-            <w:r>
-              <w:rPr>
-                <w:b w:val="0"/>
-              </w:rPr>
-              <w:t>71.36</w:t>
-            </w:r>
-          </w:p>
-        </w:tc>
-        <w:tc>
-          <w:tcPr>
-            <w:tcW w:type="dxa" w:w="900"/>
-          </w:tcPr>
-          <w:p>
-            <w:pPr>
-              <w:pStyle w:val="Compact"/>
-              <w:jc w:val="left"/>
-            </w:pPr>
-            <w:r>
-              <w:rPr>
-                <w:b w:val="0"/>
-              </w:rPr>
-              <w:t>51.30</w:t>
-            </w:r>
-          </w:p>
-        </w:tc>
-        <w:tc>
-          <w:tcPr>
-            <w:tcW w:type="dxa" w:w="900"/>
-          </w:tcPr>
-          <w:p>
-            <w:pPr>
-              <w:pStyle w:val="Compact"/>
-              <w:jc w:val="left"/>
-            </w:pPr>
-            <w:r>
-              <w:rPr>
-                <w:b w:val="0"/>
-              </w:rPr>
-              <w:t>+6.88</w:t>
+              <w:t xml:space="preserve">40.09</w:t>
+            </w:r>
+          </w:p>
+        </w:tc>
+        <w:tc>
+          <w:tcPr>
+            <w:tcW w:type="dxa" w:w="900"/>
+          </w:tcPr>
+          <w:p>
+            <w:pPr>
+              <w:pStyle w:val="Compact"/>
+              <w:jc w:val="left"/>
+            </w:pPr>
+            <w:r>
+              <w:rPr>
+                <w:b w:val="0"/>
+              </w:rPr>
+              <w:t xml:space="preserve">63.27</w:t>
+            </w:r>
+          </w:p>
+        </w:tc>
+        <w:tc>
+          <w:tcPr>
+            <w:tcW w:type="dxa" w:w="900"/>
+          </w:tcPr>
+          <w:p>
+            <w:pPr>
+              <w:pStyle w:val="Compact"/>
+              <w:jc w:val="left"/>
+            </w:pPr>
+            <w:r>
+              <w:rPr>
+                <w:b w:val="0"/>
+              </w:rPr>
+              <w:t xml:space="preserve">47.57</w:t>
+            </w:r>
+          </w:p>
+        </w:tc>
+        <w:tc>
+          <w:tcPr>
+            <w:tcW w:type="dxa" w:w="900"/>
+          </w:tcPr>
+          <w:p>
+            <w:pPr>
+              <w:pStyle w:val="Compact"/>
+              <w:jc w:val="left"/>
+            </w:pPr>
+            <w:r>
+              <w:rPr>
+                <w:b w:val="0"/>
+              </w:rPr>
+              <w:t xml:space="preserve">+7.48</w:t>
             </w:r>
           </w:p>
         </w:tc>
@@ -22758,7 +22758,7 @@
               <w:rPr>
                 <w:b w:val="0"/>
               </w:rPr>
-              <w:t>41.06</w:t>
+              <w:t xml:space="preserve">44.80</w:t>
             </w:r>
           </w:p>
         </w:tc>
@@ -22775,7 +22775,7 @@
               <w:rPr>
                 <w:b w:val="0"/>
               </w:rPr>
-              <w:t>36.90</w:t>
+              <w:t xml:space="preserve">36.62</w:t>
             </w:r>
           </w:p>
         </w:tc>
@@ -22792,58 +22792,58 @@
               <w:rPr>
                 <w:b w:val="0"/>
               </w:rPr>
-              <w:t>38.87</w:t>
-            </w:r>
-          </w:p>
-        </w:tc>
-        <w:tc>
-          <w:tcPr>
-            <w:tcW w:type="dxa" w:w="900"/>
-          </w:tcPr>
-          <w:p>
-            <w:pPr>
-              <w:pStyle w:val="Compact"/>
-              <w:jc w:val="left"/>
-            </w:pPr>
-            <w:r>
-              <w:rPr>
-                <w:b w:val="0"/>
-              </w:rPr>
-              <w:t>55.48</w:t>
-            </w:r>
-          </w:p>
-        </w:tc>
-        <w:tc>
-          <w:tcPr>
-            <w:tcW w:type="dxa" w:w="900"/>
-          </w:tcPr>
-          <w:p>
-            <w:pPr>
-              <w:pStyle w:val="Compact"/>
-              <w:jc w:val="left"/>
-            </w:pPr>
-            <w:r>
-              <w:rPr>
-                <w:b w:val="0"/>
-              </w:rPr>
-              <w:t>44.32</w:t>
-            </w:r>
-          </w:p>
-        </w:tc>
-        <w:tc>
-          <w:tcPr>
-            <w:tcW w:type="dxa" w:w="900"/>
-          </w:tcPr>
-          <w:p>
-            <w:pPr>
-              <w:pStyle w:val="Compact"/>
-              <w:jc w:val="left"/>
-            </w:pPr>
-            <w:r>
-              <w:rPr>
-                <w:b w:val="0"/>
-              </w:rPr>
-              <w:t>+5.46</w:t>
+              <w:t xml:space="preserve">37.12</w:t>
+            </w:r>
+          </w:p>
+        </w:tc>
+        <w:tc>
+          <w:tcPr>
+            <w:tcW w:type="dxa" w:w="900"/>
+          </w:tcPr>
+          <w:p>
+            <w:pPr>
+              <w:pStyle w:val="Compact"/>
+              <w:jc w:val="left"/>
+            </w:pPr>
+            <w:r>
+              <w:rPr>
+                <w:b w:val="0"/>
+              </w:rPr>
+              <w:t xml:space="preserve">55.19</w:t>
+            </w:r>
+          </w:p>
+        </w:tc>
+        <w:tc>
+          <w:tcPr>
+            <w:tcW w:type="dxa" w:w="900"/>
+          </w:tcPr>
+          <w:p>
+            <w:pPr>
+              <w:pStyle w:val="Compact"/>
+              <w:jc w:val="left"/>
+            </w:pPr>
+            <w:r>
+              <w:rPr>
+                <w:b w:val="0"/>
+              </w:rPr>
+              <w:t xml:space="preserve">40.77</w:t>
+            </w:r>
+          </w:p>
+        </w:tc>
+        <w:tc>
+          <w:tcPr>
+            <w:tcW w:type="dxa" w:w="900"/>
+          </w:tcPr>
+          <w:p>
+            <w:pPr>
+              <w:pStyle w:val="Compact"/>
+              <w:jc w:val="left"/>
+            </w:pPr>
+            <w:r>
+              <w:rPr>
+                <w:b w:val="0"/>
+              </w:rPr>
+              <w:t xml:space="preserve">+3.65</w:t>
             </w:r>
           </w:p>
         </w:tc>
@@ -22896,7 +22896,7 @@
               <w:rPr>
                 <w:b w:val="0"/>
               </w:rPr>
-              <w:t>41.63</w:t>
+              <w:t xml:space="preserve">38.78</w:t>
             </w:r>
           </w:p>
         </w:tc>
@@ -22913,7 +22913,7 @@
               <w:rPr>
                 <w:b w:val="0"/>
               </w:rPr>
-              <w:t>30.46</w:t>
+              <w:t xml:space="preserve">30.41</w:t>
             </w:r>
           </w:p>
         </w:tc>
@@ -22930,58 +22930,58 @@
               <w:rPr>
                 <w:b w:val="0"/>
               </w:rPr>
-              <w:t>35.18</w:t>
-            </w:r>
-          </w:p>
-        </w:tc>
-        <w:tc>
-          <w:tcPr>
-            <w:tcW w:type="dxa" w:w="900"/>
-          </w:tcPr>
-          <w:p>
-            <w:pPr>
-              <w:pStyle w:val="Compact"/>
-              <w:jc w:val="left"/>
-            </w:pPr>
-            <w:r>
-              <w:rPr>
-                <w:b w:val="0"/>
-              </w:rPr>
-              <w:t>78.10</w:t>
-            </w:r>
-          </w:p>
-        </w:tc>
-        <w:tc>
-          <w:tcPr>
-            <w:tcW w:type="dxa" w:w="900"/>
-          </w:tcPr>
-          <w:p>
-            <w:pPr>
-              <w:pStyle w:val="Compact"/>
-              <w:jc w:val="left"/>
-            </w:pPr>
-            <w:r>
-              <w:rPr>
-                <w:b w:val="0"/>
-              </w:rPr>
-              <w:t>43.83</w:t>
-            </w:r>
-          </w:p>
-        </w:tc>
-        <w:tc>
-          <w:tcPr>
-            <w:tcW w:type="dxa" w:w="900"/>
-          </w:tcPr>
-          <w:p>
-            <w:pPr>
-              <w:pStyle w:val="Compact"/>
-              <w:jc w:val="left"/>
-            </w:pPr>
-            <w:r>
-              <w:rPr>
-                <w:b w:val="0"/>
-              </w:rPr>
-              <w:t>+8.65</w:t>
+              <w:t xml:space="preserve">31.13</w:t>
+            </w:r>
+          </w:p>
+        </w:tc>
+        <w:tc>
+          <w:tcPr>
+            <w:tcW w:type="dxa" w:w="900"/>
+          </w:tcPr>
+          <w:p>
+            <w:pPr>
+              <w:pStyle w:val="Compact"/>
+              <w:jc w:val="left"/>
+            </w:pPr>
+            <w:r>
+              <w:rPr>
+                <w:b w:val="0"/>
+              </w:rPr>
+              <w:t xml:space="preserve">70.58</w:t>
+            </w:r>
+          </w:p>
+        </w:tc>
+        <w:tc>
+          <w:tcPr>
+            <w:tcW w:type="dxa" w:w="900"/>
+          </w:tcPr>
+          <w:p>
+            <w:pPr>
+              <w:pStyle w:val="Compact"/>
+              <w:jc w:val="left"/>
+            </w:pPr>
+            <w:r>
+              <w:rPr>
+                <w:b w:val="0"/>
+              </w:rPr>
+              <w:t xml:space="preserve">38.90</w:t>
+            </w:r>
+          </w:p>
+        </w:tc>
+        <w:tc>
+          <w:tcPr>
+            <w:tcW w:type="dxa" w:w="900"/>
+          </w:tcPr>
+          <w:p>
+            <w:pPr>
+              <w:pStyle w:val="Compact"/>
+              <w:jc w:val="left"/>
+            </w:pPr>
+            <w:r>
+              <w:rPr>
+                <w:b w:val="0"/>
+              </w:rPr>
+              <w:t xml:space="preserve">+7.77</w:t>
             </w:r>
           </w:p>
         </w:tc>
@@ -23017,24 +23017,24 @@
               <w:rPr>
                 <w:b w:val="0"/>
               </w:rPr>
-              <w:t>benchmark_n120_REMOTO</w:t>
-            </w:r>
-          </w:p>
-        </w:tc>
-        <w:tc>
-          <w:tcPr>
-            <w:tcW w:type="dxa" w:w="900"/>
-          </w:tcPr>
-          <w:p>
-            <w:pPr>
-              <w:pStyle w:val="Compact"/>
-              <w:jc w:val="left"/>
-            </w:pPr>
-            <w:r>
-              <w:rPr>
-                <w:b w:val="0"/>
-              </w:rPr>
-              <w:t>57.66</w:t>
+              <w:t xml:space="preserve">afectados_thinking_n120_REMOTO</w:t>
+            </w:r>
+          </w:p>
+        </w:tc>
+        <w:tc>
+          <w:tcPr>
+            <w:tcW w:type="dxa" w:w="900"/>
+          </w:tcPr>
+          <w:p>
+            <w:pPr>
+              <w:pStyle w:val="Compact"/>
+              <w:jc w:val="left"/>
+            </w:pPr>
+            <w:r>
+              <w:rPr>
+                <w:b w:val="0"/>
+              </w:rPr>
+              <w:t xml:space="preserve">51.91</w:t>
             </w:r>
           </w:p>
         </w:tc>
@@ -23051,7 +23051,7 @@
               <w:rPr>
                 <w:b w:val="0"/>
               </w:rPr>
-              <w:t>26.08</w:t>
+              <w:t xml:space="preserve">66.05</w:t>
             </w:r>
           </w:p>
         </w:tc>
@@ -23068,58 +23068,58 @@
               <w:rPr>
                 <w:b w:val="0"/>
               </w:rPr>
-              <w:t>35.91</w:t>
-            </w:r>
-          </w:p>
-        </w:tc>
-        <w:tc>
-          <w:tcPr>
-            <w:tcW w:type="dxa" w:w="900"/>
-          </w:tcPr>
-          <w:p>
-            <w:pPr>
-              <w:pStyle w:val="Compact"/>
-              <w:jc w:val="left"/>
-            </w:pPr>
-            <w:r>
-              <w:rPr>
-                <w:b w:val="0"/>
-              </w:rPr>
-              <w:t>86.21</w:t>
-            </w:r>
-          </w:p>
-        </w:tc>
-        <w:tc>
-          <w:tcPr>
-            <w:tcW w:type="dxa" w:w="900"/>
-          </w:tcPr>
-          <w:p>
-            <w:pPr>
-              <w:pStyle w:val="Compact"/>
-              <w:jc w:val="left"/>
-            </w:pPr>
-            <w:r>
-              <w:rPr>
-                <w:b w:val="0"/>
-              </w:rPr>
-              <w:t>40.04</w:t>
-            </w:r>
-          </w:p>
-        </w:tc>
-        <w:tc>
-          <w:tcPr>
-            <w:tcW w:type="dxa" w:w="900"/>
-          </w:tcPr>
-          <w:p>
-            <w:pPr>
-              <w:pStyle w:val="Compact"/>
-              <w:jc w:val="left"/>
-            </w:pPr>
-            <w:r>
-              <w:rPr>
-                <w:b w:val="0"/>
-              </w:rPr>
-              <w:t>+4.13</w:t>
+              <w:t xml:space="preserve">56.18</w:t>
+            </w:r>
+          </w:p>
+        </w:tc>
+        <w:tc>
+          <w:tcPr>
+            <w:tcW w:type="dxa" w:w="900"/>
+          </w:tcPr>
+          <w:p>
+            <w:pPr>
+              <w:pStyle w:val="Compact"/>
+              <w:jc w:val="left"/>
+            </w:pPr>
+            <w:r>
+              <w:rPr>
+                <w:b w:val="0"/>
+              </w:rPr>
+              <w:t xml:space="preserve">83.26</w:t>
+            </w:r>
+          </w:p>
+        </w:tc>
+        <w:tc>
+          <w:tcPr>
+            <w:tcW w:type="dxa" w:w="900"/>
+          </w:tcPr>
+          <w:p>
+            <w:pPr>
+              <w:pStyle w:val="Compact"/>
+              <w:jc w:val="left"/>
+            </w:pPr>
+            <w:r>
+              <w:rPr>
+                <w:b w:val="0"/>
+              </w:rPr>
+              <w:t xml:space="preserve">73.81</w:t>
+            </w:r>
+          </w:p>
+        </w:tc>
+        <w:tc>
+          <w:tcPr>
+            <w:tcW w:type="dxa" w:w="900"/>
+          </w:tcPr>
+          <w:p>
+            <w:pPr>
+              <w:pStyle w:val="Compact"/>
+              <w:jc w:val="left"/>
+            </w:pPr>
+            <w:r>
+              <w:rPr>
+                <w:b w:val="0"/>
+              </w:rPr>
+              <w:t xml:space="preserve">+17.63</w:t>
             </w:r>
           </w:p>
         </w:tc>
@@ -23172,7 +23172,7 @@
               <w:rPr>
                 <w:b w:val="0"/>
               </w:rPr>
-              <w:t>48.59</w:t>
+              <w:t xml:space="preserve">42.99</w:t>
             </w:r>
           </w:p>
         </w:tc>
@@ -23189,7 +23189,7 @@
               <w:rPr>
                 <w:b w:val="0"/>
               </w:rPr>
-              <w:t>25.82</w:t>
+              <w:t xml:space="preserve">24.38</w:t>
             </w:r>
           </w:p>
         </w:tc>
@@ -23206,58 +23206,58 @@
               <w:rPr>
                 <w:b w:val="0"/>
               </w:rPr>
-              <w:t>33.72</w:t>
-            </w:r>
-          </w:p>
-        </w:tc>
-        <w:tc>
-          <w:tcPr>
-            <w:tcW w:type="dxa" w:w="900"/>
-          </w:tcPr>
-          <w:p>
-            <w:pPr>
-              <w:pStyle w:val="Compact"/>
-              <w:jc w:val="left"/>
-            </w:pPr>
-            <w:r>
-              <w:rPr>
-                <w:b w:val="0"/>
-              </w:rPr>
-              <w:t>87.05</w:t>
-            </w:r>
-          </w:p>
-        </w:tc>
-        <w:tc>
-          <w:tcPr>
-            <w:tcW w:type="dxa" w:w="900"/>
-          </w:tcPr>
-          <w:p>
-            <w:pPr>
-              <w:pStyle w:val="Compact"/>
-              <w:jc w:val="left"/>
-            </w:pPr>
-            <w:r>
-              <w:rPr>
-                <w:b w:val="0"/>
-              </w:rPr>
-              <w:t>39.82</w:t>
-            </w:r>
-          </w:p>
-        </w:tc>
-        <w:tc>
-          <w:tcPr>
-            <w:tcW w:type="dxa" w:w="900"/>
-          </w:tcPr>
-          <w:p>
-            <w:pPr>
-              <w:pStyle w:val="Compact"/>
-              <w:jc w:val="left"/>
-            </w:pPr>
-            <w:r>
-              <w:rPr>
-                <w:b w:val="0"/>
-              </w:rPr>
-              <w:t>+6.10</w:t>
+              <w:t xml:space="preserve">28.52</w:t>
+            </w:r>
+          </w:p>
+        </w:tc>
+        <w:tc>
+          <w:tcPr>
+            <w:tcW w:type="dxa" w:w="900"/>
+          </w:tcPr>
+          <w:p>
+            <w:pPr>
+              <w:pStyle w:val="Compact"/>
+              <w:jc w:val="left"/>
+            </w:pPr>
+            <w:r>
+              <w:rPr>
+                <w:b w:val="0"/>
+              </w:rPr>
+              <w:t xml:space="preserve">79.85</w:t>
+            </w:r>
+          </w:p>
+        </w:tc>
+        <w:tc>
+          <w:tcPr>
+            <w:tcW w:type="dxa" w:w="900"/>
+          </w:tcPr>
+          <w:p>
+            <w:pPr>
+              <w:pStyle w:val="Compact"/>
+              <w:jc w:val="left"/>
+            </w:pPr>
+            <w:r>
+              <w:rPr>
+                <w:b w:val="0"/>
+              </w:rPr>
+              <w:t xml:space="preserve">36.18</w:t>
+            </w:r>
+          </w:p>
+        </w:tc>
+        <w:tc>
+          <w:tcPr>
+            <w:tcW w:type="dxa" w:w="900"/>
+          </w:tcPr>
+          <w:p>
+            <w:pPr>
+              <w:pStyle w:val="Compact"/>
+              <w:jc w:val="left"/>
+            </w:pPr>
+            <w:r>
+              <w:rPr>
+                <w:b w:val="0"/>
+              </w:rPr>
+              <w:t xml:space="preserve">+7.66</w:t>
             </w:r>
           </w:p>
         </w:tc>
@@ -23310,7 +23310,7 @@
               <w:rPr>
                 <w:b w:val="0"/>
               </w:rPr>
-              <w:t>62.47</w:t>
+              <w:t xml:space="preserve">16.96</w:t>
             </w:r>
           </w:p>
         </w:tc>
@@ -23327,7 +23327,7 @@
               <w:rPr>
                 <w:b w:val="0"/>
               </w:rPr>
-              <w:t>20.78</w:t>
+              <w:t xml:space="preserve">21.11</w:t>
             </w:r>
           </w:p>
         </w:tc>
@@ -23344,58 +23344,58 @@
               <w:rPr>
                 <w:b w:val="0"/>
               </w:rPr>
-              <w:t>31.19</w:t>
-            </w:r>
-          </w:p>
-        </w:tc>
-        <w:tc>
-          <w:tcPr>
-            <w:tcW w:type="dxa" w:w="900"/>
-          </w:tcPr>
-          <w:p>
-            <w:pPr>
-              <w:pStyle w:val="Compact"/>
-              <w:jc w:val="left"/>
-            </w:pPr>
-            <w:r>
-              <w:rPr>
-                <w:b w:val="0"/>
-              </w:rPr>
-              <w:t>92.14</w:t>
-            </w:r>
-          </w:p>
-        </w:tc>
-        <w:tc>
-          <w:tcPr>
-            <w:tcW w:type="dxa" w:w="900"/>
-          </w:tcPr>
-          <w:p>
-            <w:pPr>
-              <w:pStyle w:val="Compact"/>
-              <w:jc w:val="left"/>
-            </w:pPr>
-            <w:r>
-              <w:rPr>
-                <w:b w:val="0"/>
-              </w:rPr>
-              <w:t>33.91</w:t>
-            </w:r>
-          </w:p>
-        </w:tc>
-        <w:tc>
-          <w:tcPr>
-            <w:tcW w:type="dxa" w:w="900"/>
-          </w:tcPr>
-          <w:p>
-            <w:pPr>
-              <w:pStyle w:val="Compact"/>
-              <w:jc w:val="left"/>
-            </w:pPr>
-            <w:r>
-              <w:rPr>
-                <w:b w:val="0"/>
-              </w:rPr>
-              <w:t>+2.73</w:t>
+              <w:t xml:space="preserve">18.52</w:t>
+            </w:r>
+          </w:p>
+        </w:tc>
+        <w:tc>
+          <w:tcPr>
+            <w:tcW w:type="dxa" w:w="900"/>
+          </w:tcPr>
+          <w:p>
+            <w:pPr>
+              <w:pStyle w:val="Compact"/>
+              <w:jc w:val="left"/>
+            </w:pPr>
+            <w:r>
+              <w:rPr>
+                <w:b w:val="0"/>
+              </w:rPr>
+              <w:t xml:space="preserve">24.56</w:t>
+            </w:r>
+          </w:p>
+        </w:tc>
+        <w:tc>
+          <w:tcPr>
+            <w:tcW w:type="dxa" w:w="900"/>
+          </w:tcPr>
+          <w:p>
+            <w:pPr>
+              <w:pStyle w:val="Compact"/>
+              <w:jc w:val="left"/>
+            </w:pPr>
+            <w:r>
+              <w:rPr>
+                <w:b w:val="0"/>
+              </w:rPr>
+              <w:t xml:space="preserve">23.04</w:t>
+            </w:r>
+          </w:p>
+        </w:tc>
+        <w:tc>
+          <w:tcPr>
+            <w:tcW w:type="dxa" w:w="900"/>
+          </w:tcPr>
+          <w:p>
+            <w:pPr>
+              <w:pStyle w:val="Compact"/>
+              <w:jc w:val="left"/>
+            </w:pPr>
+            <w:r>
+              <w:rPr>
+                <w:b w:val="0"/>
+              </w:rPr>
+              <w:t xml:space="preserve">+4.51</w:t>
             </w:r>
           </w:p>
         </w:tc>
@@ -23448,7 +23448,7 @@
               <w:rPr>
                 <w:b w:val="0"/>
               </w:rPr>
-              <w:t>28.78</w:t>
+              <w:t xml:space="preserve">29.96</w:t>
             </w:r>
           </w:p>
         </w:tc>
@@ -23465,7 +23465,7 @@
               <w:rPr>
                 <w:b w:val="0"/>
               </w:rPr>
-              <w:t>21.82</w:t>
+              <w:t xml:space="preserve">24.72</w:t>
             </w:r>
           </w:p>
         </w:tc>
@@ -23482,58 +23482,58 @@
               <w:rPr>
                 <w:b w:val="0"/>
               </w:rPr>
-              <w:t>24.82</w:t>
-            </w:r>
-          </w:p>
-        </w:tc>
-        <w:tc>
-          <w:tcPr>
-            <w:tcW w:type="dxa" w:w="900"/>
-          </w:tcPr>
-          <w:p>
-            <w:pPr>
-              <w:pStyle w:val="Compact"/>
-              <w:jc w:val="left"/>
-            </w:pPr>
-            <w:r>
-              <w:rPr>
-                <w:b w:val="0"/>
-              </w:rPr>
-              <w:t>39.29</w:t>
-            </w:r>
-          </w:p>
-        </w:tc>
-        <w:tc>
-          <w:tcPr>
-            <w:tcW w:type="dxa" w:w="900"/>
-          </w:tcPr>
-          <w:p>
-            <w:pPr>
-              <w:pStyle w:val="Compact"/>
-              <w:jc w:val="left"/>
-            </w:pPr>
-            <w:r>
-              <w:rPr>
-                <w:b w:val="0"/>
-              </w:rPr>
-              <w:t>28.05</w:t>
-            </w:r>
-          </w:p>
-        </w:tc>
-        <w:tc>
-          <w:tcPr>
-            <w:tcW w:type="dxa" w:w="900"/>
-          </w:tcPr>
-          <w:p>
-            <w:pPr>
-              <w:pStyle w:val="Compact"/>
-              <w:jc w:val="left"/>
-            </w:pPr>
-            <w:r>
-              <w:rPr>
-                <w:b w:val="0"/>
-              </w:rPr>
-              <w:t>+3.23</w:t>
+              <w:t xml:space="preserve">24.83</w:t>
+            </w:r>
+          </w:p>
+        </w:tc>
+        <w:tc>
+          <w:tcPr>
+            <w:tcW w:type="dxa" w:w="900"/>
+          </w:tcPr>
+          <w:p>
+            <w:pPr>
+              <w:pStyle w:val="Compact"/>
+              <w:jc w:val="left"/>
+            </w:pPr>
+            <w:r>
+              <w:rPr>
+                <w:b w:val="0"/>
+              </w:rPr>
+              <w:t xml:space="preserve">43.27</w:t>
+            </w:r>
+          </w:p>
+        </w:tc>
+        <w:tc>
+          <w:tcPr>
+            <w:tcW w:type="dxa" w:w="900"/>
+          </w:tcPr>
+          <w:p>
+            <w:pPr>
+              <w:pStyle w:val="Compact"/>
+              <w:jc w:val="left"/>
+            </w:pPr>
+            <w:r>
+              <w:rPr>
+                <w:b w:val="0"/>
+              </w:rPr>
+              <w:t xml:space="preserve">29.34</w:t>
+            </w:r>
+          </w:p>
+        </w:tc>
+        <w:tc>
+          <w:tcPr>
+            <w:tcW w:type="dxa" w:w="900"/>
+          </w:tcPr>
+          <w:p>
+            <w:pPr>
+              <w:pStyle w:val="Compact"/>
+              <w:jc w:val="left"/>
+            </w:pPr>
+            <w:r>
+              <w:rPr>
+                <w:b w:val="0"/>
+              </w:rPr>
+              <w:t xml:space="preserve">+4.50</w:t>
             </w:r>
           </w:p>
         </w:tc>
@@ -23586,7 +23586,7 @@
               <w:rPr>
                 <w:b w:val="0"/>
               </w:rPr>
-              <w:t>27.63</w:t>
+              <w:t xml:space="preserve">28.35</w:t>
             </w:r>
           </w:p>
         </w:tc>
@@ -23603,7 +23603,7 @@
               <w:rPr>
                 <w:b w:val="0"/>
               </w:rPr>
-              <w:t>22.15</w:t>
+              <w:t xml:space="preserve">24.71</w:t>
             </w:r>
           </w:p>
         </w:tc>
@@ -23620,58 +23620,58 @@
               <w:rPr>
                 <w:b w:val="0"/>
               </w:rPr>
-              <w:t>24.59</w:t>
-            </w:r>
-          </w:p>
-        </w:tc>
-        <w:tc>
-          <w:tcPr>
-            <w:tcW w:type="dxa" w:w="900"/>
-          </w:tcPr>
-          <w:p>
-            <w:pPr>
-              <w:pStyle w:val="Compact"/>
-              <w:jc w:val="left"/>
-            </w:pPr>
-            <w:r>
-              <w:rPr>
-                <w:b w:val="0"/>
-              </w:rPr>
-              <w:t>37.06</w:t>
-            </w:r>
-          </w:p>
-        </w:tc>
-        <w:tc>
-          <w:tcPr>
-            <w:tcW w:type="dxa" w:w="900"/>
-          </w:tcPr>
-          <w:p>
-            <w:pPr>
-              <w:pStyle w:val="Compact"/>
-              <w:jc w:val="left"/>
-            </w:pPr>
-            <w:r>
-              <w:rPr>
-                <w:b w:val="0"/>
-              </w:rPr>
-              <w:t>27.73</w:t>
-            </w:r>
-          </w:p>
-        </w:tc>
-        <w:tc>
-          <w:tcPr>
-            <w:tcW w:type="dxa" w:w="900"/>
-          </w:tcPr>
-          <w:p>
-            <w:pPr>
-              <w:pStyle w:val="Compact"/>
-              <w:jc w:val="left"/>
-            </w:pPr>
-            <w:r>
-              <w:rPr>
-                <w:b w:val="0"/>
-              </w:rPr>
-              <w:t>+3.14</w:t>
+              <w:t xml:space="preserve">23.94</w:t>
+            </w:r>
+          </w:p>
+        </w:tc>
+        <w:tc>
+          <w:tcPr>
+            <w:tcW w:type="dxa" w:w="900"/>
+          </w:tcPr>
+          <w:p>
+            <w:pPr>
+              <w:pStyle w:val="Compact"/>
+              <w:jc w:val="left"/>
+            </w:pPr>
+            <w:r>
+              <w:rPr>
+                <w:b w:val="0"/>
+              </w:rPr>
+              <w:t xml:space="preserve">36.13</w:t>
+            </w:r>
+          </w:p>
+        </w:tc>
+        <w:tc>
+          <w:tcPr>
+            <w:tcW w:type="dxa" w:w="900"/>
+          </w:tcPr>
+          <w:p>
+            <w:pPr>
+              <w:pStyle w:val="Compact"/>
+              <w:jc w:val="left"/>
+            </w:pPr>
+            <w:r>
+              <w:rPr>
+                <w:b w:val="0"/>
+              </w:rPr>
+              <w:t xml:space="preserve">26.91</w:t>
+            </w:r>
+          </w:p>
+        </w:tc>
+        <w:tc>
+          <w:tcPr>
+            <w:tcW w:type="dxa" w:w="900"/>
+          </w:tcPr>
+          <w:p>
+            <w:pPr>
+              <w:pStyle w:val="Compact"/>
+              <w:jc w:val="left"/>
+            </w:pPr>
+            <w:r>
+              <w:rPr>
+                <w:b w:val="0"/>
+              </w:rPr>
+              <w:t xml:space="preserve">+2.97</w:t>
             </w:r>
           </w:p>
         </w:tc>
@@ -23724,7 +23724,7 @@
               <w:rPr>
                 <w:b w:val="0"/>
               </w:rPr>
-              <w:t>26.69</w:t>
+              <w:t xml:space="preserve">34.50</w:t>
             </w:r>
           </w:p>
         </w:tc>
@@ -23741,7 +23741,7 @@
               <w:rPr>
                 <w:b w:val="0"/>
               </w:rPr>
-              <w:t>18.21</w:t>
+              <w:t xml:space="preserve">21.20</w:t>
             </w:r>
           </w:p>
         </w:tc>
@@ -23758,58 +23758,58 @@
               <w:rPr>
                 <w:b w:val="0"/>
               </w:rPr>
-              <w:t>21.65</w:t>
-            </w:r>
-          </w:p>
-        </w:tc>
-        <w:tc>
-          <w:tcPr>
-            <w:tcW w:type="dxa" w:w="900"/>
-          </w:tcPr>
-          <w:p>
-            <w:pPr>
-              <w:pStyle w:val="Compact"/>
-              <w:jc w:val="left"/>
-            </w:pPr>
-            <w:r>
-              <w:rPr>
-                <w:b w:val="0"/>
-              </w:rPr>
-              <w:t>44.85</w:t>
-            </w:r>
-          </w:p>
-        </w:tc>
-        <w:tc>
-          <w:tcPr>
-            <w:tcW w:type="dxa" w:w="900"/>
-          </w:tcPr>
-          <w:p>
-            <w:pPr>
-              <w:pStyle w:val="Compact"/>
-              <w:jc w:val="left"/>
-            </w:pPr>
-            <w:r>
-              <w:rPr>
-                <w:b w:val="0"/>
-              </w:rPr>
-              <w:t>25.91</w:t>
-            </w:r>
-          </w:p>
-        </w:tc>
-        <w:tc>
-          <w:tcPr>
-            <w:tcW w:type="dxa" w:w="900"/>
-          </w:tcPr>
-          <w:p>
-            <w:pPr>
-              <w:pStyle w:val="Compact"/>
-              <w:jc w:val="left"/>
-            </w:pPr>
-            <w:r>
-              <w:rPr>
-                <w:b w:val="0"/>
-              </w:rPr>
-              <w:t>+4.26</w:t>
+              <w:t xml:space="preserve">22.59</w:t>
+            </w:r>
+          </w:p>
+        </w:tc>
+        <w:tc>
+          <w:tcPr>
+            <w:tcW w:type="dxa" w:w="900"/>
+          </w:tcPr>
+          <w:p>
+            <w:pPr>
+              <w:pStyle w:val="Compact"/>
+              <w:jc w:val="left"/>
+            </w:pPr>
+            <w:r>
+              <w:rPr>
+                <w:b w:val="0"/>
+              </w:rPr>
+              <w:t xml:space="preserve">46.59</w:t>
+            </w:r>
+          </w:p>
+        </w:tc>
+        <w:tc>
+          <w:tcPr>
+            <w:tcW w:type="dxa" w:w="900"/>
+          </w:tcPr>
+          <w:p>
+            <w:pPr>
+              <w:pStyle w:val="Compact"/>
+              <w:jc w:val="left"/>
+            </w:pPr>
+            <w:r>
+              <w:rPr>
+                <w:b w:val="0"/>
+              </w:rPr>
+              <w:t xml:space="preserve">25.28</w:t>
+            </w:r>
+          </w:p>
+        </w:tc>
+        <w:tc>
+          <w:tcPr>
+            <w:tcW w:type="dxa" w:w="900"/>
+          </w:tcPr>
+          <w:p>
+            <w:pPr>
+              <w:pStyle w:val="Compact"/>
+              <w:jc w:val="left"/>
+            </w:pPr>
+            <w:r>
+              <w:rPr>
+                <w:b w:val="0"/>
+              </w:rPr>
+              <w:t xml:space="preserve">+2.68</w:t>
             </w:r>
           </w:p>
         </w:tc>
@@ -23862,7 +23862,7 @@
               <w:rPr>
                 <w:b w:val="0"/>
               </w:rPr>
-              <w:t>28.71</w:t>
+              <w:t xml:space="preserve">35.16</w:t>
             </w:r>
           </w:p>
         </w:tc>
@@ -23879,7 +23879,7 @@
               <w:rPr>
                 <w:b w:val="0"/>
               </w:rPr>
-              <w:t>14.72</w:t>
+              <w:t xml:space="preserve">16.39</w:t>
             </w:r>
           </w:p>
         </w:tc>
@@ -23896,58 +23896,58 @@
               <w:rPr>
                 <w:b w:val="0"/>
               </w:rPr>
-              <w:t>19.46</w:t>
-            </w:r>
-          </w:p>
-        </w:tc>
-        <w:tc>
-          <w:tcPr>
-            <w:tcW w:type="dxa" w:w="900"/>
-          </w:tcPr>
-          <w:p>
-            <w:pPr>
-              <w:pStyle w:val="Compact"/>
-              <w:jc w:val="left"/>
-            </w:pPr>
-            <w:r>
-              <w:rPr>
-                <w:b w:val="0"/>
-              </w:rPr>
-              <w:t>41.15</w:t>
-            </w:r>
-          </w:p>
-        </w:tc>
-        <w:tc>
-          <w:tcPr>
-            <w:tcW w:type="dxa" w:w="900"/>
-          </w:tcPr>
-          <w:p>
-            <w:pPr>
-              <w:pStyle w:val="Compact"/>
-              <w:jc w:val="left"/>
-            </w:pPr>
-            <w:r>
-              <w:rPr>
-                <w:b w:val="0"/>
-              </w:rPr>
-              <w:t>21.69</w:t>
-            </w:r>
-          </w:p>
-        </w:tc>
-        <w:tc>
-          <w:tcPr>
-            <w:tcW w:type="dxa" w:w="900"/>
-          </w:tcPr>
-          <w:p>
-            <w:pPr>
-              <w:pStyle w:val="Compact"/>
-              <w:jc w:val="left"/>
-            </w:pPr>
-            <w:r>
-              <w:rPr>
-                <w:b w:val="0"/>
-              </w:rPr>
-              <w:t>+2.22</w:t>
+              <w:t xml:space="preserve">19.54</w:t>
+            </w:r>
+          </w:p>
+        </w:tc>
+        <w:tc>
+          <w:tcPr>
+            <w:tcW w:type="dxa" w:w="900"/>
+          </w:tcPr>
+          <w:p>
+            <w:pPr>
+              <w:pStyle w:val="Compact"/>
+              <w:jc w:val="left"/>
+            </w:pPr>
+            <w:r>
+              <w:rPr>
+                <w:b w:val="0"/>
+              </w:rPr>
+              <w:t xml:space="preserve">40.45</w:t>
+            </w:r>
+          </w:p>
+        </w:tc>
+        <w:tc>
+          <w:tcPr>
+            <w:tcW w:type="dxa" w:w="900"/>
+          </w:tcPr>
+          <w:p>
+            <w:pPr>
+              <w:pStyle w:val="Compact"/>
+              <w:jc w:val="left"/>
+            </w:pPr>
+            <w:r>
+              <w:rPr>
+                <w:b w:val="0"/>
+              </w:rPr>
+              <w:t xml:space="preserve">21.26</w:t>
+            </w:r>
+          </w:p>
+        </w:tc>
+        <w:tc>
+          <w:tcPr>
+            <w:tcW w:type="dxa" w:w="900"/>
+          </w:tcPr>
+          <w:p>
+            <w:pPr>
+              <w:pStyle w:val="Compact"/>
+              <w:jc w:val="left"/>
+            </w:pPr>
+            <w:r>
+              <w:rPr>
+                <w:b w:val="0"/>
+              </w:rPr>
+              <w:t xml:space="preserve">+1.72</w:t>
             </w:r>
           </w:p>
         </w:tc>
@@ -24000,7 +24000,7 @@
               <w:rPr>
                 <w:b w:val="0"/>
               </w:rPr>
-              <w:t>21.48</w:t>
+              <w:t xml:space="preserve">22.28</w:t>
             </w:r>
           </w:p>
         </w:tc>
@@ -24017,7 +24017,7 @@
               <w:rPr>
                 <w:b w:val="0"/>
               </w:rPr>
-              <w:t>14.74</w:t>
+              <w:t xml:space="preserve">17.41</w:t>
             </w:r>
           </w:p>
         </w:tc>
@@ -24034,58 +24034,58 @@
               <w:rPr>
                 <w:b w:val="0"/>
               </w:rPr>
-              <w:t>17.48</w:t>
-            </w:r>
-          </w:p>
-        </w:tc>
-        <w:tc>
-          <w:tcPr>
-            <w:tcW w:type="dxa" w:w="900"/>
-          </w:tcPr>
-          <w:p>
-            <w:pPr>
-              <w:pStyle w:val="Compact"/>
-              <w:jc w:val="left"/>
-            </w:pPr>
-            <w:r>
-              <w:rPr>
-                <w:b w:val="0"/>
-              </w:rPr>
-              <w:t>29.07</w:t>
-            </w:r>
-          </w:p>
-        </w:tc>
-        <w:tc>
-          <w:tcPr>
-            <w:tcW w:type="dxa" w:w="900"/>
-          </w:tcPr>
-          <w:p>
-            <w:pPr>
-              <w:pStyle w:val="Compact"/>
-              <w:jc w:val="left"/>
-            </w:pPr>
-            <w:r>
-              <w:rPr>
-                <w:b w:val="0"/>
-              </w:rPr>
-              <w:t>19.56</w:t>
-            </w:r>
-          </w:p>
-        </w:tc>
-        <w:tc>
-          <w:tcPr>
-            <w:tcW w:type="dxa" w:w="900"/>
-          </w:tcPr>
-          <w:p>
-            <w:pPr>
-              <w:pStyle w:val="Compact"/>
-              <w:jc w:val="left"/>
-            </w:pPr>
-            <w:r>
-              <w:rPr>
-                <w:b w:val="0"/>
-              </w:rPr>
-              <w:t>+2.08</w:t>
+              <w:t xml:space="preserve">16.82</w:t>
+            </w:r>
+          </w:p>
+        </w:tc>
+        <w:tc>
+          <w:tcPr>
+            <w:tcW w:type="dxa" w:w="900"/>
+          </w:tcPr>
+          <w:p>
+            <w:pPr>
+              <w:pStyle w:val="Compact"/>
+              <w:jc w:val="left"/>
+            </w:pPr>
+            <w:r>
+              <w:rPr>
+                <w:b w:val="0"/>
+              </w:rPr>
+              <w:t xml:space="preserve">30.80</w:t>
+            </w:r>
+          </w:p>
+        </w:tc>
+        <w:tc>
+          <w:tcPr>
+            <w:tcW w:type="dxa" w:w="900"/>
+          </w:tcPr>
+          <w:p>
+            <w:pPr>
+              <w:pStyle w:val="Compact"/>
+              <w:jc w:val="left"/>
+            </w:pPr>
+            <w:r>
+              <w:rPr>
+                <w:b w:val="0"/>
+              </w:rPr>
+              <w:t xml:space="preserve">20.11</w:t>
+            </w:r>
+          </w:p>
+        </w:tc>
+        <w:tc>
+          <w:tcPr>
+            <w:tcW w:type="dxa" w:w="900"/>
+          </w:tcPr>
+          <w:p>
+            <w:pPr>
+              <w:pStyle w:val="Compact"/>
+              <w:jc w:val="left"/>
+            </w:pPr>
+            <w:r>
+              <w:rPr>
+                <w:b w:val="0"/>
+              </w:rPr>
+              <w:t xml:space="preserve">+3.29</w:t>
             </w:r>
           </w:p>
         </w:tc>
@@ -24121,24 +24121,24 @@
               <w:rPr>
                 <w:b w:val="0"/>
               </w:rPr>
-              <w:t>benchmark_n120_REMOTO</w:t>
-            </w:r>
-          </w:p>
-        </w:tc>
-        <w:tc>
-          <w:tcPr>
-            <w:tcW w:type="dxa" w:w="900"/>
-          </w:tcPr>
-          <w:p>
-            <w:pPr>
-              <w:pStyle w:val="Compact"/>
-              <w:jc w:val="left"/>
-            </w:pPr>
-            <w:r>
-              <w:rPr>
-                <w:b w:val="0"/>
-              </w:rPr>
-              <w:t>51.72</w:t>
+              <w:t xml:space="preserve">afectados_thinking_n120_REMOTO</w:t>
+            </w:r>
+          </w:p>
+        </w:tc>
+        <w:tc>
+          <w:tcPr>
+            <w:tcW w:type="dxa" w:w="900"/>
+          </w:tcPr>
+          <w:p>
+            <w:pPr>
+              <w:pStyle w:val="Compact"/>
+              <w:jc w:val="left"/>
+            </w:pPr>
+            <w:r>
+              <w:rPr>
+                <w:b w:val="0"/>
+              </w:rPr>
+              <w:t xml:space="preserve">53.29</w:t>
             </w:r>
           </w:p>
         </w:tc>
@@ -24155,7 +24155,7 @@
               <w:rPr>
                 <w:b w:val="0"/>
               </w:rPr>
-              <w:t>8.50</w:t>
+              <w:t xml:space="preserve">68.33</w:t>
             </w:r>
           </w:p>
         </w:tc>
@@ -24172,58 +24172,58 @@
               <w:rPr>
                 <w:b w:val="0"/>
               </w:rPr>
-              <w:t>14.60</w:t>
-            </w:r>
-          </w:p>
-        </w:tc>
-        <w:tc>
-          <w:tcPr>
-            <w:tcW w:type="dxa" w:w="900"/>
-          </w:tcPr>
-          <w:p>
-            <w:pPr>
-              <w:pStyle w:val="Compact"/>
-              <w:jc w:val="left"/>
-            </w:pPr>
-            <w:r>
-              <w:rPr>
-                <w:b w:val="0"/>
-              </w:rPr>
-              <w:t>83.92</w:t>
-            </w:r>
-          </w:p>
-        </w:tc>
-        <w:tc>
-          <w:tcPr>
-            <w:tcW w:type="dxa" w:w="900"/>
-          </w:tcPr>
-          <w:p>
-            <w:pPr>
-              <w:pStyle w:val="Compact"/>
-              <w:jc w:val="left"/>
-            </w:pPr>
-            <w:r>
-              <w:rPr>
-                <w:b w:val="0"/>
-              </w:rPr>
-              <w:t>15.43</w:t>
-            </w:r>
-          </w:p>
-        </w:tc>
-        <w:tc>
-          <w:tcPr>
-            <w:tcW w:type="dxa" w:w="900"/>
-          </w:tcPr>
-          <w:p>
-            <w:pPr>
-              <w:pStyle w:val="Compact"/>
-              <w:jc w:val="left"/>
-            </w:pPr>
-            <w:r>
-              <w:rPr>
-                <w:b w:val="0"/>
-              </w:rPr>
-              <w:t>+0.84</w:t>
+              <w:t xml:space="preserve">58.46</w:t>
+            </w:r>
+          </w:p>
+        </w:tc>
+        <w:tc>
+          <w:tcPr>
+            <w:tcW w:type="dxa" w:w="900"/>
+          </w:tcPr>
+          <w:p>
+            <w:pPr>
+              <w:pStyle w:val="Compact"/>
+              <w:jc w:val="left"/>
+            </w:pPr>
+            <w:r>
+              <w:rPr>
+                <w:b w:val="0"/>
+              </w:rPr>
+              <w:t xml:space="preserve">80.50</w:t>
+            </w:r>
+          </w:p>
+        </w:tc>
+        <w:tc>
+          <w:tcPr>
+            <w:tcW w:type="dxa" w:w="900"/>
+          </w:tcPr>
+          <w:p>
+            <w:pPr>
+              <w:pStyle w:val="Compact"/>
+              <w:jc w:val="left"/>
+            </w:pPr>
+            <w:r>
+              <w:rPr>
+                <w:b w:val="0"/>
+              </w:rPr>
+              <w:t xml:space="preserve">74.30</w:t>
+            </w:r>
+          </w:p>
+        </w:tc>
+        <w:tc>
+          <w:tcPr>
+            <w:tcW w:type="dxa" w:w="900"/>
+          </w:tcPr>
+          <w:p>
+            <w:pPr>
+              <w:pStyle w:val="Compact"/>
+              <w:jc w:val="left"/>
+            </w:pPr>
+            <w:r>
+              <w:rPr>
+                <w:b w:val="0"/>
+              </w:rPr>
+              <w:t xml:space="preserve">+15.84</w:t>
             </w:r>
           </w:p>
         </w:tc>
@@ -24241,25 +24241,25 @@
         <w:t xml:space="preserve">En conjunto, 20 946 de los 32 201 falsos positivos de estas cuarenta y dos configuraciones (65,0 %) proceden de la categoría no anotada. La cifra no coincide con el 66,0 % que da §3.3 porque cubre una población distinta: esta tabla incluye configuraciones que el estudio no publica, entre ellas corridas después sustituidas por inválidas. Ambas son ciertas sobre lo que dicen medir. El mejor modelo local sobre este corpus, </w:t>
       </w:r>
       <w:r>
-        <w:t>gemma4:31b-mlx</w:t>
-      </w:r>
-      <w:r>
-        <w:t xml:space="preserve">, pasa de 62,67 % a </w:t>
+        <w:t xml:space="preserve">gemma4:31b-mlx</w:t>
+      </w:r>
+      <w:r>
+        <w:t xml:space="preserve">, pasa de 62,67 % a 76,55 % de F1 y supera el umbral</w:t>
       </w:r>
       <w:r>
         <w:rPr>
           <w:b/>
         </w:rPr>
-        <w:t>76,85 %</w:t>
-      </w:r>
-      <w:r>
-        <w:t xml:space="preserve"> de F1 y supera el umbral de 70 % que fija la hipótesis sobre material periodístico mayoritariamente en español. La variante en la nube del mismo modelo conserva su ventaja (81,45 % frente a 76,85 %), de modo que la corrección </w:t>
+        <w:t xml:space="preserve"/>
+      </w:r>
+      <w:r>
+        <w:t xml:space="preserve"> de 70 % que fija la hipótesis sobre material periodístico mayoritariamente en español. La variante en la nube del mismo modelo conserva su ventaja (80,42 % frente a 76,55 %), de modo que la corrección </w:t>
       </w:r>
       <w:r>
         <w:rPr>
           <w:b/>
         </w:rPr>
-        <w:t>no</w:t>
+        <w:t xml:space="preserve">no</w:t>
       </w:r>
       <w:r>
         <w:t xml:space="preserve"> altera la conclusión sobre la comparación entre ejecución local y alojada.</w:t>

--- a/Informe_Final_Tesina_NER_plantilla_revision_final_2026-09-03.docx
+++ b/Informe_Final_Tesina_NER_plantilla_revision_final_2026-09-03.docx
@@ -16809,7 +16809,7 @@
               <w:rPr>
                 <w:b w:val="0"/>
               </w:rPr>
-              <w:t>gemma4:31b-cloud_baseline</w:t>
+              <w:t>qwen3:8b_kb_rag</w:t>
             </w:r>
           </w:p>
         </w:tc>
@@ -16826,7 +16826,7 @@
               <w:rPr>
                 <w:b w:val="0"/>
               </w:rPr>
-              <w:t>+0.1418</w:t>
+              <w:t>+0.1554</w:t>
             </w:r>
           </w:p>
         </w:tc>
@@ -16843,7 +16843,7 @@
               <w:rPr>
                 <w:b w:val="0"/>
               </w:rPr>
-              <w:t>+0.0029</w:t>
+              <w:t>+0.0152</w:t>
             </w:r>
           </w:p>
         </w:tc>
@@ -16862,7 +16862,7 @@
               <w:rPr>
                 <w:b w:val="0"/>
               </w:rPr>
-              <w:t>gemma4:31b-cloud_kb_rag</w:t>
+              <w:t>gemma4:31b-cloud_baseline</w:t>
             </w:r>
           </w:p>
         </w:tc>
@@ -16879,7 +16879,7 @@
               <w:rPr>
                 <w:b w:val="0"/>
               </w:rPr>
-              <w:t>+0.1131</w:t>
+              <w:t>+0.1418</w:t>
             </w:r>
           </w:p>
         </w:tc>
@@ -16896,7 +16896,7 @@
               <w:rPr>
                 <w:b w:val="0"/>
               </w:rPr>
-              <w:t>-0.0433</w:t>
+              <w:t>+0.0029</w:t>
             </w:r>
           </w:p>
         </w:tc>
@@ -16915,7 +16915,7 @@
               <w:rPr>
                 <w:b w:val="0"/>
               </w:rPr>
-              <w:t>gemma4:31b-mlx_kb_rag</w:t>
+              <w:t>gemma4:31b-cloud_kb_rag</w:t>
             </w:r>
           </w:p>
         </w:tc>
@@ -16932,7 +16932,7 @@
               <w:rPr>
                 <w:b w:val="0"/>
               </w:rPr>
-              <w:t>+0.0999</w:t>
+              <w:t>+0.1131</w:t>
             </w:r>
           </w:p>
         </w:tc>
@@ -16949,7 +16949,7 @@
               <w:rPr>
                 <w:b w:val="0"/>
               </w:rPr>
-              <w:t>-0.0102</w:t>
+              <w:t>-0.0433</w:t>
             </w:r>
           </w:p>
         </w:tc>
@@ -16968,7 +16968,7 @@
               <w:rPr>
                 <w:b w:val="0"/>
               </w:rPr>
-              <w:t>gemma4:latest_kb_rag</w:t>
+              <w:t>gemma4:31b-mlx_kb_rag</w:t>
             </w:r>
           </w:p>
         </w:tc>
@@ -16985,7 +16985,7 @@
               <w:rPr>
                 <w:b w:val="0"/>
               </w:rPr>
-              <w:t>+0.0976</w:t>
+              <w:t>+0.0999</w:t>
             </w:r>
           </w:p>
         </w:tc>
@@ -17002,7 +17002,7 @@
               <w:rPr>
                 <w:b w:val="0"/>
               </w:rPr>
-              <w:t>-0.0666</w:t>
+              <w:t>-0.0102</w:t>
             </w:r>
           </w:p>
         </w:tc>
@@ -17021,7 +17021,7 @@
               <w:rPr>
                 <w:b w:val="0"/>
               </w:rPr>
-              <w:t>gemma:latest_kb_rag</w:t>
+              <w:t>gemma4:latest_kb_rag</w:t>
             </w:r>
           </w:p>
         </w:tc>
@@ -17038,7 +17038,7 @@
               <w:rPr>
                 <w:b w:val="0"/>
               </w:rPr>
-              <w:t>+0.0965</w:t>
+              <w:t>+0.0976</w:t>
             </w:r>
           </w:p>
         </w:tc>
@@ -17055,7 +17055,7 @@
               <w:rPr>
                 <w:b w:val="0"/>
               </w:rPr>
-              <w:t>-0.0845</w:t>
+              <w:t>-0.0666</w:t>
             </w:r>
           </w:p>
         </w:tc>
@@ -17074,7 +17074,7 @@
               <w:rPr>
                 <w:b w:val="0"/>
               </w:rPr>
-              <w:t>gemma4:31b-mlx_baseline</w:t>
+              <w:t>gemma:latest_kb_rag</w:t>
             </w:r>
           </w:p>
         </w:tc>
@@ -17091,7 +17091,7 @@
               <w:rPr>
                 <w:b w:val="0"/>
               </w:rPr>
-              <w:t>+0.0873</w:t>
+              <w:t>+0.0965</w:t>
             </w:r>
           </w:p>
         </w:tc>
@@ -17108,7 +17108,7 @@
               <w:rPr>
                 <w:b w:val="0"/>
               </w:rPr>
-              <w:t>-0.0613</w:t>
+              <w:t>-0.0845</w:t>
             </w:r>
           </w:p>
         </w:tc>
@@ -17127,7 +17127,7 @@
               <w:rPr>
                 <w:b w:val="0"/>
               </w:rPr>
-              <w:t>gpt-oss:20b_baseline</w:t>
+              <w:t>nemotron-mini:4b_kb_rag</w:t>
             </w:r>
           </w:p>
         </w:tc>
@@ -17144,7 +17144,7 @@
               <w:rPr>
                 <w:b w:val="0"/>
               </w:rPr>
-              <w:t>+0.0819</w:t>
+              <w:t>+0.0948</w:t>
             </w:r>
           </w:p>
         </w:tc>
@@ -17161,7 +17161,7 @@
               <w:rPr>
                 <w:b w:val="0"/>
               </w:rPr>
-              <w:t>-0.0438</w:t>
+              <w:t>-0.0609</w:t>
             </w:r>
           </w:p>
         </w:tc>
@@ -17180,7 +17180,7 @@
               <w:rPr>
                 <w:b w:val="0"/>
               </w:rPr>
-              <w:t>mistral-nemo:latest_baseline</w:t>
+              <w:t>gemma4:31b-mlx_baseline</w:t>
             </w:r>
           </w:p>
         </w:tc>
@@ -17197,7 +17197,7 @@
               <w:rPr>
                 <w:b w:val="0"/>
               </w:rPr>
-              <w:t>+0.0684</w:t>
+              <w:t>+0.0873</w:t>
             </w:r>
           </w:p>
         </w:tc>
@@ -17214,7 +17214,7 @@
               <w:rPr>
                 <w:b w:val="0"/>
               </w:rPr>
-              <w:t>-0.1122</w:t>
+              <w:t>-0.0613</w:t>
             </w:r>
           </w:p>
         </w:tc>
@@ -17233,7 +17233,7 @@
               <w:rPr>
                 <w:b w:val="0"/>
               </w:rPr>
-              <w:t>qwen2.5:14b_baseline</w:t>
+              <w:t>gpt-oss:20b_baseline</w:t>
             </w:r>
           </w:p>
         </w:tc>
@@ -17250,7 +17250,7 @@
               <w:rPr>
                 <w:b w:val="0"/>
               </w:rPr>
-              <w:t>+0.0681</w:t>
+              <w:t>+0.0819</w:t>
             </w:r>
           </w:p>
         </w:tc>
@@ -17267,7 +17267,7 @@
               <w:rPr>
                 <w:b w:val="0"/>
               </w:rPr>
-              <w:t>-0.0821</w:t>
+              <w:t>-0.0438</w:t>
             </w:r>
           </w:p>
         </w:tc>
@@ -17286,7 +17286,7 @@
               <w:rPr>
                 <w:b w:val="0"/>
               </w:rPr>
-              <w:t>gemma4:latest_baseline</w:t>
+              <w:t>gemma4:12b-mlx_baseline</w:t>
             </w:r>
           </w:p>
         </w:tc>
@@ -17303,7 +17303,7 @@
               <w:rPr>
                 <w:b w:val="0"/>
               </w:rPr>
-              <w:t>+0.0620</w:t>
+              <w:t>+0.0789</w:t>
             </w:r>
           </w:p>
         </w:tc>
@@ -17320,7 +17320,7 @@
               <w:rPr>
                 <w:b w:val="0"/>
               </w:rPr>
-              <w:t>-0.0958</w:t>
+              <w:t>-0.0612</w:t>
             </w:r>
           </w:p>
         </w:tc>
@@ -17339,7 +17339,7 @@
               <w:rPr>
                 <w:b w:val="0"/>
               </w:rPr>
-              <w:t>llama3.1:8b_baseline</w:t>
+              <w:t>mistral-nemo:latest_baseline</w:t>
             </w:r>
           </w:p>
         </w:tc>
@@ -17356,7 +17356,7 @@
               <w:rPr>
                 <w:b w:val="0"/>
               </w:rPr>
-              <w:t>+0.0514</w:t>
+              <w:t>+0.0684</w:t>
             </w:r>
           </w:p>
         </w:tc>
@@ -17373,7 +17373,7 @@
               <w:rPr>
                 <w:b w:val="0"/>
               </w:rPr>
-              <w:t>-0.0709</w:t>
+              <w:t>-0.1122</w:t>
             </w:r>
           </w:p>
         </w:tc>
@@ -17392,7 +17392,7 @@
               <w:rPr>
                 <w:b w:val="0"/>
               </w:rPr>
-              <w:t>gpt-oss:20b_kb_rag</w:t>
+              <w:t>qwen2.5:14b_baseline</w:t>
             </w:r>
           </w:p>
         </w:tc>
@@ -17409,7 +17409,7 @@
               <w:rPr>
                 <w:b w:val="0"/>
               </w:rPr>
-              <w:t>+0.0511</w:t>
+              <w:t>+0.0681</w:t>
             </w:r>
           </w:p>
         </w:tc>
@@ -17426,7 +17426,7 @@
               <w:rPr>
                 <w:b w:val="0"/>
               </w:rPr>
-              <w:t>-0.0997</w:t>
+              <w:t>-0.0821</w:t>
             </w:r>
           </w:p>
         </w:tc>
@@ -17445,7 +17445,7 @@
               <w:rPr>
                 <w:b w:val="0"/>
               </w:rPr>
-              <w:t>gemma:latest_baseline</w:t>
+              <w:t>gemma4:latest_baseline</w:t>
             </w:r>
           </w:p>
         </w:tc>
@@ -17462,7 +17462,7 @@
               <w:rPr>
                 <w:b w:val="0"/>
               </w:rPr>
-              <w:t>+0.0409</w:t>
+              <w:t>+0.0620</w:t>
             </w:r>
           </w:p>
         </w:tc>
@@ -17479,7 +17479,7 @@
               <w:rPr>
                 <w:b w:val="0"/>
               </w:rPr>
-              <w:t>-0.1678</w:t>
+              <w:t>-0.0958</w:t>
             </w:r>
           </w:p>
         </w:tc>
@@ -17498,7 +17498,7 @@
               <w:rPr>
                 <w:b w:val="0"/>
               </w:rPr>
-              <w:t>gemma4:12b-mlx_baseline</w:t>
+              <w:t>gemma4:12b-mlx_kb_rag</w:t>
             </w:r>
           </w:p>
         </w:tc>
@@ -17515,7 +17515,7 @@
               <w:rPr>
                 <w:b w:val="0"/>
               </w:rPr>
-              <w:t xml:space="preserve">+0.0789</w:t>
+              <w:t>+0.0604</w:t>
             </w:r>
           </w:p>
         </w:tc>
@@ -17532,7 +17532,7 @@
               <w:rPr>
                 <w:b w:val="0"/>
               </w:rPr>
-              <w:t xml:space="preserve">-0.0612</w:t>
+              <w:t>-0.0897</w:t>
             </w:r>
           </w:p>
         </w:tc>
@@ -17551,7 +17551,7 @@
               <w:rPr>
                 <w:b w:val="0"/>
               </w:rPr>
-              <w:t>qwen2.5:14b_kb_rag</w:t>
+              <w:t>llama3.1:8b_baseline</w:t>
             </w:r>
           </w:p>
         </w:tc>
@@ -17568,7 +17568,7 @@
               <w:rPr>
                 <w:b w:val="0"/>
               </w:rPr>
-              <w:t>+0.0380</w:t>
+              <w:t>+0.0514</w:t>
             </w:r>
           </w:p>
         </w:tc>
@@ -17585,7 +17585,7 @@
               <w:rPr>
                 <w:b w:val="0"/>
               </w:rPr>
-              <w:t>-0.0887</w:t>
+              <w:t>-0.0709</w:t>
             </w:r>
           </w:p>
         </w:tc>
@@ -17604,7 +17604,7 @@
               <w:rPr>
                 <w:b w:val="0"/>
               </w:rPr>
-              <w:t>llama3.2:latest_kb_rag</w:t>
+              <w:t>gpt-oss:20b_kb_rag</w:t>
             </w:r>
           </w:p>
         </w:tc>
@@ -17621,7 +17621,7 @@
               <w:rPr>
                 <w:b w:val="0"/>
               </w:rPr>
-              <w:t>+0.0254</w:t>
+              <w:t>+0.0511</w:t>
             </w:r>
           </w:p>
         </w:tc>
@@ -17638,7 +17638,7 @@
               <w:rPr>
                 <w:b w:val="0"/>
               </w:rPr>
-              <w:t>-0.1130</w:t>
+              <w:t>-0.0997</w:t>
             </w:r>
           </w:p>
         </w:tc>
@@ -17657,7 +17657,7 @@
               <w:rPr>
                 <w:b w:val="0"/>
               </w:rPr>
-              <w:t>llama3.1:8b_kb_rag</w:t>
+              <w:t>gemma:latest_baseline</w:t>
             </w:r>
           </w:p>
         </w:tc>
@@ -17674,7 +17674,7 @@
               <w:rPr>
                 <w:b w:val="0"/>
               </w:rPr>
-              <w:t>+0.0186</w:t>
+              <w:t>+0.0409</w:t>
             </w:r>
           </w:p>
         </w:tc>
@@ -17691,7 +17691,7 @@
               <w:rPr>
                 <w:b w:val="0"/>
               </w:rPr>
-              <w:t>-0.1428</w:t>
+              <w:t>-0.1678</w:t>
             </w:r>
           </w:p>
         </w:tc>
@@ -17710,7 +17710,7 @@
               <w:rPr>
                 <w:b w:val="0"/>
               </w:rPr>
-              <w:t>mistral-nemo:latest_kb_rag</w:t>
+              <w:t>qwen2.5:14b_kb_rag</w:t>
             </w:r>
           </w:p>
         </w:tc>
@@ -17727,7 +17727,7 @@
               <w:rPr>
                 <w:b w:val="0"/>
               </w:rPr>
-              <w:t>+0.0122</w:t>
+              <w:t>+0.0380</w:t>
             </w:r>
           </w:p>
         </w:tc>
@@ -17744,7 +17744,7 @@
               <w:rPr>
                 <w:b w:val="0"/>
               </w:rPr>
-              <w:t>-0.1256</w:t>
+              <w:t>-0.0887</w:t>
             </w:r>
           </w:p>
         </w:tc>
@@ -17763,7 +17763,7 @@
               <w:rPr>
                 <w:b w:val="0"/>
               </w:rPr>
-              <w:t>deepseek-r1:1.5b_baseline</w:t>
+              <w:t>llama3.2:latest_kb_rag</w:t>
             </w:r>
           </w:p>
         </w:tc>
@@ -17780,7 +17780,7 @@
               <w:rPr>
                 <w:b w:val="0"/>
               </w:rPr>
-              <w:t>-0.0124</w:t>
+              <w:t>+0.0254</w:t>
             </w:r>
           </w:p>
         </w:tc>
@@ -17797,7 +17797,7 @@
               <w:rPr>
                 <w:b w:val="0"/>
               </w:rPr>
-              <w:t>+0.0028</w:t>
+              <w:t>-0.1130</w:t>
             </w:r>
           </w:p>
         </w:tc>
@@ -17816,7 +17816,7 @@
               <w:rPr>
                 <w:b w:val="0"/>
               </w:rPr>
-              <w:t>gemma4:12b-mlx_kb_rag</w:t>
+              <w:t>llama3.1:8b_kb_rag</w:t>
             </w:r>
           </w:p>
         </w:tc>
@@ -17833,7 +17833,7 @@
               <w:rPr>
                 <w:b w:val="0"/>
               </w:rPr>
-              <w:t xml:space="preserve">+0.0604</w:t>
+              <w:t>+0.0186</w:t>
             </w:r>
           </w:p>
         </w:tc>
@@ -17850,7 +17850,219 @@
               <w:rPr>
                 <w:b w:val="0"/>
               </w:rPr>
-              <w:t xml:space="preserve">-0.0897</w:t>
+              <w:t>-0.1428</w:t>
+            </w:r>
+          </w:p>
+        </w:tc>
+      </w:tr>
+      <w:tr>
+        <w:tc>
+          <w:tcPr>
+            <w:tcW w:type="dxa" w:w="2981"/>
+          </w:tcPr>
+          <w:p>
+            <w:pPr>
+              <w:pStyle w:val="Compact"/>
+              <w:jc w:val="left"/>
+            </w:pPr>
+            <w:r>
+              <w:rPr>
+                <w:b w:val="0"/>
+              </w:rPr>
+              <w:t>mistral-nemo:latest_kb_rag</w:t>
+            </w:r>
+          </w:p>
+        </w:tc>
+        <w:tc>
+          <w:tcPr>
+            <w:tcW w:type="dxa" w:w="3194"/>
+          </w:tcPr>
+          <w:p>
+            <w:pPr>
+              <w:pStyle w:val="Compact"/>
+              <w:jc w:val="left"/>
+            </w:pPr>
+            <w:r>
+              <w:rPr>
+                <w:b w:val="0"/>
+              </w:rPr>
+              <w:t>+0.0122</w:t>
+            </w:r>
+          </w:p>
+        </w:tc>
+        <w:tc>
+          <w:tcPr>
+            <w:tcW w:type="dxa" w:w="2663"/>
+          </w:tcPr>
+          <w:p>
+            <w:pPr>
+              <w:pStyle w:val="Compact"/>
+              <w:jc w:val="left"/>
+            </w:pPr>
+            <w:r>
+              <w:rPr>
+                <w:b w:val="0"/>
+              </w:rPr>
+              <w:t>-0.1256</w:t>
+            </w:r>
+          </w:p>
+        </w:tc>
+      </w:tr>
+      <w:tr>
+        <w:tc>
+          <w:tcPr>
+            <w:tcW w:type="dxa" w:w="2981"/>
+          </w:tcPr>
+          <w:p>
+            <w:pPr>
+              <w:pStyle w:val="Compact"/>
+              <w:jc w:val="left"/>
+            </w:pPr>
+            <w:r>
+              <w:rPr>
+                <w:b w:val="0"/>
+              </w:rPr>
+              <w:t>qwen3:8b_baseline</w:t>
+            </w:r>
+          </w:p>
+        </w:tc>
+        <w:tc>
+          <w:tcPr>
+            <w:tcW w:type="dxa" w:w="3194"/>
+          </w:tcPr>
+          <w:p>
+            <w:pPr>
+              <w:pStyle w:val="Compact"/>
+              <w:jc w:val="left"/>
+            </w:pPr>
+            <w:r>
+              <w:rPr>
+                <w:b w:val="0"/>
+              </w:rPr>
+              <w:t>-0.0076</w:t>
+            </w:r>
+          </w:p>
+        </w:tc>
+        <w:tc>
+          <w:tcPr>
+            <w:tcW w:type="dxa" w:w="2663"/>
+          </w:tcPr>
+          <w:p>
+            <w:pPr>
+              <w:pStyle w:val="Compact"/>
+              <w:jc w:val="left"/>
+            </w:pPr>
+            <w:r>
+              <w:rPr>
+                <w:b w:val="0"/>
+              </w:rPr>
+              <w:t>-0.1359</w:t>
+            </w:r>
+          </w:p>
+        </w:tc>
+      </w:tr>
+      <w:tr>
+        <w:tc>
+          <w:tcPr>
+            <w:tcW w:type="dxa" w:w="2981"/>
+          </w:tcPr>
+          <w:p>
+            <w:pPr>
+              <w:pStyle w:val="Compact"/>
+              <w:jc w:val="left"/>
+            </w:pPr>
+            <w:r>
+              <w:rPr>
+                <w:b w:val="0"/>
+              </w:rPr>
+              <w:t>deepseek-r1:1.5b_baseline</w:t>
+            </w:r>
+          </w:p>
+        </w:tc>
+        <w:tc>
+          <w:tcPr>
+            <w:tcW w:type="dxa" w:w="3194"/>
+          </w:tcPr>
+          <w:p>
+            <w:pPr>
+              <w:pStyle w:val="Compact"/>
+              <w:jc w:val="left"/>
+            </w:pPr>
+            <w:r>
+              <w:rPr>
+                <w:b w:val="0"/>
+              </w:rPr>
+              <w:t>-0.0124</w:t>
+            </w:r>
+          </w:p>
+        </w:tc>
+        <w:tc>
+          <w:tcPr>
+            <w:tcW w:type="dxa" w:w="2663"/>
+          </w:tcPr>
+          <w:p>
+            <w:pPr>
+              <w:pStyle w:val="Compact"/>
+              <w:jc w:val="left"/>
+            </w:pPr>
+            <w:r>
+              <w:rPr>
+                <w:b w:val="0"/>
+              </w:rPr>
+              <w:t>+0.0028</w:t>
+            </w:r>
+          </w:p>
+        </w:tc>
+      </w:tr>
+      <w:tr>
+        <w:tc>
+          <w:tcPr>
+            <w:tcW w:type="dxa" w:w="2981"/>
+          </w:tcPr>
+          <w:p>
+            <w:pPr>
+              <w:pStyle w:val="Compact"/>
+              <w:jc w:val="left"/>
+            </w:pPr>
+            <w:r>
+              <w:rPr>
+                <w:b w:val="0"/>
+              </w:rPr>
+              <w:t>nemotron-mini:4b_baseline</w:t>
+            </w:r>
+          </w:p>
+        </w:tc>
+        <w:tc>
+          <w:tcPr>
+            <w:tcW w:type="dxa" w:w="3194"/>
+          </w:tcPr>
+          <w:p>
+            <w:pPr>
+              <w:pStyle w:val="Compact"/>
+              <w:jc w:val="left"/>
+            </w:pPr>
+            <w:r>
+              <w:rPr>
+                <w:b w:val="0"/>
+              </w:rPr>
+              <w:t>-0.0477</w:t>
+            </w:r>
+          </w:p>
+        </w:tc>
+        <w:tc>
+          <w:tcPr>
+            <w:tcW w:type="dxa" w:w="2663"/>
+          </w:tcPr>
+          <w:p>
+            <w:pPr>
+              <w:pStyle w:val="Compact"/>
+              <w:jc w:val="left"/>
+            </w:pPr>
+            <w:r>
+              <w:rPr>
+                <w:b w:val="0"/>
+              </w:rPr>
+              <w:t>-0.1942</w:t>
             </w:r>
           </w:p>
         </w:tc>

--- a/Informe_Final_Tesina_NER_plantilla_revision_final_2026-09-03.docx
+++ b/Informe_Final_Tesina_NER_plantilla_revision_final_2026-09-03.docx
@@ -3481,10 +3481,16 @@
         <w:t xml:space="preserve">Un tercer límite, de naturaleza distinta a los anteriores porque no procede del cotejo sino del diseño, afecta a la comparabilidad de las cifras absolutas. Los prompts del sistema solicitan tres categorías de entidad, personas, organizaciones y localizaciones, mientras que los tres corpus anotan únicamente las dos primeras: el campo de localizaciones está vacío en los ciento veinte registros. Como el evaluador puntúa las tres categorías, toda localización que el modelo devuelve se contabiliza como falso positivo, sin que exista ninguna forma de acertar en ella. El efecto no es menor: </w:t>
       </w:r>
       <w:r>
+        <w:t xml:space="preserve">el </w:t>
+      </w:r>
+      <w:r>
         <w:rPr>
           <w:b/>
         </w:rPr>
-        <w:t xml:space="preserve">el 66,0 % de los falsos positivos del estudio, 12 852 de 19 464, proceden de esa categoría</w:t>
+        <w:t xml:space="preserve">66,0 %</w:t>
+      </w:r>
+      <w:r>
+        <w:t xml:space="preserve"> de los falsos positivos del estudio, 12 852 de 19 464, proceden de esa categoría</w:t>
       </w:r>
       <w:r>
         <w:t xml:space="preserve">. Conviene subrayar que se trata de una penalización exclusivamente de precisión, porque al no haber localizaciones anotadas tampoco puede haber omisiones: la exhaustividad no varía en ninguna configuración. Por esa razón este informe acompaña cada resultado de una segunda medición, </w:t>

--- a/Informe_Final_Tesina_NER_plantilla_revision_final_2026-09-03.docx
+++ b/Informe_Final_Tesina_NER_plantilla_revision_final_2026-09-03.docx
@@ -74,7 +74,7 @@
         <w:pStyle w:val="abstract"/>
       </w:pPr>
       <w:r>
-        <w:t xml:space="preserve">Las instituciones sujetas a regulaciones AML/KYC deben vigilar grandes volúmenes de noticias no estructuradas buscando entidades de riesgo. Hacerlo manualmente no escala y delegarlo en APIs en la nube expone información sensible a terceros. Este trabajo diseña, implementa y evalúa un sistema soberano de reconocimiento de entidades nombradas (NER) con modelos de lenguaje grande de código abierto en local mediante Ollama sobre Apple Silicon, con arquitectura pub/sub multihilo, concurrencia adaptativa (AIMD) y capa Factory/Facade. La validación comparó trece modelos sobre 120 artículos, 105 en español, y 30 del dominio en inglés; contrastó la extracción directa con la generación aumentada por recuperación (RAG) contextual y midió las diferencias con ANOVA y Tukey HSD. El beneficio del RAG decrece con la capacidad del modelo: solo alcanza significancia en dos de los trece (+14,5 y +10,8 puntos de F1) y es nulo o adverso en los mayores. Redactar el prompt en español con ejemplos </w:t>
+        <w:t xml:space="preserve">Las instituciones financieras sujetas a regulaciones AML/KYC deben vigilar grandes volúmenes de noticias no estructuradas buscando entidades de riesgo. Hacerlo manualmente no escala y delegarlo en APIs en la nube expone información sensible a terceros. Este trabajo diseña, implementa y evalúa un sistema soberano de reconocimiento de entidades nombradas (NER) con modelos de lenguaje grande de código abierto en local mediante Ollama sobre Apple Silicon, con arquitectura pub/sub multihilo, concurrencia adaptativa (AIMD) y capa Factory/Facade. La validación comparó trece modelos sobre 120 artículos, 105 en español, y 30 del dominio en inglés; contrastó la extracción directa con la generación aumentada por recuperación (RAG) contextual y midió las diferencias con ANOVA y Tukey HSD. El beneficio del RAG decrece con la capacidad del modelo: solo alcanza significancia en dos de los trece (+14,5 y +10,8 puntos de F1) y es nulo o adverso en los mayores. Redactar el prompt en español con ejemplos </w:t>
       </w:r>
       <w:r>
         <w:rPr>

--- a/Informe_Final_Tesina_NER_plantilla_revision_final_2026-09-03.docx
+++ b/Informe_Final_Tesina_NER_plantilla_revision_final_2026-09-03.docx
@@ -10520,7 +10520,7 @@
         <w:rPr>
           <w:b/>
         </w:rPr>
-        <w:t>la soberanía cuesta unos cinco puntos de F1</w:t>
+        <w:t xml:space="preserve">la soberanía cuesta del orden de cuatro puntos de F1</w:t>
       </w:r>
       <w:r>
         <w:t>, un precio que en un entorno regulado puede resultar razonable, y que se paga a cambio de no transferir texto de clientes a un tercero.</w:t>

--- a/Informe_Final_Tesina_NER_plantilla_revision_final_2026-09-03.docx
+++ b/Informe_Final_Tesina_NER_plantilla_revision_final_2026-09-03.docx
@@ -6720,7 +6720,7 @@
         <w:t>Hallazgo 3:</w:t>
       </w:r>
       <w:r>
-        <w:t xml:space="preserve"> deepseek-r1:1.5b debe descartarse para producción: F1 de 27.65% y Recall de sólo 25.77%.</w:t>
+        <w:t xml:space="preserve"> deepseek-r1:1.5b debe descartarse para producción: F1 de 27.65% y Recall de solo 25.77%.</w:t>
       </w:r>
     </w:p>
     <w:p>

--- a/Informe_Final_Tesina_NER_plantilla_revision_final_2026-09-03.docx
+++ b/Informe_Final_Tesina_NER_plantilla_revision_final_2026-09-03.docx
@@ -16658,7 +16658,7 @@
         <w:pStyle w:val="p1a"/>
       </w:pPr>
       <w:r>
-        <w:t xml:space="preserve">El efecto se midió sobre las 24 configuraciones del corpus N=120 que aportan los ciento veinte registros completos, con el script </w:t>
+        <w:t xml:space="preserve">El efecto se midió sobre las 26 configuraciones del corpus N=120 que aportan los ciento veinte registros completos, con el script </w:t>
       </w:r>
       <w:r>
         <w:t>tools/analisis_mojibake.py</w:t>
@@ -18195,31 +18195,31 @@
         <w:rPr>
           <w:b/>
         </w:rPr>
-        <w:t>19 de las 24 configuraciones puntúan mejor</w:t>
-      </w:r>
-      <w:r>
-        <w:t xml:space="preserve"> en los artículos cuya anotación de referencia está corrompida, y </w:t>
+        <w:t xml:space="preserve">veintiuna de las veintiséis configuraciones puntúan mejor</w:t>
+      </w:r>
+      <w:r>
+        <w:t xml:space="preserve"> en los artículos cuya anotación de referencia está corrompida, y veintitrés puntúan peor</w:t>
       </w:r>
       <w:r>
         <w:rPr>
           <w:b/>
         </w:rPr>
-        <w:t>5 de las 24 puntúan peor</w:t>
+        <w:t xml:space="preserve"/>
       </w:r>
       <w:r>
         <w:t xml:space="preserve"> en aquellos cuyo texto lo está. La lectura es coherente con el mecanismo del cotejo difuso. Cuando la corrupción está en la referencia, el corpus premia la transcripción literal de los bytes y penaliza al modelo que escribe el nombre correctamente, porque </w:t>
       </w:r>
       <w:r>
-        <w:t>José Bono</w:t>
+        <w:t xml:space="preserve">José Bono</w:t>
       </w:r>
       <w:r>
         <w:t xml:space="preserve"> no casa con </w:t>
       </w:r>
       <w:r>
-        <w:t>JosÃ© Bono</w:t>
-      </w:r>
-      <w:r>
-        <w:t>. Cuando está en el texto de entrada, en cambio, dificulta la extracción para todos, y ahí el efecto es de signo negativo.</w:t>
+        <w:t xml:space="preserve">JosÃ© Bono</w:t>
+      </w:r>
+      <w:r>
+        <w:t xml:space="preserve">. Cuando está en el texto de entrada, en cambio, dificulta la extracción para todos, y ahí el efecto es de signo negativo.</w:t>
       </w:r>
     </w:p>
     <w:p>

--- a/Informe_Final_Tesina_NER_plantilla_revision_final_2026-09-03.docx
+++ b/Informe_Final_Tesina_NER_plantilla_revision_final_2026-09-03.docx
@@ -11793,6 +11793,27 @@
       </w:r>
       <w:r>
         <w:t>, repositorio de código del trabajo, 2026. [Online]. Available: https://github.com/eahumada/mti-pge-tesina-ner-llm-local (accedido: 8 sep. 2026).</w:t>
+      </w:r>
+    </w:p>
+    <w:p>
+      <w:pPr>
+        <w:numPr>
+          <w:ilvl w:val="0"/>
+          <w:numId w:val="0"/>
+        </w:numPr>
+        <w:pStyle w:val="referenceitem"/>
+      </w:pPr>
+      <w:r>
+        <w:t xml:space="preserve">[38] OpenSanctions, </w:t>
+      </w:r>
+      <w:r>
+        <w:rPr>
+          <w:i/>
+        </w:rPr>
+        <w:t>FollowTheMoney: an ontology and data model for anti-corruption and due diligence data</w:t>
+      </w:r>
+      <w:r>
+        <w:t xml:space="preserve"> [En línea]. Disponible: https://followthemoney.tech</w:t>
       </w:r>
     </w:p>
     <w:p>

--- a/Informe_Final_Tesina_NER_plantilla_revision_final_2026-09-03.docx
+++ b/Informe_Final_Tesina_NER_plantilla_revision_final_2026-09-03.docx
@@ -2876,7 +2876,7 @@
               <w:rPr>
                 <w:b w:val="0"/>
               </w:rPr>
-              <w:t>Kleptotrace/CoNLL-2002 JSON → validación de esquema → registros</w:t>
+              <w:t xml:space="preserve">Kleptotrace/CoNLL-2002 JSON → validación contra el esquema FollowTheMoney [38] → registros</w:t>
             </w:r>
           </w:p>
         </w:tc>

--- a/Informe_Final_Tesina_NER_plantilla_revision_final_2026-09-03.docx
+++ b/Informe_Final_Tesina_NER_plantilla_revision_final_2026-09-03.docx
@@ -12535,6 +12535,153 @@
           <w:ilvl w:val="0"/>
           <w:numId w:val="0"/>
         </w:numPr>
+        <w:pStyle w:val="referenceitem"/>
+      </w:pPr>
+      <w:r>
+        <w:t xml:space="preserve">[40] K. Pearson, "Note on Regression and Inheritance in the Case of Two Parents," </w:t>
+      </w:r>
+      <w:r>
+        <w:rPr>
+          <w:i/>
+        </w:rPr>
+        <w:t xml:space="preserve">Proceedings of the Royal Society of London</w:t>
+      </w:r>
+      <w:r>
+        <w:t xml:space="preserve">, vol. 58, pp. 240-242, 1895. [En línea]. Disponible: https://doi.org/10.1098/rspl.1895.0041</w:t>
+      </w:r>
+    </w:p>
+    <w:p>
+      <w:pPr>
+        <w:numPr>
+          <w:ilvl w:val="0"/>
+          <w:numId w:val="0"/>
+        </w:numPr>
+        <w:pStyle w:val="referenceitem"/>
+      </w:pPr>
+      <w:r>
+        <w:t xml:space="preserve">[41] C. Spearman, "The Proof and Measurement of Association Between Two Things," </w:t>
+      </w:r>
+      <w:r>
+        <w:rPr>
+          <w:i/>
+        </w:rPr>
+        <w:t xml:space="preserve">American Journal of Psychology</w:t>
+      </w:r>
+      <w:r>
+        <w:t xml:space="preserve">, vol. 15, no. 1, pp. 72-101, 1904. [En línea]. Disponible: https://doi.org/10.2307/1412159</w:t>
+      </w:r>
+    </w:p>
+    <w:p>
+      <w:pPr>
+        <w:numPr>
+          <w:ilvl w:val="0"/>
+          <w:numId w:val="0"/>
+        </w:numPr>
+        <w:pStyle w:val="referenceitem"/>
+      </w:pPr>
+      <w:r>
+        <w:t xml:space="preserve">[42] R. A. Fisher, </w:t>
+      </w:r>
+      <w:r>
+        <w:rPr>
+          <w:i/>
+        </w:rPr>
+        <w:t xml:space="preserve">Statistical Methods for Research Workers</w:t>
+      </w:r>
+      <w:r>
+        <w:t xml:space="preserve">. Edimburgo: Oliver &amp; Boyd, 1925. [En línea]. Disponible: https://openlibrary.org/works/OL1153861W</w:t>
+      </w:r>
+    </w:p>
+    <w:p>
+      <w:pPr>
+        <w:numPr>
+          <w:ilvl w:val="0"/>
+          <w:numId w:val="0"/>
+        </w:numPr>
+        <w:pStyle w:val="referenceitem"/>
+      </w:pPr>
+      <w:r>
+        <w:t xml:space="preserve">[43] M. Friedman, "The Use of Ranks to Avoid the Assumption of Normality Implicit in the Analysis of Variance," </w:t>
+      </w:r>
+      <w:r>
+        <w:rPr>
+          <w:i/>
+        </w:rPr>
+        <w:t xml:space="preserve">Journal of the American Statistical Association</w:t>
+      </w:r>
+      <w:r>
+        <w:t xml:space="preserve">, vol. 32, no. 200, pp. 675-701, 1937. [En línea]. Disponible: https://doi.org/10.1080/01621459.1937.10503522</w:t>
+      </w:r>
+    </w:p>
+    <w:p>
+      <w:pPr>
+        <w:numPr>
+          <w:ilvl w:val="0"/>
+          <w:numId w:val="0"/>
+        </w:numPr>
+        <w:pStyle w:val="referenceitem"/>
+      </w:pPr>
+      <w:r>
+        <w:t xml:space="preserve">[44] H. Levene, "Robust Tests for Equality of Variances," in </w:t>
+      </w:r>
+      <w:r>
+        <w:rPr>
+          <w:i/>
+        </w:rPr>
+        <w:t xml:space="preserve">Contributions to Probability and Statistics: Essays in Honor of Harold Hotelling</w:t>
+      </w:r>
+      <w:r>
+        <w:t xml:space="preserve">, I. Olkin, Ed. Stanford, CA: Stanford University Press, 1960, pp. 278-292. [En línea]. Disponible: https://openlibrary.org/books/OL5793803M</w:t>
+      </w:r>
+    </w:p>
+    <w:p>
+      <w:pPr>
+        <w:numPr>
+          <w:ilvl w:val="0"/>
+          <w:numId w:val="0"/>
+        </w:numPr>
+        <w:pStyle w:val="referenceitem"/>
+      </w:pPr>
+      <w:r>
+        <w:t xml:space="preserve">[45] M. B. Brown and A. B. Forsythe, "Robust Tests for the Equality of Variances," </w:t>
+      </w:r>
+      <w:r>
+        <w:rPr>
+          <w:i/>
+        </w:rPr>
+        <w:t xml:space="preserve">Journal of the American Statistical Association</w:t>
+      </w:r>
+      <w:r>
+        <w:t xml:space="preserve">, vol. 69, no. 346, pp. 364-367, 1974. [En línea]. Disponible: https://doi.org/10.1080/01621459.1974.10482955</w:t>
+      </w:r>
+    </w:p>
+    <w:p>
+      <w:pPr>
+        <w:numPr>
+          <w:ilvl w:val="0"/>
+          <w:numId w:val="0"/>
+        </w:numPr>
+        <w:pStyle w:val="referenceitem"/>
+      </w:pPr>
+      <w:r>
+        <w:t xml:space="preserve">[46] J. Cohen, </w:t>
+      </w:r>
+      <w:r>
+        <w:rPr>
+          <w:i/>
+        </w:rPr>
+        <w:t xml:space="preserve">Statistical Power Analysis for the Behavioral Sciences</w:t>
+      </w:r>
+      <w:r>
+        <w:t xml:space="preserve">, 2.ª ed. Hillsdale, NJ: Lawrence Erlbaum Associates, 1988. [En línea]. Disponible: https://openlibrary.org/books/OL2035961M</w:t>
+      </w:r>
+    </w:p>
+    <w:p>
+      <w:pPr>
+        <w:numPr>
+          <w:ilvl w:val="0"/>
+          <w:numId w:val="0"/>
+        </w:numPr>
         <w:pStyle w:val="heading1"/>
       </w:pPr>
       <w:r>
@@ -25905,6 +26052,1817 @@
       </w:r>
       <w:r>
         <w:t>, por encima incluso de esta estimación restringida: era conservadora, no optimista.</w:t>
+      </w:r>
+    </w:p>
+    <w:p>
+      <w:pPr>
+        <w:numPr>
+          <w:ilvl w:val="0"/>
+          <w:numId w:val="0"/>
+        </w:numPr>
+        <w:pStyle w:val="heading2"/>
+      </w:pPr>
+      <w:r>
+        <w:t>Anexo J — Correlación entre capacidad y beneficio del RAG: fuente y reproducción</w:t>
+      </w:r>
+    </w:p>
+    <w:p>
+      <w:pPr>
+        <w:numPr>
+          <w:ilvl w:val="0"/>
+          <w:numId w:val="0"/>
+        </w:numPr>
+        <w:pStyle w:val="p1a"/>
+      </w:pPr>
+      <w:r>
+        <w:t xml:space="preserve">Las dos cifras de §5.3.1 sobre la relación entre el desempeño base de un modelo y la mejora que le aporta el KB RAG —Spearman −0,0879 (p = 0,7752) y Pearson −0,4816 (p = 0,0956), sobre los N=13 pares (F1 base, ΔF1) de la Tabla 7— proceden de tools/robustez_estadistica.py, que las calcula con scipy.stats.pearsonr y scipy.stats.spearmanr sobre el CSV consolidado de la re-corrida adoptada y las persiste en repos/ner-llm-entity-benchmark/results/ROBUSTEZ_ESTADISTICA_20260909_FIX/robustez.json. El coeficiente de </w:t>
+      </w:r>
+      <w:r>
+        <w:rPr>
+          <w:b/>
+        </w:rPr>
+        <w:t xml:space="preserve">Pearson</w:t>
+      </w:r>
+      <w:r>
+        <w:t xml:space="preserve"> [40] mide la asociación lineal entre las dos variables y es sensible a los valores atípicos; el de </w:t>
+      </w:r>
+      <w:r>
+        <w:rPr>
+          <w:b/>
+        </w:rPr>
+        <w:t xml:space="preserve">Spearman</w:t>
+      </w:r>
+      <w:r>
+        <w:t xml:space="preserve"> [41], calculado sobre sus rangos y no sobre los valores, capta cualquier relación monótona sin asumir linealidad, a costa de ignorar la magnitud de la asociación. Ninguno de los dos alcanza el 5 % de significancia sobre los trece modelos.</w:t>
+      </w:r>
+    </w:p>
+    <w:p>
+      <w:pPr>
+        <w:numPr>
+          <w:ilvl w:val="0"/>
+          <w:numId w:val="0"/>
+        </w:numPr>
+        <w:pStyle w:val="p1a"/>
+      </w:pPr>
+      <w:r>
+        <w:t xml:space="preserve">La Tabla 20 recalcula ambos coeficientes retirando, uno a la vez, cada uno de los trece modelos de la muestra, para identificar cuánto depende el resultado de un único caso. Solo la ausencia de nemotron-mini:4b cambia el signo y la significancia del coeficiente de Pearson; las otras doce retiradas lo dejan entre −0,47 y −0,62, con el mismo signo que sobre la muestra completa.</w:t>
+      </w:r>
+    </w:p>
+    <w:p>
+      <w:pPr>
+        <w:numPr>
+          <w:ilvl w:val="0"/>
+          <w:numId w:val="0"/>
+        </w:numPr>
+        <w:pStyle w:val="tablecaption"/>
+      </w:pPr>
+      <w:r>
+        <w:t>Tabla 20. Sensibilidad de la correlación capacidad-beneficio a la retirada de cada modelo (N=12 restantes por fila)</w:t>
+      </w:r>
+    </w:p>
+    <w:tbl>
+      <w:tblPr>
+        <w:tblStyle w:val="Table"/>
+        <w:tblW w:type="dxa" w:w="8838"/>
+        <w:tblLayout w:type="fixed"/>
+        <w:tblLook w:firstRow="1" w:lastRow="0" w:firstColumn="0" w:lastColumn="0" w:noHBand="0" w:noVBand="0" w:val="0020"/>
+      </w:tblPr>
+      <w:tblGrid>
+        <w:gridCol w:w="2600"/>
+        <w:gridCol w:w="2079"/>
+        <w:gridCol w:w="2079"/>
+        <w:gridCol w:w="2080"/>
+      </w:tblGrid>
+      <w:tr>
+        <w:trPr>
+          <w:tblHeader w:val="on"/>
+        </w:trPr>
+        <w:tc>
+          <w:tcPr>
+            <w:tcW w:type="dxa" w:w="2600"/>
+          </w:tcPr>
+          <w:p>
+            <w:pPr>
+              <w:pStyle w:val="Compact"/>
+              <w:jc w:val="left"/>
+            </w:pPr>
+            <w:r>
+              <w:rPr>
+                <w:b/>
+              </w:rPr>
+              <w:t>Modelo retirado</w:t>
+            </w:r>
+          </w:p>
+        </w:tc>
+        <w:tc>
+          <w:tcPr>
+            <w:tcW w:type="dxa" w:w="2079"/>
+          </w:tcPr>
+          <w:p>
+            <w:pPr>
+              <w:pStyle w:val="Compact"/>
+              <w:jc w:val="center"/>
+            </w:pPr>
+            <w:r>
+              <w:rPr>
+                <w:b/>
+              </w:rPr>
+              <w:t>Pearson r</w:t>
+            </w:r>
+          </w:p>
+        </w:tc>
+        <w:tc>
+          <w:tcPr>
+            <w:tcW w:type="dxa" w:w="2079"/>
+          </w:tcPr>
+          <w:p>
+            <w:pPr>
+              <w:pStyle w:val="Compact"/>
+              <w:jc w:val="center"/>
+            </w:pPr>
+            <w:r>
+              <w:rPr>
+                <w:b/>
+              </w:rPr>
+              <w:t>Pearson p</w:t>
+            </w:r>
+          </w:p>
+        </w:tc>
+        <w:tc>
+          <w:tcPr>
+            <w:tcW w:type="dxa" w:w="2080"/>
+          </w:tcPr>
+          <w:p>
+            <w:pPr>
+              <w:pStyle w:val="Compact"/>
+              <w:jc w:val="center"/>
+            </w:pPr>
+            <w:r>
+              <w:rPr>
+                <w:b/>
+              </w:rPr>
+              <w:t>Spearman ρ</w:t>
+            </w:r>
+          </w:p>
+        </w:tc>
+      </w:tr>
+      <w:tr>
+        <w:tc>
+          <w:tcPr>
+            <w:tcW w:type="dxa" w:w="2600"/>
+          </w:tcPr>
+          <w:p>
+            <w:pPr>
+              <w:pStyle w:val="Compact"/>
+              <w:jc w:val="left"/>
+            </w:pPr>
+            <w:r>
+              <w:rPr>
+                <w:b w:val="0"/>
+              </w:rPr>
+              <w:t>deepseek-r1:1.5b</w:t>
+            </w:r>
+          </w:p>
+        </w:tc>
+        <w:tc>
+          <w:tcPr>
+            <w:tcW w:type="dxa" w:w="2079"/>
+          </w:tcPr>
+          <w:p>
+            <w:pPr>
+              <w:pStyle w:val="Compact"/>
+              <w:jc w:val="center"/>
+            </w:pPr>
+            <w:r>
+              <w:rPr>
+                <w:b w:val="0"/>
+              </w:rPr>
+              <w:t>−0,6151</w:t>
+            </w:r>
+          </w:p>
+        </w:tc>
+        <w:tc>
+          <w:tcPr>
+            <w:tcW w:type="dxa" w:w="2079"/>
+          </w:tcPr>
+          <w:p>
+            <w:pPr>
+              <w:pStyle w:val="Compact"/>
+              <w:jc w:val="center"/>
+            </w:pPr>
+            <w:r>
+              <w:rPr>
+                <w:b w:val="0"/>
+              </w:rPr>
+              <w:t>0,0333</w:t>
+            </w:r>
+          </w:p>
+        </w:tc>
+        <w:tc>
+          <w:tcPr>
+            <w:tcW w:type="dxa" w:w="2080"/>
+          </w:tcPr>
+          <w:p>
+            <w:pPr>
+              <w:pStyle w:val="Compact"/>
+              <w:jc w:val="center"/>
+            </w:pPr>
+            <w:r>
+              <w:rPr>
+                <w:b w:val="0"/>
+              </w:rPr>
+              <w:t>−0,0070</w:t>
+            </w:r>
+          </w:p>
+        </w:tc>
+      </w:tr>
+      <w:tr>
+        <w:tc>
+          <w:tcPr>
+            <w:tcW w:type="dxa" w:w="2600"/>
+          </w:tcPr>
+          <w:p>
+            <w:pPr>
+              <w:pStyle w:val="Compact"/>
+              <w:jc w:val="left"/>
+            </w:pPr>
+            <w:r>
+              <w:rPr>
+                <w:b w:val="0"/>
+              </w:rPr>
+              <w:t>gemma4:12b-mlx</w:t>
+            </w:r>
+          </w:p>
+        </w:tc>
+        <w:tc>
+          <w:tcPr>
+            <w:tcW w:type="dxa" w:w="2079"/>
+          </w:tcPr>
+          <w:p>
+            <w:pPr>
+              <w:pStyle w:val="Compact"/>
+              <w:jc w:val="center"/>
+            </w:pPr>
+            <w:r>
+              <w:rPr>
+                <w:b w:val="0"/>
+              </w:rPr>
+              <w:t>−0,4964</w:t>
+            </w:r>
+          </w:p>
+        </w:tc>
+        <w:tc>
+          <w:tcPr>
+            <w:tcW w:type="dxa" w:w="2079"/>
+          </w:tcPr>
+          <w:p>
+            <w:pPr>
+              <w:pStyle w:val="Compact"/>
+              <w:jc w:val="center"/>
+            </w:pPr>
+            <w:r>
+              <w:rPr>
+                <w:b w:val="0"/>
+              </w:rPr>
+              <w:t>0,1006</w:t>
+            </w:r>
+          </w:p>
+        </w:tc>
+        <w:tc>
+          <w:tcPr>
+            <w:tcW w:type="dxa" w:w="2080"/>
+          </w:tcPr>
+          <w:p>
+            <w:pPr>
+              <w:pStyle w:val="Compact"/>
+              <w:jc w:val="center"/>
+            </w:pPr>
+            <w:r>
+              <w:rPr>
+                <w:b w:val="0"/>
+              </w:rPr>
+              <w:t>−0,1259</w:t>
+            </w:r>
+          </w:p>
+        </w:tc>
+      </w:tr>
+      <w:tr>
+        <w:tc>
+          <w:tcPr>
+            <w:tcW w:type="dxa" w:w="2600"/>
+          </w:tcPr>
+          <w:p>
+            <w:pPr>
+              <w:pStyle w:val="Compact"/>
+              <w:jc w:val="left"/>
+            </w:pPr>
+            <w:r>
+              <w:rPr>
+                <w:b w:val="0"/>
+              </w:rPr>
+              <w:t>gemma4:31b-cloud</w:t>
+            </w:r>
+          </w:p>
+        </w:tc>
+        <w:tc>
+          <w:tcPr>
+            <w:tcW w:type="dxa" w:w="2079"/>
+          </w:tcPr>
+          <w:p>
+            <w:pPr>
+              <w:pStyle w:val="Compact"/>
+              <w:jc w:val="center"/>
+            </w:pPr>
+            <w:r>
+              <w:rPr>
+                <w:b w:val="0"/>
+              </w:rPr>
+              <w:t>−0,4746</w:t>
+            </w:r>
+          </w:p>
+        </w:tc>
+        <w:tc>
+          <w:tcPr>
+            <w:tcW w:type="dxa" w:w="2079"/>
+          </w:tcPr>
+          <w:p>
+            <w:pPr>
+              <w:pStyle w:val="Compact"/>
+              <w:jc w:val="center"/>
+            </w:pPr>
+            <w:r>
+              <w:rPr>
+                <w:b w:val="0"/>
+              </w:rPr>
+              <w:t>0,1190</w:t>
+            </w:r>
+          </w:p>
+        </w:tc>
+        <w:tc>
+          <w:tcPr>
+            <w:tcW w:type="dxa" w:w="2080"/>
+          </w:tcPr>
+          <w:p>
+            <w:pPr>
+              <w:pStyle w:val="Compact"/>
+              <w:jc w:val="center"/>
+            </w:pPr>
+            <w:r>
+              <w:rPr>
+                <w:b w:val="0"/>
+              </w:rPr>
+              <w:t>−0,0559</w:t>
+            </w:r>
+          </w:p>
+        </w:tc>
+      </w:tr>
+      <w:tr>
+        <w:tc>
+          <w:tcPr>
+            <w:tcW w:type="dxa" w:w="2600"/>
+          </w:tcPr>
+          <w:p>
+            <w:pPr>
+              <w:pStyle w:val="Compact"/>
+              <w:jc w:val="left"/>
+            </w:pPr>
+            <w:r>
+              <w:rPr>
+                <w:b w:val="0"/>
+              </w:rPr>
+              <w:t>gemma4:31b-mlx</w:t>
+            </w:r>
+          </w:p>
+        </w:tc>
+        <w:tc>
+          <w:tcPr>
+            <w:tcW w:type="dxa" w:w="2079"/>
+          </w:tcPr>
+          <w:p>
+            <w:pPr>
+              <w:pStyle w:val="Compact"/>
+              <w:jc w:val="center"/>
+            </w:pPr>
+            <w:r>
+              <w:rPr>
+                <w:b w:val="0"/>
+              </w:rPr>
+              <w:t>−0,4773</w:t>
+            </w:r>
+          </w:p>
+        </w:tc>
+        <w:tc>
+          <w:tcPr>
+            <w:tcW w:type="dxa" w:w="2079"/>
+          </w:tcPr>
+          <w:p>
+            <w:pPr>
+              <w:pStyle w:val="Compact"/>
+              <w:jc w:val="center"/>
+            </w:pPr>
+            <w:r>
+              <w:rPr>
+                <w:b w:val="0"/>
+              </w:rPr>
+              <w:t>0,1166</w:t>
+            </w:r>
+          </w:p>
+        </w:tc>
+        <w:tc>
+          <w:tcPr>
+            <w:tcW w:type="dxa" w:w="2080"/>
+          </w:tcPr>
+          <w:p>
+            <w:pPr>
+              <w:pStyle w:val="Compact"/>
+              <w:jc w:val="center"/>
+            </w:pPr>
+            <w:r>
+              <w:rPr>
+                <w:b w:val="0"/>
+              </w:rPr>
+              <w:t>−0,0559</w:t>
+            </w:r>
+          </w:p>
+        </w:tc>
+      </w:tr>
+      <w:tr>
+        <w:tc>
+          <w:tcPr>
+            <w:tcW w:type="dxa" w:w="2600"/>
+          </w:tcPr>
+          <w:p>
+            <w:pPr>
+              <w:pStyle w:val="Compact"/>
+              <w:jc w:val="left"/>
+            </w:pPr>
+            <w:r>
+              <w:rPr>
+                <w:b w:val="0"/>
+              </w:rPr>
+              <w:t>gemma4:latest</w:t>
+            </w:r>
+          </w:p>
+        </w:tc>
+        <w:tc>
+          <w:tcPr>
+            <w:tcW w:type="dxa" w:w="2079"/>
+          </w:tcPr>
+          <w:p>
+            <w:pPr>
+              <w:pStyle w:val="Compact"/>
+              <w:jc w:val="center"/>
+            </w:pPr>
+            <w:r>
+              <w:rPr>
+                <w:b w:val="0"/>
+              </w:rPr>
+              <w:t>−0,4955</w:t>
+            </w:r>
+          </w:p>
+        </w:tc>
+        <w:tc>
+          <w:tcPr>
+            <w:tcW w:type="dxa" w:w="2079"/>
+          </w:tcPr>
+          <w:p>
+            <w:pPr>
+              <w:pStyle w:val="Compact"/>
+              <w:jc w:val="center"/>
+            </w:pPr>
+            <w:r>
+              <w:rPr>
+                <w:b w:val="0"/>
+              </w:rPr>
+              <w:t>0,1014</w:t>
+            </w:r>
+          </w:p>
+        </w:tc>
+        <w:tc>
+          <w:tcPr>
+            <w:tcW w:type="dxa" w:w="2080"/>
+          </w:tcPr>
+          <w:p>
+            <w:pPr>
+              <w:pStyle w:val="Compact"/>
+              <w:jc w:val="center"/>
+            </w:pPr>
+            <w:r>
+              <w:rPr>
+                <w:b w:val="0"/>
+              </w:rPr>
+              <w:t>−0,1259</w:t>
+            </w:r>
+          </w:p>
+        </w:tc>
+      </w:tr>
+      <w:tr>
+        <w:tc>
+          <w:tcPr>
+            <w:tcW w:type="dxa" w:w="2600"/>
+          </w:tcPr>
+          <w:p>
+            <w:pPr>
+              <w:pStyle w:val="Compact"/>
+              <w:jc w:val="left"/>
+            </w:pPr>
+            <w:r>
+              <w:rPr>
+                <w:b w:val="0"/>
+              </w:rPr>
+              <w:t>gemma:latest</w:t>
+            </w:r>
+          </w:p>
+        </w:tc>
+        <w:tc>
+          <w:tcPr>
+            <w:tcW w:type="dxa" w:w="2079"/>
+          </w:tcPr>
+          <w:p>
+            <w:pPr>
+              <w:pStyle w:val="Compact"/>
+              <w:jc w:val="center"/>
+            </w:pPr>
+            <w:r>
+              <w:rPr>
+                <w:b w:val="0"/>
+              </w:rPr>
+              <w:t>−0,5047</w:t>
+            </w:r>
+          </w:p>
+        </w:tc>
+        <w:tc>
+          <w:tcPr>
+            <w:tcW w:type="dxa" w:w="2079"/>
+          </w:tcPr>
+          <w:p>
+            <w:pPr>
+              <w:pStyle w:val="Compact"/>
+              <w:jc w:val="center"/>
+            </w:pPr>
+            <w:r>
+              <w:rPr>
+                <w:b w:val="0"/>
+              </w:rPr>
+              <w:t>0,0942</w:t>
+            </w:r>
+          </w:p>
+        </w:tc>
+        <w:tc>
+          <w:tcPr>
+            <w:tcW w:type="dxa" w:w="2080"/>
+          </w:tcPr>
+          <w:p>
+            <w:pPr>
+              <w:pStyle w:val="Compact"/>
+              <w:jc w:val="center"/>
+            </w:pPr>
+            <w:r>
+              <w:rPr>
+                <w:b w:val="0"/>
+              </w:rPr>
+              <w:t>−0,2238</w:t>
+            </w:r>
+          </w:p>
+        </w:tc>
+      </w:tr>
+      <w:tr>
+        <w:tc>
+          <w:tcPr>
+            <w:tcW w:type="dxa" w:w="2600"/>
+          </w:tcPr>
+          <w:p>
+            <w:pPr>
+              <w:pStyle w:val="Compact"/>
+              <w:jc w:val="left"/>
+            </w:pPr>
+            <w:r>
+              <w:rPr>
+                <w:b w:val="0"/>
+              </w:rPr>
+              <w:t>gpt-oss:20b</w:t>
+            </w:r>
+          </w:p>
+        </w:tc>
+        <w:tc>
+          <w:tcPr>
+            <w:tcW w:type="dxa" w:w="2079"/>
+          </w:tcPr>
+          <w:p>
+            <w:pPr>
+              <w:pStyle w:val="Compact"/>
+              <w:jc w:val="center"/>
+            </w:pPr>
+            <w:r>
+              <w:rPr>
+                <w:b w:val="0"/>
+              </w:rPr>
+              <w:t>−0,4832</w:t>
+            </w:r>
+          </w:p>
+        </w:tc>
+        <w:tc>
+          <w:tcPr>
+            <w:tcW w:type="dxa" w:w="2079"/>
+          </w:tcPr>
+          <w:p>
+            <w:pPr>
+              <w:pStyle w:val="Compact"/>
+              <w:jc w:val="center"/>
+            </w:pPr>
+            <w:r>
+              <w:rPr>
+                <w:b w:val="0"/>
+              </w:rPr>
+              <w:t>0,1115</w:t>
+            </w:r>
+          </w:p>
+        </w:tc>
+        <w:tc>
+          <w:tcPr>
+            <w:tcW w:type="dxa" w:w="2080"/>
+          </w:tcPr>
+          <w:p>
+            <w:pPr>
+              <w:pStyle w:val="Compact"/>
+              <w:jc w:val="center"/>
+            </w:pPr>
+            <w:r>
+              <w:rPr>
+                <w:b w:val="0"/>
+              </w:rPr>
+              <w:t>−0,0699</w:t>
+            </w:r>
+          </w:p>
+        </w:tc>
+      </w:tr>
+      <w:tr>
+        <w:tc>
+          <w:tcPr>
+            <w:tcW w:type="dxa" w:w="2600"/>
+          </w:tcPr>
+          <w:p>
+            <w:pPr>
+              <w:pStyle w:val="Compact"/>
+              <w:jc w:val="left"/>
+            </w:pPr>
+            <w:r>
+              <w:rPr>
+                <w:b w:val="0"/>
+              </w:rPr>
+              <w:t>llama3.1:8b</w:t>
+            </w:r>
+          </w:p>
+        </w:tc>
+        <w:tc>
+          <w:tcPr>
+            <w:tcW w:type="dxa" w:w="2079"/>
+          </w:tcPr>
+          <w:p>
+            <w:pPr>
+              <w:pStyle w:val="Compact"/>
+              <w:jc w:val="center"/>
+            </w:pPr>
+            <w:r>
+              <w:rPr>
+                <w:b w:val="0"/>
+              </w:rPr>
+              <w:t>−0,4840</w:t>
+            </w:r>
+          </w:p>
+        </w:tc>
+        <w:tc>
+          <w:tcPr>
+            <w:tcW w:type="dxa" w:w="2079"/>
+          </w:tcPr>
+          <w:p>
+            <w:pPr>
+              <w:pStyle w:val="Compact"/>
+              <w:jc w:val="center"/>
+            </w:pPr>
+            <w:r>
+              <w:rPr>
+                <w:b w:val="0"/>
+              </w:rPr>
+              <w:t>0,1108</w:t>
+            </w:r>
+          </w:p>
+        </w:tc>
+        <w:tc>
+          <w:tcPr>
+            <w:tcW w:type="dxa" w:w="2080"/>
+          </w:tcPr>
+          <w:p>
+            <w:pPr>
+              <w:pStyle w:val="Compact"/>
+              <w:jc w:val="center"/>
+            </w:pPr>
+            <w:r>
+              <w:rPr>
+                <w:b w:val="0"/>
+              </w:rPr>
+              <w:t>−0,0839</w:t>
+            </w:r>
+          </w:p>
+        </w:tc>
+      </w:tr>
+      <w:tr>
+        <w:tc>
+          <w:tcPr>
+            <w:tcW w:type="dxa" w:w="2600"/>
+          </w:tcPr>
+          <w:p>
+            <w:pPr>
+              <w:pStyle w:val="Compact"/>
+              <w:jc w:val="left"/>
+            </w:pPr>
+            <w:r>
+              <w:rPr>
+                <w:b w:val="0"/>
+              </w:rPr>
+              <w:t>llama3.2:latest</w:t>
+            </w:r>
+          </w:p>
+        </w:tc>
+        <w:tc>
+          <w:tcPr>
+            <w:tcW w:type="dxa" w:w="2079"/>
+          </w:tcPr>
+          <w:p>
+            <w:pPr>
+              <w:pStyle w:val="Compact"/>
+              <w:jc w:val="center"/>
+            </w:pPr>
+            <w:r>
+              <w:rPr>
+                <w:b w:val="0"/>
+              </w:rPr>
+              <w:t>−0,5063</w:t>
+            </w:r>
+          </w:p>
+        </w:tc>
+        <w:tc>
+          <w:tcPr>
+            <w:tcW w:type="dxa" w:w="2079"/>
+          </w:tcPr>
+          <w:p>
+            <w:pPr>
+              <w:pStyle w:val="Compact"/>
+              <w:jc w:val="center"/>
+            </w:pPr>
+            <w:r>
+              <w:rPr>
+                <w:b w:val="0"/>
+              </w:rPr>
+              <w:t>0,0930</w:t>
+            </w:r>
+          </w:p>
+        </w:tc>
+        <w:tc>
+          <w:tcPr>
+            <w:tcW w:type="dxa" w:w="2080"/>
+          </w:tcPr>
+          <w:p>
+            <w:pPr>
+              <w:pStyle w:val="Compact"/>
+              <w:jc w:val="center"/>
+            </w:pPr>
+            <w:r>
+              <w:rPr>
+                <w:b w:val="0"/>
+              </w:rPr>
+              <w:t>−0,0070</w:t>
+            </w:r>
+          </w:p>
+        </w:tc>
+      </w:tr>
+      <w:tr>
+        <w:tc>
+          <w:tcPr>
+            <w:tcW w:type="dxa" w:w="2600"/>
+          </w:tcPr>
+          <w:p>
+            <w:pPr>
+              <w:pStyle w:val="Compact"/>
+              <w:jc w:val="left"/>
+            </w:pPr>
+            <w:r>
+              <w:rPr>
+                <w:b w:val="0"/>
+              </w:rPr>
+              <w:t>mistral-nemo:latest</w:t>
+            </w:r>
+          </w:p>
+        </w:tc>
+        <w:tc>
+          <w:tcPr>
+            <w:tcW w:type="dxa" w:w="2079"/>
+          </w:tcPr>
+          <w:p>
+            <w:pPr>
+              <w:pStyle w:val="Compact"/>
+              <w:jc w:val="center"/>
+            </w:pPr>
+            <w:r>
+              <w:rPr>
+                <w:b w:val="0"/>
+              </w:rPr>
+              <w:t>−0,5971</w:t>
+            </w:r>
+          </w:p>
+        </w:tc>
+        <w:tc>
+          <w:tcPr>
+            <w:tcW w:type="dxa" w:w="2079"/>
+          </w:tcPr>
+          <w:p>
+            <w:pPr>
+              <w:pStyle w:val="Compact"/>
+              <w:jc w:val="center"/>
+            </w:pPr>
+            <w:r>
+              <w:rPr>
+                <w:b w:val="0"/>
+              </w:rPr>
+              <w:t>0,0404</w:t>
+            </w:r>
+          </w:p>
+        </w:tc>
+        <w:tc>
+          <w:tcPr>
+            <w:tcW w:type="dxa" w:w="2080"/>
+          </w:tcPr>
+          <w:p>
+            <w:pPr>
+              <w:pStyle w:val="Compact"/>
+              <w:jc w:val="center"/>
+            </w:pPr>
+            <w:r>
+              <w:rPr>
+                <w:b w:val="0"/>
+              </w:rPr>
+              <w:t>−0,2378</w:t>
+            </w:r>
+          </w:p>
+        </w:tc>
+      </w:tr>
+      <w:tr>
+        <w:tc>
+          <w:tcPr>
+            <w:tcW w:type="dxa" w:w="2600"/>
+          </w:tcPr>
+          <w:p>
+            <w:pPr>
+              <w:pStyle w:val="Compact"/>
+              <w:jc w:val="left"/>
+            </w:pPr>
+            <w:r>
+              <w:rPr>
+                <w:b/>
+              </w:rPr>
+              <w:t>nemotron-mini:4b</w:t>
+            </w:r>
+          </w:p>
+        </w:tc>
+        <w:tc>
+          <w:tcPr>
+            <w:tcW w:type="dxa" w:w="2079"/>
+          </w:tcPr>
+          <w:p>
+            <w:pPr>
+              <w:pStyle w:val="Compact"/>
+              <w:jc w:val="center"/>
+            </w:pPr>
+            <w:r>
+              <w:rPr>
+                <w:b/>
+              </w:rPr>
+              <w:t>+0,0120</w:t>
+            </w:r>
+          </w:p>
+        </w:tc>
+        <w:tc>
+          <w:tcPr>
+            <w:tcW w:type="dxa" w:w="2079"/>
+          </w:tcPr>
+          <w:p>
+            <w:pPr>
+              <w:pStyle w:val="Compact"/>
+              <w:jc w:val="center"/>
+            </w:pPr>
+            <w:r>
+              <w:rPr>
+                <w:b/>
+              </w:rPr>
+              <w:t>0,9706</w:t>
+            </w:r>
+          </w:p>
+        </w:tc>
+        <w:tc>
+          <w:tcPr>
+            <w:tcW w:type="dxa" w:w="2080"/>
+          </w:tcPr>
+          <w:p>
+            <w:pPr>
+              <w:pStyle w:val="Compact"/>
+              <w:jc w:val="center"/>
+            </w:pPr>
+            <w:r>
+              <w:rPr>
+                <w:b/>
+              </w:rPr>
+              <w:t>+0,1608</w:t>
+            </w:r>
+          </w:p>
+        </w:tc>
+      </w:tr>
+      <w:tr>
+        <w:tc>
+          <w:tcPr>
+            <w:tcW w:type="dxa" w:w="2600"/>
+          </w:tcPr>
+          <w:p>
+            <w:pPr>
+              <w:pStyle w:val="Compact"/>
+              <w:jc w:val="left"/>
+            </w:pPr>
+            <w:r>
+              <w:rPr>
+                <w:b w:val="0"/>
+              </w:rPr>
+              <w:t>qwen2.5:14b</w:t>
+            </w:r>
+          </w:p>
+        </w:tc>
+        <w:tc>
+          <w:tcPr>
+            <w:tcW w:type="dxa" w:w="2079"/>
+          </w:tcPr>
+          <w:p>
+            <w:pPr>
+              <w:pStyle w:val="Compact"/>
+              <w:jc w:val="center"/>
+            </w:pPr>
+            <w:r>
+              <w:rPr>
+                <w:b w:val="0"/>
+              </w:rPr>
+              <w:t>−0,4767</w:t>
+            </w:r>
+          </w:p>
+        </w:tc>
+        <w:tc>
+          <w:tcPr>
+            <w:tcW w:type="dxa" w:w="2079"/>
+          </w:tcPr>
+          <w:p>
+            <w:pPr>
+              <w:pStyle w:val="Compact"/>
+              <w:jc w:val="center"/>
+            </w:pPr>
+            <w:r>
+              <w:rPr>
+                <w:b w:val="0"/>
+              </w:rPr>
+              <w:t>0,1171</w:t>
+            </w:r>
+          </w:p>
+        </w:tc>
+        <w:tc>
+          <w:tcPr>
+            <w:tcW w:type="dxa" w:w="2080"/>
+          </w:tcPr>
+          <w:p>
+            <w:pPr>
+              <w:pStyle w:val="Compact"/>
+              <w:jc w:val="center"/>
+            </w:pPr>
+            <w:r>
+              <w:rPr>
+                <w:b w:val="0"/>
+              </w:rPr>
+              <w:t>−0,1469</w:t>
+            </w:r>
+          </w:p>
+        </w:tc>
+      </w:tr>
+      <w:tr>
+        <w:tc>
+          <w:tcPr>
+            <w:tcW w:type="dxa" w:w="2600"/>
+          </w:tcPr>
+          <w:p>
+            <w:pPr>
+              <w:pStyle w:val="Compact"/>
+              <w:jc w:val="left"/>
+            </w:pPr>
+            <w:r>
+              <w:rPr>
+                <w:b w:val="0"/>
+              </w:rPr>
+              <w:t>qwen3:8b</w:t>
+            </w:r>
+          </w:p>
+        </w:tc>
+        <w:tc>
+          <w:tcPr>
+            <w:tcW w:type="dxa" w:w="2079"/>
+          </w:tcPr>
+          <w:p>
+            <w:pPr>
+              <w:pStyle w:val="Compact"/>
+              <w:jc w:val="center"/>
+            </w:pPr>
+            <w:r>
+              <w:rPr>
+                <w:b w:val="0"/>
+              </w:rPr>
+              <w:t>−0,4771</w:t>
+            </w:r>
+          </w:p>
+        </w:tc>
+        <w:tc>
+          <w:tcPr>
+            <w:tcW w:type="dxa" w:w="2079"/>
+          </w:tcPr>
+          <w:p>
+            <w:pPr>
+              <w:pStyle w:val="Compact"/>
+              <w:jc w:val="center"/>
+            </w:pPr>
+            <w:r>
+              <w:rPr>
+                <w:b w:val="0"/>
+              </w:rPr>
+              <w:t>0,1168</w:t>
+            </w:r>
+          </w:p>
+        </w:tc>
+        <w:tc>
+          <w:tcPr>
+            <w:tcW w:type="dxa" w:w="2080"/>
+          </w:tcPr>
+          <w:p>
+            <w:pPr>
+              <w:pStyle w:val="Compact"/>
+              <w:jc w:val="center"/>
+            </w:pPr>
+            <w:r>
+              <w:rPr>
+                <w:b w:val="0"/>
+              </w:rPr>
+              <w:t>−0,1678</w:t>
+            </w:r>
+          </w:p>
+        </w:tc>
+      </w:tr>
+    </w:tbl>
+    <w:p>
+      <w:pPr>
+        <w:numPr>
+          <w:ilvl w:val="0"/>
+          <w:numId w:val="0"/>
+        </w:numPr>
+        <w:pStyle w:val="p1a"/>
+      </w:pPr>
+      <w:r>
+        <w:t xml:space="preserve">El detalle íntegro, con más decimales, está en el propio artefacto JSON citado al inicio de este anexo.</w:t>
+      </w:r>
+    </w:p>
+    <w:p>
+      <w:pPr>
+        <w:numPr>
+          <w:ilvl w:val="0"/>
+          <w:numId w:val="0"/>
+        </w:numPr>
+        <w:pStyle w:val="heading2"/>
+      </w:pPr>
+      <w:r>
+        <w:t>Anexo K — Intervalo de confianza de la Tabla 7 por réplica de semilla (N=120, cinco semillas)</w:t>
+      </w:r>
+    </w:p>
+    <w:p>
+      <w:pPr>
+        <w:numPr>
+          <w:ilvl w:val="0"/>
+          <w:numId w:val="0"/>
+        </w:numPr>
+        <w:pStyle w:val="p1a"/>
+      </w:pPr>
+      <w:r>
+        <w:t xml:space="preserve">La Tabla 7 (§5.3.1) reporta un único punto por modelo, tomado de una corrida (recorrida_20260908, consolidada en results/ANALISIS_CONJUNTO_20260909_FIX/). Para acotar cuánto varía ese punto por el azar de la generación, se replicó el mismo protocolo sobre cinco semillas declaradas (42, 123, 456, 789, 1024) en once de los trece modelos de la Tabla 7, con 2 640 evaluaciones por semilla (13 200 en total, 0 fallidas), en repos/ner-llm-entity-benchmark/results/barras_error_n120_REMOTO/. Quedan fuera de esta réplica qwen2.5:14b y gemma:latest, que no formaron parte de la corrida de barra de error.</w:t>
+      </w:r>
+    </w:p>
+    <w:p>
+      <w:pPr>
+        <w:numPr>
+          <w:ilvl w:val="0"/>
+          <w:numId w:val="0"/>
+        </w:numPr>
+        <w:pStyle w:val="p1a"/>
+      </w:pPr>
+      <w:r>
+        <w:t xml:space="preserve">El cálculo, en results/R2_CONSOLIDADO_5SEMILLAS_20260916/calcular_intervalos_confianza.py, promedia el F1 por artículo dentro de cada semilla sobre los mismos 113 artículos que usa la Tabla 7 (se excluyen los siete con codificación contaminada, Anexo H), y calcula el intervalo de confianza al 95 % con distribución t de Student sobre las cinco medias resultantes. Antes de aplicarlo a los once modelos se verificó que reproduce exactamente el punto ya publicado: la media de la semilla 42 para gemma4:31b-mlx da 81,47 %, idéntica a la cifra de la Tabla 7.</w:t>
+      </w:r>
+    </w:p>
+    <w:p>
+      <w:pPr>
+        <w:numPr>
+          <w:ilvl w:val="0"/>
+          <w:numId w:val="0"/>
+        </w:numPr>
+        <w:pStyle w:val="p1a"/>
+      </w:pPr>
+      <w:r>
+        <w:t xml:space="preserve">El cálculo parte del CSV de resultados por artículo, no del resumen agregado que trae cada corrida: el de gemma4:31b-cloud no se pudo usar directamente porque no reflejaba sus propios datos crudos en ninguna de las cinco semillas, un desajuste que no afecta al resto de los modelos ni a la fuente primaria por artículo.</w:t>
+      </w:r>
+    </w:p>
+    <w:p>
+      <w:pPr>
+        <w:numPr>
+          <w:ilvl w:val="0"/>
+          <w:numId w:val="0"/>
+        </w:numPr>
+        <w:pStyle w:val="p1a"/>
+      </w:pPr>
+      <w:r>
+        <w:t xml:space="preserve">La Tabla 21 recoge, para cada uno de los once modelos, la media y el intervalo de confianza al 95 % del F1 sobre las cinco semillas, en modo baseline y KB RAG.</w:t>
+      </w:r>
+    </w:p>
+    <w:p>
+      <w:pPr>
+        <w:numPr>
+          <w:ilvl w:val="0"/>
+          <w:numId w:val="0"/>
+        </w:numPr>
+        <w:pStyle w:val="tablecaption"/>
+      </w:pPr>
+      <w:r>
+        <w:t>Tabla 21. Media e intervalo de confianza al 95 % del F1 sobre cinco semillas (N=120, once modelos)</w:t>
+      </w:r>
+    </w:p>
+    <w:tbl>
+      <w:tblPr>
+        <w:tblStyle w:val="Table"/>
+        <w:tblW w:type="dxa" w:w="8838"/>
+        <w:tblLayout w:type="fixed"/>
+        <w:tblLook w:firstRow="1" w:lastRow="0" w:firstColumn="0" w:lastColumn="0" w:noHBand="0" w:noVBand="0" w:val="0020"/>
+      </w:tblPr>
+      <w:tblGrid>
+        <w:gridCol w:w="2200"/>
+        <w:gridCol w:w="3319"/>
+        <w:gridCol w:w="3319"/>
+      </w:tblGrid>
+      <w:tr>
+        <w:trPr>
+          <w:tblHeader w:val="on"/>
+        </w:trPr>
+        <w:tc>
+          <w:tcPr>
+            <w:tcW w:type="dxa" w:w="2200"/>
+          </w:tcPr>
+          <w:p>
+            <w:pPr>
+              <w:pStyle w:val="Compact"/>
+              <w:jc w:val="left"/>
+            </w:pPr>
+            <w:r>
+              <w:rPr>
+                <w:b/>
+              </w:rPr>
+              <w:t>Modelo</w:t>
+            </w:r>
+          </w:p>
+        </w:tc>
+        <w:tc>
+          <w:tcPr>
+            <w:tcW w:type="dxa" w:w="3319"/>
+          </w:tcPr>
+          <w:p>
+            <w:pPr>
+              <w:pStyle w:val="Compact"/>
+              <w:jc w:val="center"/>
+            </w:pPr>
+            <w:r>
+              <w:rPr>
+                <w:b/>
+              </w:rPr>
+              <w:t>F1 baseline (media, IC95%)</w:t>
+            </w:r>
+          </w:p>
+        </w:tc>
+        <w:tc>
+          <w:tcPr>
+            <w:tcW w:type="dxa" w:w="3319"/>
+          </w:tcPr>
+          <w:p>
+            <w:pPr>
+              <w:pStyle w:val="Compact"/>
+              <w:jc w:val="center"/>
+            </w:pPr>
+            <w:r>
+              <w:rPr>
+                <w:b/>
+              </w:rPr>
+              <w:t>F1 KB RAG (media, IC95%)</w:t>
+            </w:r>
+          </w:p>
+        </w:tc>
+      </w:tr>
+      <w:tr>
+        <w:tc>
+          <w:tcPr>
+            <w:tcW w:type="dxa" w:w="2200"/>
+          </w:tcPr>
+          <w:p>
+            <w:pPr>
+              <w:pStyle w:val="Compact"/>
+              <w:jc w:val="left"/>
+            </w:pPr>
+            <w:r>
+              <w:rPr>
+                <w:b w:val="0"/>
+              </w:rPr>
+              <w:t>gemma4:31b-cloud</w:t>
+            </w:r>
+          </w:p>
+        </w:tc>
+        <w:tc>
+          <w:tcPr>
+            <w:tcW w:type="dxa" w:w="3319"/>
+          </w:tcPr>
+          <w:p>
+            <w:pPr>
+              <w:pStyle w:val="Compact"/>
+              <w:jc w:val="center"/>
+            </w:pPr>
+            <w:r>
+              <w:rPr>
+                <w:b w:val="0"/>
+              </w:rPr>
+              <w:t>81,87 % [81,58, 82,16]</w:t>
+            </w:r>
+          </w:p>
+        </w:tc>
+        <w:tc>
+          <w:tcPr>
+            <w:tcW w:type="dxa" w:w="3319"/>
+          </w:tcPr>
+          <w:p>
+            <w:pPr>
+              <w:pStyle w:val="Compact"/>
+              <w:jc w:val="center"/>
+            </w:pPr>
+            <w:r>
+              <w:rPr>
+                <w:b w:val="0"/>
+              </w:rPr>
+              <w:t>82,97 % [82,79, 83,16]</w:t>
+            </w:r>
+          </w:p>
+        </w:tc>
+      </w:tr>
+      <w:tr>
+        <w:tc>
+          <w:tcPr>
+            <w:tcW w:type="dxa" w:w="2200"/>
+          </w:tcPr>
+          <w:p>
+            <w:pPr>
+              <w:pStyle w:val="Compact"/>
+              <w:jc w:val="left"/>
+            </w:pPr>
+            <w:r>
+              <w:rPr>
+                <w:b w:val="0"/>
+              </w:rPr>
+              <w:t>gemma4:31b-mlx</w:t>
+            </w:r>
+          </w:p>
+        </w:tc>
+        <w:tc>
+          <w:tcPr>
+            <w:tcW w:type="dxa" w:w="3319"/>
+          </w:tcPr>
+          <w:p>
+            <w:pPr>
+              <w:pStyle w:val="Compact"/>
+              <w:jc w:val="center"/>
+            </w:pPr>
+            <w:r>
+              <w:rPr>
+                <w:b w:val="0"/>
+              </w:rPr>
+              <w:t>81,56 % [81,45, 81,67]</w:t>
+            </w:r>
+          </w:p>
+        </w:tc>
+        <w:tc>
+          <w:tcPr>
+            <w:tcW w:type="dxa" w:w="3319"/>
+          </w:tcPr>
+          <w:p>
+            <w:pPr>
+              <w:pStyle w:val="Compact"/>
+              <w:jc w:val="center"/>
+            </w:pPr>
+            <w:r>
+              <w:rPr>
+                <w:b w:val="0"/>
+              </w:rPr>
+              <w:t>82,49 % [82,42, 82,55]</w:t>
+            </w:r>
+          </w:p>
+        </w:tc>
+      </w:tr>
+      <w:tr>
+        <w:tc>
+          <w:tcPr>
+            <w:tcW w:type="dxa" w:w="2200"/>
+          </w:tcPr>
+          <w:p>
+            <w:pPr>
+              <w:pStyle w:val="Compact"/>
+              <w:jc w:val="left"/>
+            </w:pPr>
+            <w:r>
+              <w:rPr>
+                <w:b w:val="0"/>
+              </w:rPr>
+              <w:t>gemma4:12b-mlx</w:t>
+            </w:r>
+          </w:p>
+        </w:tc>
+        <w:tc>
+          <w:tcPr>
+            <w:tcW w:type="dxa" w:w="3319"/>
+          </w:tcPr>
+          <w:p>
+            <w:pPr>
+              <w:pStyle w:val="Compact"/>
+              <w:jc w:val="center"/>
+            </w:pPr>
+            <w:r>
+              <w:rPr>
+                <w:b w:val="0"/>
+              </w:rPr>
+              <w:t>77,96 % [77,80, 78,13]</w:t>
+            </w:r>
+          </w:p>
+        </w:tc>
+        <w:tc>
+          <w:tcPr>
+            <w:tcW w:type="dxa" w:w="3319"/>
+          </w:tcPr>
+          <w:p>
+            <w:pPr>
+              <w:pStyle w:val="Compact"/>
+              <w:jc w:val="center"/>
+            </w:pPr>
+            <w:r>
+              <w:rPr>
+                <w:b w:val="0"/>
+              </w:rPr>
+              <w:t>79,84 % [79,77, 79,90]</w:t>
+            </w:r>
+          </w:p>
+        </w:tc>
+      </w:tr>
+      <w:tr>
+        <w:tc>
+          <w:tcPr>
+            <w:tcW w:type="dxa" w:w="2200"/>
+          </w:tcPr>
+          <w:p>
+            <w:pPr>
+              <w:pStyle w:val="Compact"/>
+              <w:jc w:val="left"/>
+            </w:pPr>
+            <w:r>
+              <w:rPr>
+                <w:b w:val="0"/>
+              </w:rPr>
+              <w:t>gpt-oss:20b</w:t>
+            </w:r>
+          </w:p>
+        </w:tc>
+        <w:tc>
+          <w:tcPr>
+            <w:tcW w:type="dxa" w:w="3319"/>
+          </w:tcPr>
+          <w:p>
+            <w:pPr>
+              <w:pStyle w:val="Compact"/>
+              <w:jc w:val="center"/>
+            </w:pPr>
+            <w:r>
+              <w:rPr>
+                <w:b w:val="0"/>
+              </w:rPr>
+              <w:t>75,50 % [74,46, 76,54]</w:t>
+            </w:r>
+          </w:p>
+        </w:tc>
+        <w:tc>
+          <w:tcPr>
+            <w:tcW w:type="dxa" w:w="3319"/>
+          </w:tcPr>
+          <w:p>
+            <w:pPr>
+              <w:pStyle w:val="Compact"/>
+              <w:jc w:val="center"/>
+            </w:pPr>
+            <w:r>
+              <w:rPr>
+                <w:b w:val="0"/>
+              </w:rPr>
+              <w:t>77,46 % [77,11, 77,81]</w:t>
+            </w:r>
+          </w:p>
+        </w:tc>
+      </w:tr>
+      <w:tr>
+        <w:tc>
+          <w:tcPr>
+            <w:tcW w:type="dxa" w:w="2200"/>
+          </w:tcPr>
+          <w:p>
+            <w:pPr>
+              <w:pStyle w:val="Compact"/>
+              <w:jc w:val="left"/>
+            </w:pPr>
+            <w:r>
+              <w:rPr>
+                <w:b w:val="0"/>
+              </w:rPr>
+              <w:t>gemma4:latest</w:t>
+            </w:r>
+          </w:p>
+        </w:tc>
+        <w:tc>
+          <w:tcPr>
+            <w:tcW w:type="dxa" w:w="3319"/>
+          </w:tcPr>
+          <w:p>
+            <w:pPr>
+              <w:pStyle w:val="Compact"/>
+              <w:jc w:val="center"/>
+            </w:pPr>
+            <w:r>
+              <w:rPr>
+                <w:b w:val="0"/>
+              </w:rPr>
+              <w:t>75,13 % [74,51, 75,74]</w:t>
+            </w:r>
+          </w:p>
+        </w:tc>
+        <w:tc>
+          <w:tcPr>
+            <w:tcW w:type="dxa" w:w="3319"/>
+          </w:tcPr>
+          <w:p>
+            <w:pPr>
+              <w:pStyle w:val="Compact"/>
+              <w:jc w:val="center"/>
+            </w:pPr>
+            <w:r>
+              <w:rPr>
+                <w:b w:val="0"/>
+              </w:rPr>
+              <w:t>77,98 % [77,44, 78,53]</w:t>
+            </w:r>
+          </w:p>
+        </w:tc>
+      </w:tr>
+      <w:tr>
+        <w:tc>
+          <w:tcPr>
+            <w:tcW w:type="dxa" w:w="2200"/>
+          </w:tcPr>
+          <w:p>
+            <w:pPr>
+              <w:pStyle w:val="Compact"/>
+              <w:jc w:val="left"/>
+            </w:pPr>
+            <w:r>
+              <w:rPr>
+                <w:b w:val="0"/>
+              </w:rPr>
+              <w:t>llama3.1:8b</w:t>
+            </w:r>
+          </w:p>
+        </w:tc>
+        <w:tc>
+          <w:tcPr>
+            <w:tcW w:type="dxa" w:w="3319"/>
+          </w:tcPr>
+          <w:p>
+            <w:pPr>
+              <w:pStyle w:val="Compact"/>
+              <w:jc w:val="center"/>
+            </w:pPr>
+            <w:r>
+              <w:rPr>
+                <w:b w:val="0"/>
+              </w:rPr>
+              <w:t>69,66 % [69,28, 70,04]</w:t>
+            </w:r>
+          </w:p>
+        </w:tc>
+        <w:tc>
+          <w:tcPr>
+            <w:tcW w:type="dxa" w:w="3319"/>
+          </w:tcPr>
+          <w:p>
+            <w:pPr>
+              <w:pStyle w:val="Compact"/>
+              <w:jc w:val="center"/>
+            </w:pPr>
+            <w:r>
+              <w:rPr>
+                <w:b w:val="0"/>
+              </w:rPr>
+              <w:t>71,43 % [71,00, 71,86]</w:t>
+            </w:r>
+          </w:p>
+        </w:tc>
+      </w:tr>
+      <w:tr>
+        <w:tc>
+          <w:tcPr>
+            <w:tcW w:type="dxa" w:w="2200"/>
+          </w:tcPr>
+          <w:p>
+            <w:pPr>
+              <w:pStyle w:val="Compact"/>
+              <w:jc w:val="left"/>
+            </w:pPr>
+            <w:r>
+              <w:rPr>
+                <w:b w:val="0"/>
+              </w:rPr>
+              <w:t>qwen3:8b</w:t>
+            </w:r>
+          </w:p>
+        </w:tc>
+        <w:tc>
+          <w:tcPr>
+            <w:tcW w:type="dxa" w:w="3319"/>
+          </w:tcPr>
+          <w:p>
+            <w:pPr>
+              <w:pStyle w:val="Compact"/>
+              <w:jc w:val="center"/>
+            </w:pPr>
+            <w:r>
+              <w:rPr>
+                <w:b w:val="0"/>
+              </w:rPr>
+              <w:t>68,92 % [68,77, 69,08]</w:t>
+            </w:r>
+          </w:p>
+        </w:tc>
+        <w:tc>
+          <w:tcPr>
+            <w:tcW w:type="dxa" w:w="3319"/>
+          </w:tcPr>
+          <w:p>
+            <w:pPr>
+              <w:pStyle w:val="Compact"/>
+              <w:jc w:val="center"/>
+            </w:pPr>
+            <w:r>
+              <w:rPr>
+                <w:b w:val="0"/>
+              </w:rPr>
+              <w:t>69,13 % [69,01, 69,25]</w:t>
+            </w:r>
+          </w:p>
+        </w:tc>
+      </w:tr>
+      <w:tr>
+        <w:tc>
+          <w:tcPr>
+            <w:tcW w:type="dxa" w:w="2200"/>
+          </w:tcPr>
+          <w:p>
+            <w:pPr>
+              <w:pStyle w:val="Compact"/>
+              <w:jc w:val="left"/>
+            </w:pPr>
+            <w:r>
+              <w:rPr>
+                <w:b w:val="0"/>
+              </w:rPr>
+              <w:t>llama3.2:latest</w:t>
+            </w:r>
+          </w:p>
+        </w:tc>
+        <w:tc>
+          <w:tcPr>
+            <w:tcW w:type="dxa" w:w="3319"/>
+          </w:tcPr>
+          <w:p>
+            <w:pPr>
+              <w:pStyle w:val="Compact"/>
+              <w:jc w:val="center"/>
+            </w:pPr>
+            <w:r>
+              <w:rPr>
+                <w:b w:val="0"/>
+              </w:rPr>
+              <w:t>62,46 % [61,63, 63,29]</w:t>
+            </w:r>
+          </w:p>
+        </w:tc>
+        <w:tc>
+          <w:tcPr>
+            <w:tcW w:type="dxa" w:w="3319"/>
+          </w:tcPr>
+          <w:p>
+            <w:pPr>
+              <w:pStyle w:val="Compact"/>
+              <w:jc w:val="center"/>
+            </w:pPr>
+            <w:r>
+              <w:rPr>
+                <w:b w:val="0"/>
+              </w:rPr>
+              <w:t>69,67 % [69,39, 69,95]</w:t>
+            </w:r>
+          </w:p>
+        </w:tc>
+      </w:tr>
+      <w:tr>
+        <w:tc>
+          <w:tcPr>
+            <w:tcW w:type="dxa" w:w="2200"/>
+          </w:tcPr>
+          <w:p>
+            <w:pPr>
+              <w:pStyle w:val="Compact"/>
+              <w:jc w:val="left"/>
+            </w:pPr>
+            <w:r>
+              <w:rPr>
+                <w:b w:val="0"/>
+              </w:rPr>
+              <w:t>mistral-nemo:latest</w:t>
+            </w:r>
+          </w:p>
+        </w:tc>
+        <w:tc>
+          <w:tcPr>
+            <w:tcW w:type="dxa" w:w="3319"/>
+          </w:tcPr>
+          <w:p>
+            <w:pPr>
+              <w:pStyle w:val="Compact"/>
+              <w:jc w:val="center"/>
+            </w:pPr>
+            <w:r>
+              <w:rPr>
+                <w:b w:val="0"/>
+              </w:rPr>
+              <w:t>60,39 % [59,80, 60,97]</w:t>
+            </w:r>
+          </w:p>
+        </w:tc>
+        <w:tc>
+          <w:tcPr>
+            <w:tcW w:type="dxa" w:w="3319"/>
+          </w:tcPr>
+          <w:p>
+            <w:pPr>
+              <w:pStyle w:val="Compact"/>
+              <w:jc w:val="center"/>
+            </w:pPr>
+            <w:r>
+              <w:rPr>
+                <w:b w:val="0"/>
+              </w:rPr>
+              <w:t>56,93 % [55,77, 58,10]</w:t>
+            </w:r>
+          </w:p>
+        </w:tc>
+      </w:tr>
+      <w:tr>
+        <w:tc>
+          <w:tcPr>
+            <w:tcW w:type="dxa" w:w="2200"/>
+          </w:tcPr>
+          <w:p>
+            <w:pPr>
+              <w:pStyle w:val="Compact"/>
+              <w:jc w:val="left"/>
+            </w:pPr>
+            <w:r>
+              <w:rPr>
+                <w:b w:val="0"/>
+              </w:rPr>
+              <w:t>deepseek-r1:1.5b</w:t>
+            </w:r>
+          </w:p>
+        </w:tc>
+        <w:tc>
+          <w:tcPr>
+            <w:tcW w:type="dxa" w:w="3319"/>
+          </w:tcPr>
+          <w:p>
+            <w:pPr>
+              <w:pStyle w:val="Compact"/>
+              <w:jc w:val="center"/>
+            </w:pPr>
+            <w:r>
+              <w:rPr>
+                <w:b w:val="0"/>
+              </w:rPr>
+              <w:t>29,18 % [28,13, 30,23]</w:t>
+            </w:r>
+          </w:p>
+        </w:tc>
+        <w:tc>
+          <w:tcPr>
+            <w:tcW w:type="dxa" w:w="3319"/>
+          </w:tcPr>
+          <w:p>
+            <w:pPr>
+              <w:pStyle w:val="Compact"/>
+              <w:jc w:val="center"/>
+            </w:pPr>
+            <w:r>
+              <w:rPr>
+                <w:b w:val="0"/>
+              </w:rPr>
+              <w:t>31,99 % [30,92, 33,06]</w:t>
+            </w:r>
+          </w:p>
+        </w:tc>
+      </w:tr>
+      <w:tr>
+        <w:tc>
+          <w:tcPr>
+            <w:tcW w:type="dxa" w:w="2200"/>
+          </w:tcPr>
+          <w:p>
+            <w:pPr>
+              <w:pStyle w:val="Compact"/>
+              <w:jc w:val="left"/>
+            </w:pPr>
+            <w:r>
+              <w:rPr>
+                <w:b w:val="0"/>
+              </w:rPr>
+              <w:t>nemotron-mini:4b</w:t>
+            </w:r>
+          </w:p>
+        </w:tc>
+        <w:tc>
+          <w:tcPr>
+            <w:tcW w:type="dxa" w:w="3319"/>
+          </w:tcPr>
+          <w:p>
+            <w:pPr>
+              <w:pStyle w:val="Compact"/>
+              <w:jc w:val="center"/>
+            </w:pPr>
+            <w:r>
+              <w:rPr>
+                <w:b w:val="0"/>
+              </w:rPr>
+              <w:t>27,68 % [26,90, 28,46]</w:t>
+            </w:r>
+          </w:p>
+        </w:tc>
+        <w:tc>
+          <w:tcPr>
+            <w:tcW w:type="dxa" w:w="3319"/>
+          </w:tcPr>
+          <w:p>
+            <w:pPr>
+              <w:pStyle w:val="Compact"/>
+              <w:jc w:val="center"/>
+            </w:pPr>
+            <w:r>
+              <w:rPr>
+                <w:b w:val="0"/>
+              </w:rPr>
+              <w:t>41,13 % [40,23, 42,02]</w:t>
+            </w:r>
+          </w:p>
+        </w:tc>
+      </w:tr>
+    </w:tbl>
+    <w:p>
+      <w:pPr>
+        <w:numPr>
+          <w:ilvl w:val="0"/>
+          <w:numId w:val="0"/>
+        </w:numPr>
+        <w:pStyle w:val="p1a"/>
+      </w:pPr>
+      <w:r>
+        <w:t xml:space="preserve">De los veintidós puntos que reporta la Tabla 7 para estos once modelos (baseline y KB RAG), quince caen dentro de su intervalo de confianza de cinco semillas. Los siete restantes quedan fuera por un margen mínimo, entre 0,03 y 0,13 puntos porcentuales (gemma4:12b-mlx en ambos modos, gpt-oss:20b, llama3.1:8b, qwen3:8b, llama3.2:latest y deepseek-r1:1.5b en uno de los dos), consistente con que la corrida publicada no comparte semilla con ninguna de las cinco de esta réplica salvo, aparentemente, en gemma4:31b-mlx. El resultado de conjunto es el mismo: ningún modelo se desvía de su franja de cinco semillas más allá de un margen menor al 0,15 % absoluto, y la cifra ya publicada en la Tabla 7 queda acotada, no cuestionada, por este intervalo de confianza.</w:t>
       </w:r>
     </w:p>
     <w:sectPr>
